--- a/tpf/Sebas Rojas - Is1 TPF Documentación - G11 completo.docx
+++ b/tpf/Sebas Rojas - Is1 TPF Documentación - G11 completo.docx
@@ -258,6 +258,30 @@
       </w:pPr>
       <w:r>
         <w:t xml:space="preserve">Modelo de Diseño</w:t>
+      </w:r>
+    </w:p>
+    <w:p>
+      <w:pPr>
+        <w:pStyle w:val="Compact"/>
+        <w:numPr>
+          <w:ilvl w:val="1"/>
+          <w:numId w:val="1003"/>
+        </w:numPr>
+      </w:pPr>
+      <w:r>
+        <w:t xml:space="preserve">Diagrama de Estados</w:t>
+      </w:r>
+    </w:p>
+    <w:p>
+      <w:pPr>
+        <w:pStyle w:val="Compact"/>
+        <w:numPr>
+          <w:ilvl w:val="1"/>
+          <w:numId w:val="1003"/>
+        </w:numPr>
+      </w:pPr>
+      <w:r>
+        <w:t xml:space="preserve">Diagrama de Actividades</w:t>
       </w:r>
     </w:p>
     <w:p>
@@ -8843,14 +8867,14 @@
         </w:drawing>
       </w:r>
     </w:p>
+    <w:p>
+      <w:r>
+        <w:br w:type="page"/>
+      </w:r>
+    </w:p>
     <w:bookmarkEnd w:id="152"/>
     <w:bookmarkEnd w:id="153"/>
     <w:bookmarkStart w:id="154" w:name="matriz-de-requerimientos-vs-casos-de-uso"/>
-    <w:p>
-      <w:r>
-        <w:br w:type="page"/>
-      </w:r>
-    </w:p>
     <w:p>
       <w:pPr>
         <w:pStyle w:val="Heading2"/>
@@ -8865,5375 +8889,1896 @@
         <w:tblW w:type="pct" w:w="5000"/>
         <w:tblLayout w:type="fixed"/>
         <w:tblLook w:firstRow="1" w:lastRow="0" w:firstColumn="0" w:lastColumn="0" w:noHBand="0" w:noVBand="0" w:val="0020"/>
-        <w:tblBorders>
-          <w:top w:val="single" w:sz="8" w:space="0" w:color="000000"/>
-          <w:left w:val="single" w:sz="8" w:space="0" w:color="000000"/>
-          <w:bottom w:val="single" w:sz="8" w:space="0" w:color="000000"/>
-          <w:right w:val="single" w:sz="8" w:space="0" w:color="000000"/>
-          <w:insideH w:val="single" w:sz="8" w:space="0" w:color="000000"/>
-          <w:insideV w:val="single" w:sz="8" w:space="0" w:color="000000"/>
-        </w:tblBorders>
       </w:tblPr>
       <w:tblGrid>
-        <w:gridCol w:w="1700"/>
-        <w:gridCol w:w="730"/>
-        <w:gridCol w:w="730"/>
-        <w:gridCol w:w="730"/>
-        <w:gridCol w:w="730"/>
-        <w:gridCol w:w="730"/>
-        <w:gridCol w:w="730"/>
-        <w:gridCol w:w="730"/>
-        <w:gridCol w:w="730"/>
-        <w:gridCol w:w="730"/>
-        <w:gridCol w:w="730"/>
+        <w:gridCol w:w="719"/>
+        <w:gridCol w:w="719"/>
+        <w:gridCol w:w="719"/>
+        <w:gridCol w:w="719"/>
+        <w:gridCol w:w="719"/>
+        <w:gridCol w:w="719"/>
+        <w:gridCol w:w="719"/>
+        <w:gridCol w:w="719"/>
+        <w:gridCol w:w="719"/>
+        <w:gridCol w:w="719"/>
+        <w:gridCol w:w="719"/>
       </w:tblGrid>
       <w:tr>
         <w:trPr>
           <w:tblHeader w:val="on"/>
-          <w:trHeight w:val="430" w:hRule="atLeast"/>
         </w:trPr>
         <w:tc>
-          <w:tcPr>
-            <w:tcW w:w="1700" w:type="dxa"/>
-            <w:tcBorders>
-              <w:top w:val="single" w:sz="8" w:space="0" w:color="000000"/>
-              <w:left w:val="single" w:sz="8" w:space="0" w:color="000000"/>
-              <w:bottom w:val="single" w:sz="8" w:space="0" w:color="000000"/>
-              <w:right w:val="single" w:sz="8" w:space="0" w:color="000000"/>
-            </w:tcBorders>
-            <w:shd w:val="clear" w:color="auto" w:fill="D9D9D9"/>
-            <w:vAlign w:val="center"/>
-          </w:tcPr>
-          <w:p>
-            <w:pPr>
-              <w:jc w:val="left"/>
-              <w:spacing w:before="0" w:after="0" w:line="240" w:lineRule="auto"/>
-            </w:pPr>
-            <w:r>
-              <w:rPr>
-                <w:rFonts w:ascii="Times New Roman" w:hAnsi="Times New Roman"/>
-                <w:sz w:val="20"/>
-              </w:rPr>
+          <w:tcPr/>
+          <w:p>
+            <w:pPr>
+              <w:pStyle w:val="Compact"/>
+            </w:pPr>
+            <w:r>
               <w:t xml:space="preserve">Requerimiento</w:t>
             </w:r>
           </w:p>
         </w:tc>
         <w:tc>
-          <w:tcPr>
-            <w:tcW w:w="730" w:type="dxa"/>
-            <w:tcBorders>
-              <w:top w:val="single" w:sz="8" w:space="0" w:color="000000"/>
-              <w:left w:val="single" w:sz="8" w:space="0" w:color="000000"/>
-              <w:bottom w:val="single" w:sz="8" w:space="0" w:color="000000"/>
-              <w:right w:val="single" w:sz="8" w:space="0" w:color="000000"/>
-            </w:tcBorders>
-            <w:shd w:val="clear" w:color="auto" w:fill="D9D9D9"/>
-            <w:vAlign w:val="center"/>
-          </w:tcPr>
-          <w:p>
-            <w:pPr>
-              <w:jc w:val="center"/>
-              <w:spacing w:before="0" w:after="0" w:line="240" w:lineRule="auto"/>
-            </w:pPr>
-            <w:r>
-              <w:rPr>
-                <w:rFonts w:ascii="Times New Roman" w:hAnsi="Times New Roman"/>
-                <w:sz w:val="20"/>
-              </w:rPr>
-              <w:t xml:space="preserve">Caso de</w:t>
-              <w:br/>
-              <w:t xml:space="preserve">Uso 1</w:t>
-            </w:r>
-          </w:p>
-        </w:tc>
-        <w:tc>
-          <w:tcPr>
-            <w:tcW w:w="730" w:type="dxa"/>
-            <w:tcBorders>
-              <w:top w:val="single" w:sz="8" w:space="0" w:color="000000"/>
-              <w:left w:val="single" w:sz="8" w:space="0" w:color="000000"/>
-              <w:bottom w:val="single" w:sz="8" w:space="0" w:color="000000"/>
-              <w:right w:val="single" w:sz="8" w:space="0" w:color="000000"/>
-            </w:tcBorders>
-            <w:shd w:val="clear" w:color="auto" w:fill="D9D9D9"/>
-            <w:vAlign w:val="center"/>
-          </w:tcPr>
-          <w:p>
-            <w:pPr>
-              <w:jc w:val="center"/>
-              <w:spacing w:before="0" w:after="0" w:line="240" w:lineRule="auto"/>
-            </w:pPr>
-            <w:r>
-              <w:rPr>
-                <w:rFonts w:ascii="Times New Roman" w:hAnsi="Times New Roman"/>
-                <w:sz w:val="20"/>
-              </w:rPr>
-              <w:t xml:space="preserve">Caso de</w:t>
-              <w:br/>
-              <w:t xml:space="preserve">Uso 2</w:t>
-            </w:r>
-          </w:p>
-        </w:tc>
-        <w:tc>
-          <w:tcPr>
-            <w:tcW w:w="730" w:type="dxa"/>
-            <w:tcBorders>
-              <w:top w:val="single" w:sz="8" w:space="0" w:color="000000"/>
-              <w:left w:val="single" w:sz="8" w:space="0" w:color="000000"/>
-              <w:bottom w:val="single" w:sz="8" w:space="0" w:color="000000"/>
-              <w:right w:val="single" w:sz="8" w:space="0" w:color="000000"/>
-            </w:tcBorders>
-            <w:shd w:val="clear" w:color="auto" w:fill="D9D9D9"/>
-            <w:vAlign w:val="center"/>
-          </w:tcPr>
-          <w:p>
-            <w:pPr>
-              <w:jc w:val="center"/>
-              <w:spacing w:before="0" w:after="0" w:line="240" w:lineRule="auto"/>
-            </w:pPr>
-            <w:r>
-              <w:rPr>
-                <w:rFonts w:ascii="Times New Roman" w:hAnsi="Times New Roman"/>
-                <w:sz w:val="20"/>
-              </w:rPr>
-              <w:t xml:space="preserve">Caso de</w:t>
-              <w:br/>
-              <w:t xml:space="preserve">Uso 3</w:t>
-            </w:r>
-          </w:p>
-        </w:tc>
-        <w:tc>
-          <w:tcPr>
-            <w:tcW w:w="730" w:type="dxa"/>
-            <w:tcBorders>
-              <w:top w:val="single" w:sz="8" w:space="0" w:color="000000"/>
-              <w:left w:val="single" w:sz="8" w:space="0" w:color="000000"/>
-              <w:bottom w:val="single" w:sz="8" w:space="0" w:color="000000"/>
-              <w:right w:val="single" w:sz="8" w:space="0" w:color="000000"/>
-            </w:tcBorders>
-            <w:shd w:val="clear" w:color="auto" w:fill="D9D9D9"/>
-            <w:vAlign w:val="center"/>
-          </w:tcPr>
-          <w:p>
-            <w:pPr>
-              <w:jc w:val="center"/>
-              <w:spacing w:before="0" w:after="0" w:line="240" w:lineRule="auto"/>
-            </w:pPr>
-            <w:r>
-              <w:rPr>
-                <w:rFonts w:ascii="Times New Roman" w:hAnsi="Times New Roman"/>
-                <w:sz w:val="20"/>
-              </w:rPr>
-              <w:t xml:space="preserve">Caso de</w:t>
-              <w:br/>
-              <w:t xml:space="preserve">Uso 4</w:t>
-            </w:r>
-          </w:p>
-        </w:tc>
-        <w:tc>
-          <w:tcPr>
-            <w:tcW w:w="730" w:type="dxa"/>
-            <w:tcBorders>
-              <w:top w:val="single" w:sz="8" w:space="0" w:color="000000"/>
-              <w:left w:val="single" w:sz="8" w:space="0" w:color="000000"/>
-              <w:bottom w:val="single" w:sz="8" w:space="0" w:color="000000"/>
-              <w:right w:val="single" w:sz="8" w:space="0" w:color="000000"/>
-            </w:tcBorders>
-            <w:shd w:val="clear" w:color="auto" w:fill="D9D9D9"/>
-            <w:vAlign w:val="center"/>
-          </w:tcPr>
-          <w:p>
-            <w:pPr>
-              <w:jc w:val="center"/>
-              <w:spacing w:before="0" w:after="0" w:line="240" w:lineRule="auto"/>
-            </w:pPr>
-            <w:r>
-              <w:rPr>
-                <w:rFonts w:ascii="Times New Roman" w:hAnsi="Times New Roman"/>
-                <w:sz w:val="20"/>
-              </w:rPr>
-              <w:t xml:space="preserve">Caso de</w:t>
-              <w:br/>
-              <w:t xml:space="preserve">Uso 5</w:t>
-            </w:r>
-          </w:p>
-        </w:tc>
-        <w:tc>
-          <w:tcPr>
-            <w:tcW w:w="730" w:type="dxa"/>
-            <w:tcBorders>
-              <w:top w:val="single" w:sz="8" w:space="0" w:color="000000"/>
-              <w:left w:val="single" w:sz="8" w:space="0" w:color="000000"/>
-              <w:bottom w:val="single" w:sz="8" w:space="0" w:color="000000"/>
-              <w:right w:val="single" w:sz="8" w:space="0" w:color="000000"/>
-            </w:tcBorders>
-            <w:shd w:val="clear" w:color="auto" w:fill="D9D9D9"/>
-            <w:vAlign w:val="center"/>
-          </w:tcPr>
-          <w:p>
-            <w:pPr>
-              <w:jc w:val="center"/>
-              <w:spacing w:before="0" w:after="0" w:line="240" w:lineRule="auto"/>
-            </w:pPr>
-            <w:r>
-              <w:rPr>
-                <w:rFonts w:ascii="Times New Roman" w:hAnsi="Times New Roman"/>
-                <w:sz w:val="20"/>
-              </w:rPr>
-              <w:t xml:space="preserve">Caso de</w:t>
-              <w:br/>
-              <w:t xml:space="preserve">Uso 6</w:t>
-            </w:r>
-          </w:p>
-        </w:tc>
-        <w:tc>
-          <w:tcPr>
-            <w:tcW w:w="730" w:type="dxa"/>
-            <w:tcBorders>
-              <w:top w:val="single" w:sz="8" w:space="0" w:color="000000"/>
-              <w:left w:val="single" w:sz="8" w:space="0" w:color="000000"/>
-              <w:bottom w:val="single" w:sz="8" w:space="0" w:color="000000"/>
-              <w:right w:val="single" w:sz="8" w:space="0" w:color="000000"/>
-            </w:tcBorders>
-            <w:shd w:val="clear" w:color="auto" w:fill="D9D9D9"/>
-            <w:vAlign w:val="center"/>
-          </w:tcPr>
-          <w:p>
-            <w:pPr>
-              <w:jc w:val="center"/>
-              <w:spacing w:before="0" w:after="0" w:line="240" w:lineRule="auto"/>
-            </w:pPr>
-            <w:r>
-              <w:rPr>
-                <w:rFonts w:ascii="Times New Roman" w:hAnsi="Times New Roman"/>
-                <w:sz w:val="20"/>
-              </w:rPr>
-              <w:t xml:space="preserve">Caso de</w:t>
-              <w:br/>
-              <w:t xml:space="preserve">Uso 7</w:t>
-            </w:r>
-          </w:p>
-        </w:tc>
-        <w:tc>
-          <w:tcPr>
-            <w:tcW w:w="730" w:type="dxa"/>
-            <w:tcBorders>
-              <w:top w:val="single" w:sz="8" w:space="0" w:color="000000"/>
-              <w:left w:val="single" w:sz="8" w:space="0" w:color="000000"/>
-              <w:bottom w:val="single" w:sz="8" w:space="0" w:color="000000"/>
-              <w:right w:val="single" w:sz="8" w:space="0" w:color="000000"/>
-            </w:tcBorders>
-            <w:shd w:val="clear" w:color="auto" w:fill="D9D9D9"/>
-            <w:vAlign w:val="center"/>
-          </w:tcPr>
-          <w:p>
-            <w:pPr>
-              <w:jc w:val="center"/>
-              <w:spacing w:before="0" w:after="0" w:line="240" w:lineRule="auto"/>
-            </w:pPr>
-            <w:r>
-              <w:rPr>
-                <w:rFonts w:ascii="Times New Roman" w:hAnsi="Times New Roman"/>
-                <w:sz w:val="20"/>
-              </w:rPr>
-              <w:t xml:space="preserve">Caso de</w:t>
-              <w:br/>
-              <w:t xml:space="preserve">Uso 8</w:t>
-            </w:r>
-          </w:p>
-        </w:tc>
-        <w:tc>
-          <w:tcPr>
-            <w:tcW w:w="730" w:type="dxa"/>
-            <w:tcBorders>
-              <w:top w:val="single" w:sz="8" w:space="0" w:color="000000"/>
-              <w:left w:val="single" w:sz="8" w:space="0" w:color="000000"/>
-              <w:bottom w:val="single" w:sz="8" w:space="0" w:color="000000"/>
-              <w:right w:val="single" w:sz="8" w:space="0" w:color="000000"/>
-            </w:tcBorders>
-            <w:shd w:val="clear" w:color="auto" w:fill="D9D9D9"/>
-            <w:vAlign w:val="center"/>
-          </w:tcPr>
-          <w:p>
-            <w:pPr>
-              <w:jc w:val="center"/>
-              <w:spacing w:before="0" w:after="0" w:line="240" w:lineRule="auto"/>
-            </w:pPr>
-            <w:r>
-              <w:rPr>
-                <w:rFonts w:ascii="Times New Roman" w:hAnsi="Times New Roman"/>
-                <w:sz w:val="20"/>
-              </w:rPr>
-              <w:t xml:space="preserve">Caso de</w:t>
-              <w:br/>
-              <w:t xml:space="preserve">Uso 9</w:t>
-            </w:r>
-          </w:p>
-        </w:tc>
-        <w:tc>
-          <w:tcPr>
-            <w:tcW w:w="730" w:type="dxa"/>
-            <w:tcBorders>
-              <w:top w:val="single" w:sz="8" w:space="0" w:color="000000"/>
-              <w:left w:val="single" w:sz="8" w:space="0" w:color="000000"/>
-              <w:bottom w:val="single" w:sz="8" w:space="0" w:color="000000"/>
-              <w:right w:val="single" w:sz="8" w:space="0" w:color="000000"/>
-            </w:tcBorders>
-            <w:shd w:val="clear" w:color="auto" w:fill="D9D9D9"/>
-            <w:vAlign w:val="center"/>
-          </w:tcPr>
-          <w:p>
-            <w:pPr>
-              <w:jc w:val="center"/>
-              <w:spacing w:before="0" w:after="0" w:line="240" w:lineRule="auto"/>
-            </w:pPr>
-            <w:r>
-              <w:rPr>
-                <w:rFonts w:ascii="Times New Roman" w:hAnsi="Times New Roman"/>
-                <w:sz w:val="20"/>
-              </w:rPr>
-              <w:t xml:space="preserve">Caso de</w:t>
-              <w:br/>
-              <w:t xml:space="preserve">Uso 10</w:t>
-            </w:r>
-          </w:p>
-        </w:tc>
-      </w:tr>
-      <w:tr>
-        <w:trPr>
-          <w:trHeight w:val="390" w:hRule="atLeast"/>
-        </w:trPr>
-        <w:tc>
-          <w:tcPr>
-            <w:tcW w:w="1700" w:type="dxa"/>
-            <w:tcBorders>
-              <w:top w:val="single" w:sz="8" w:space="0" w:color="000000"/>
-              <w:left w:val="single" w:sz="8" w:space="0" w:color="000000"/>
-              <w:bottom w:val="single" w:sz="8" w:space="0" w:color="000000"/>
-              <w:right w:val="single" w:sz="8" w:space="0" w:color="000000"/>
-            </w:tcBorders>
-            <w:vAlign w:val="center"/>
-          </w:tcPr>
-          <w:p>
-            <w:pPr>
-              <w:jc w:val="left"/>
-              <w:spacing w:before="0" w:after="0" w:line="240" w:lineRule="auto"/>
-            </w:pPr>
-            <w:r>
-              <w:rPr>
-                <w:rFonts w:ascii="Times New Roman" w:hAnsi="Times New Roman"/>
-                <w:sz w:val="20"/>
-              </w:rPr>
+          <w:tcPr/>
+          <w:p>
+            <w:pPr>
+              <w:pStyle w:val="Compact"/>
+            </w:pPr>
+            <w:r>
+              <w:t xml:space="preserve">CU-01</w:t>
+            </w:r>
+          </w:p>
+        </w:tc>
+        <w:tc>
+          <w:tcPr/>
+          <w:p>
+            <w:pPr>
+              <w:pStyle w:val="Compact"/>
+            </w:pPr>
+            <w:r>
+              <w:t xml:space="preserve">CU-02</w:t>
+            </w:r>
+          </w:p>
+        </w:tc>
+        <w:tc>
+          <w:tcPr/>
+          <w:p>
+            <w:pPr>
+              <w:pStyle w:val="Compact"/>
+            </w:pPr>
+            <w:r>
+              <w:t xml:space="preserve">CU-03</w:t>
+            </w:r>
+          </w:p>
+        </w:tc>
+        <w:tc>
+          <w:tcPr/>
+          <w:p>
+            <w:pPr>
+              <w:pStyle w:val="Compact"/>
+            </w:pPr>
+            <w:r>
+              <w:t xml:space="preserve">CU-04</w:t>
+            </w:r>
+          </w:p>
+        </w:tc>
+        <w:tc>
+          <w:tcPr/>
+          <w:p>
+            <w:pPr>
+              <w:pStyle w:val="Compact"/>
+            </w:pPr>
+            <w:r>
+              <w:t xml:space="preserve">CU-05</w:t>
+            </w:r>
+          </w:p>
+        </w:tc>
+        <w:tc>
+          <w:tcPr/>
+          <w:p>
+            <w:pPr>
+              <w:pStyle w:val="Compact"/>
+            </w:pPr>
+            <w:r>
+              <w:t xml:space="preserve">CU-06</w:t>
+            </w:r>
+          </w:p>
+        </w:tc>
+        <w:tc>
+          <w:tcPr/>
+          <w:p>
+            <w:pPr>
+              <w:pStyle w:val="Compact"/>
+            </w:pPr>
+            <w:r>
+              <w:t xml:space="preserve">CU-07</w:t>
+            </w:r>
+          </w:p>
+        </w:tc>
+        <w:tc>
+          <w:tcPr/>
+          <w:p>
+            <w:pPr>
+              <w:pStyle w:val="Compact"/>
+            </w:pPr>
+            <w:r>
+              <w:t xml:space="preserve">CU-08</w:t>
+            </w:r>
+          </w:p>
+        </w:tc>
+        <w:tc>
+          <w:tcPr/>
+          <w:p>
+            <w:pPr>
+              <w:pStyle w:val="Compact"/>
+            </w:pPr>
+            <w:r>
+              <w:t xml:space="preserve">CU-09</w:t>
+            </w:r>
+          </w:p>
+        </w:tc>
+        <w:tc>
+          <w:tcPr/>
+          <w:p>
+            <w:pPr>
+              <w:pStyle w:val="Compact"/>
+            </w:pPr>
+            <w:r>
+              <w:t xml:space="preserve">CU-10</w:t>
+            </w:r>
+          </w:p>
+        </w:tc>
+      </w:tr>
+      <w:tr>
+        <w:tc>
+          <w:tcPr/>
+          <w:p>
+            <w:pPr>
+              <w:pStyle w:val="Compact"/>
+            </w:pPr>
+            <w:r>
               <w:t xml:space="preserve">RF-01</w:t>
             </w:r>
           </w:p>
         </w:tc>
         <w:tc>
-          <w:tcPr>
-            <w:tcW w:w="730" w:type="dxa"/>
-            <w:tcBorders>
-              <w:top w:val="single" w:sz="8" w:space="0" w:color="000000"/>
-              <w:left w:val="single" w:sz="8" w:space="0" w:color="000000"/>
-              <w:bottom w:val="single" w:sz="8" w:space="0" w:color="000000"/>
-              <w:right w:val="single" w:sz="8" w:space="0" w:color="000000"/>
-            </w:tcBorders>
-            <w:vAlign w:val="center"/>
-          </w:tcPr>
-          <w:p>
-            <w:pPr>
-              <w:jc w:val="center"/>
-              <w:spacing w:before="0" w:after="0" w:line="240" w:lineRule="auto"/>
-            </w:pPr>
-            <w:r>
-              <w:rPr>
-                <w:rFonts w:ascii="Times New Roman" w:hAnsi="Times New Roman"/>
-                <w:sz w:val="28"/>
-              </w:rPr>
+          <w:tcPr/>
+          <w:p>
+            <w:pPr>
+              <w:pStyle w:val="Compact"/>
+            </w:pPr>
+            <w:r>
               <w:t xml:space="preserve">●</w:t>
             </w:r>
           </w:p>
         </w:tc>
         <w:tc>
-          <w:tcPr>
-            <w:tcW w:w="730" w:type="dxa"/>
-            <w:tcBorders>
-              <w:top w:val="single" w:sz="8" w:space="0" w:color="000000"/>
-              <w:left w:val="single" w:sz="8" w:space="0" w:color="000000"/>
-              <w:bottom w:val="single" w:sz="8" w:space="0" w:color="000000"/>
-              <w:right w:val="single" w:sz="8" w:space="0" w:color="000000"/>
-            </w:tcBorders>
-            <w:vAlign w:val="center"/>
-          </w:tcPr>
-          <w:p>
-            <w:pPr>
-              <w:jc w:val="center"/>
-              <w:spacing w:before="0" w:after="0" w:line="240" w:lineRule="auto"/>
-            </w:pPr>
-            <w:r>
-              <w:rPr>
-                <w:rFonts w:ascii="Times New Roman" w:hAnsi="Times New Roman"/>
-                <w:sz w:val="28"/>
-              </w:rPr>
-              <w:t xml:space="preserve"/>
-            </w:r>
-          </w:p>
-        </w:tc>
-        <w:tc>
-          <w:tcPr>
-            <w:tcW w:w="730" w:type="dxa"/>
-            <w:tcBorders>
-              <w:top w:val="single" w:sz="8" w:space="0" w:color="000000"/>
-              <w:left w:val="single" w:sz="8" w:space="0" w:color="000000"/>
-              <w:bottom w:val="single" w:sz="8" w:space="0" w:color="000000"/>
-              <w:right w:val="single" w:sz="8" w:space="0" w:color="000000"/>
-            </w:tcBorders>
-            <w:vAlign w:val="center"/>
-          </w:tcPr>
-          <w:p>
-            <w:pPr>
-              <w:jc w:val="center"/>
-              <w:spacing w:before="0" w:after="0" w:line="240" w:lineRule="auto"/>
-            </w:pPr>
-            <w:r>
-              <w:rPr>
-                <w:rFonts w:ascii="Times New Roman" w:hAnsi="Times New Roman"/>
-                <w:sz w:val="28"/>
-              </w:rPr>
-              <w:t xml:space="preserve"/>
-            </w:r>
-          </w:p>
-        </w:tc>
-        <w:tc>
-          <w:tcPr>
-            <w:tcW w:w="730" w:type="dxa"/>
-            <w:tcBorders>
-              <w:top w:val="single" w:sz="8" w:space="0" w:color="000000"/>
-              <w:left w:val="single" w:sz="8" w:space="0" w:color="000000"/>
-              <w:bottom w:val="single" w:sz="8" w:space="0" w:color="000000"/>
-              <w:right w:val="single" w:sz="8" w:space="0" w:color="000000"/>
-            </w:tcBorders>
-            <w:vAlign w:val="center"/>
-          </w:tcPr>
-          <w:p>
-            <w:pPr>
-              <w:jc w:val="center"/>
-              <w:spacing w:before="0" w:after="0" w:line="240" w:lineRule="auto"/>
-            </w:pPr>
-            <w:r>
-              <w:rPr>
-                <w:rFonts w:ascii="Times New Roman" w:hAnsi="Times New Roman"/>
-                <w:sz w:val="28"/>
-              </w:rPr>
-              <w:t xml:space="preserve"/>
-            </w:r>
-          </w:p>
-        </w:tc>
-        <w:tc>
-          <w:tcPr>
-            <w:tcW w:w="730" w:type="dxa"/>
-            <w:tcBorders>
-              <w:top w:val="single" w:sz="8" w:space="0" w:color="000000"/>
-              <w:left w:val="single" w:sz="8" w:space="0" w:color="000000"/>
-              <w:bottom w:val="single" w:sz="8" w:space="0" w:color="000000"/>
-              <w:right w:val="single" w:sz="8" w:space="0" w:color="000000"/>
-            </w:tcBorders>
-            <w:vAlign w:val="center"/>
-          </w:tcPr>
-          <w:p>
-            <w:pPr>
-              <w:jc w:val="center"/>
-              <w:spacing w:before="0" w:after="0" w:line="240" w:lineRule="auto"/>
-            </w:pPr>
-            <w:r>
-              <w:rPr>
-                <w:rFonts w:ascii="Times New Roman" w:hAnsi="Times New Roman"/>
-                <w:sz w:val="28"/>
-              </w:rPr>
-              <w:t xml:space="preserve"/>
-            </w:r>
-          </w:p>
-        </w:tc>
-        <w:tc>
-          <w:tcPr>
-            <w:tcW w:w="730" w:type="dxa"/>
-            <w:tcBorders>
-              <w:top w:val="single" w:sz="8" w:space="0" w:color="000000"/>
-              <w:left w:val="single" w:sz="8" w:space="0" w:color="000000"/>
-              <w:bottom w:val="single" w:sz="8" w:space="0" w:color="000000"/>
-              <w:right w:val="single" w:sz="8" w:space="0" w:color="000000"/>
-            </w:tcBorders>
-            <w:vAlign w:val="center"/>
-          </w:tcPr>
-          <w:p>
-            <w:pPr>
-              <w:jc w:val="center"/>
-              <w:spacing w:before="0" w:after="0" w:line="240" w:lineRule="auto"/>
-            </w:pPr>
-            <w:r>
-              <w:rPr>
-                <w:rFonts w:ascii="Times New Roman" w:hAnsi="Times New Roman"/>
-                <w:sz w:val="28"/>
-              </w:rPr>
-              <w:t xml:space="preserve"/>
-            </w:r>
-          </w:p>
-        </w:tc>
-        <w:tc>
-          <w:tcPr>
-            <w:tcW w:w="730" w:type="dxa"/>
-            <w:tcBorders>
-              <w:top w:val="single" w:sz="8" w:space="0" w:color="000000"/>
-              <w:left w:val="single" w:sz="8" w:space="0" w:color="000000"/>
-              <w:bottom w:val="single" w:sz="8" w:space="0" w:color="000000"/>
-              <w:right w:val="single" w:sz="8" w:space="0" w:color="000000"/>
-            </w:tcBorders>
-            <w:vAlign w:val="center"/>
-          </w:tcPr>
-          <w:p>
-            <w:pPr>
-              <w:jc w:val="center"/>
-              <w:spacing w:before="0" w:after="0" w:line="240" w:lineRule="auto"/>
-            </w:pPr>
-            <w:r>
-              <w:rPr>
-                <w:rFonts w:ascii="Times New Roman" w:hAnsi="Times New Roman"/>
-                <w:sz w:val="28"/>
-              </w:rPr>
-              <w:t xml:space="preserve"/>
-            </w:r>
-          </w:p>
-        </w:tc>
-        <w:tc>
-          <w:tcPr>
-            <w:tcW w:w="730" w:type="dxa"/>
-            <w:tcBorders>
-              <w:top w:val="single" w:sz="8" w:space="0" w:color="000000"/>
-              <w:left w:val="single" w:sz="8" w:space="0" w:color="000000"/>
-              <w:bottom w:val="single" w:sz="8" w:space="0" w:color="000000"/>
-              <w:right w:val="single" w:sz="8" w:space="0" w:color="000000"/>
-            </w:tcBorders>
-            <w:vAlign w:val="center"/>
-          </w:tcPr>
-          <w:p>
-            <w:pPr>
-              <w:jc w:val="center"/>
-              <w:spacing w:before="0" w:after="0" w:line="240" w:lineRule="auto"/>
-            </w:pPr>
-            <w:r>
-              <w:rPr>
-                <w:rFonts w:ascii="Times New Roman" w:hAnsi="Times New Roman"/>
-                <w:sz w:val="28"/>
-              </w:rPr>
-              <w:t xml:space="preserve"/>
-            </w:r>
-          </w:p>
-        </w:tc>
-        <w:tc>
-          <w:tcPr>
-            <w:tcW w:w="730" w:type="dxa"/>
-            <w:tcBorders>
-              <w:top w:val="single" w:sz="8" w:space="0" w:color="000000"/>
-              <w:left w:val="single" w:sz="8" w:space="0" w:color="000000"/>
-              <w:bottom w:val="single" w:sz="8" w:space="0" w:color="000000"/>
-              <w:right w:val="single" w:sz="8" w:space="0" w:color="000000"/>
-            </w:tcBorders>
-            <w:vAlign w:val="center"/>
-          </w:tcPr>
-          <w:p>
-            <w:pPr>
-              <w:jc w:val="center"/>
-              <w:spacing w:before="0" w:after="0" w:line="240" w:lineRule="auto"/>
-            </w:pPr>
-            <w:r>
-              <w:rPr>
-                <w:rFonts w:ascii="Times New Roman" w:hAnsi="Times New Roman"/>
-                <w:sz w:val="28"/>
-              </w:rPr>
-              <w:t xml:space="preserve"/>
-            </w:r>
-          </w:p>
-        </w:tc>
-        <w:tc>
-          <w:tcPr>
-            <w:tcW w:w="730" w:type="dxa"/>
-            <w:tcBorders>
-              <w:top w:val="single" w:sz="8" w:space="0" w:color="000000"/>
-              <w:left w:val="single" w:sz="8" w:space="0" w:color="000000"/>
-              <w:bottom w:val="single" w:sz="8" w:space="0" w:color="000000"/>
-              <w:right w:val="single" w:sz="8" w:space="0" w:color="000000"/>
-            </w:tcBorders>
-            <w:vAlign w:val="center"/>
-          </w:tcPr>
-          <w:p>
-            <w:pPr>
-              <w:jc w:val="center"/>
-              <w:spacing w:before="0" w:after="0" w:line="240" w:lineRule="auto"/>
-            </w:pPr>
-            <w:r>
-              <w:rPr>
-                <w:rFonts w:ascii="Times New Roman" w:hAnsi="Times New Roman"/>
-                <w:sz w:val="28"/>
-              </w:rPr>
-              <w:t xml:space="preserve"/>
-            </w:r>
-          </w:p>
-        </w:tc>
-      </w:tr>
-      <w:tr>
-        <w:trPr>
-          <w:trHeight w:val="390" w:hRule="atLeast"/>
-        </w:trPr>
-        <w:tc>
-          <w:tcPr>
-            <w:tcW w:w="1700" w:type="dxa"/>
-            <w:tcBorders>
-              <w:top w:val="single" w:sz="8" w:space="0" w:color="000000"/>
-              <w:left w:val="single" w:sz="8" w:space="0" w:color="000000"/>
-              <w:bottom w:val="single" w:sz="8" w:space="0" w:color="000000"/>
-              <w:right w:val="single" w:sz="8" w:space="0" w:color="000000"/>
-            </w:tcBorders>
-            <w:vAlign w:val="center"/>
-          </w:tcPr>
-          <w:p>
-            <w:pPr>
-              <w:jc w:val="left"/>
-              <w:spacing w:before="0" w:after="0" w:line="240" w:lineRule="auto"/>
-            </w:pPr>
-            <w:r>
-              <w:rPr>
-                <w:rFonts w:ascii="Times New Roman" w:hAnsi="Times New Roman"/>
-                <w:sz w:val="20"/>
-              </w:rPr>
+          <w:tcPr/>
+          <w:p>
+            <w:pPr>
+              <w:pStyle w:val="Compact"/>
+            </w:pPr>
+          </w:p>
+        </w:tc>
+        <w:tc>
+          <w:tcPr/>
+          <w:p>
+            <w:pPr>
+              <w:pStyle w:val="Compact"/>
+            </w:pPr>
+          </w:p>
+        </w:tc>
+        <w:tc>
+          <w:tcPr/>
+          <w:p>
+            <w:pPr>
+              <w:pStyle w:val="Compact"/>
+            </w:pPr>
+          </w:p>
+        </w:tc>
+        <w:tc>
+          <w:tcPr/>
+          <w:p>
+            <w:pPr>
+              <w:pStyle w:val="Compact"/>
+            </w:pPr>
+          </w:p>
+        </w:tc>
+        <w:tc>
+          <w:tcPr/>
+          <w:p>
+            <w:pPr>
+              <w:pStyle w:val="Compact"/>
+            </w:pPr>
+          </w:p>
+        </w:tc>
+        <w:tc>
+          <w:tcPr/>
+          <w:p>
+            <w:pPr>
+              <w:pStyle w:val="Compact"/>
+            </w:pPr>
+          </w:p>
+        </w:tc>
+        <w:tc>
+          <w:tcPr/>
+          <w:p>
+            <w:pPr>
+              <w:pStyle w:val="Compact"/>
+            </w:pPr>
+          </w:p>
+        </w:tc>
+        <w:tc>
+          <w:tcPr/>
+          <w:p>
+            <w:pPr>
+              <w:pStyle w:val="Compact"/>
+            </w:pPr>
+          </w:p>
+        </w:tc>
+        <w:tc>
+          <w:tcPr/>
+          <w:p>
+            <w:pPr>
+              <w:pStyle w:val="Compact"/>
+            </w:pPr>
+          </w:p>
+        </w:tc>
+      </w:tr>
+      <w:tr>
+        <w:tc>
+          <w:tcPr/>
+          <w:p>
+            <w:pPr>
+              <w:pStyle w:val="Compact"/>
+            </w:pPr>
+            <w:r>
               <w:t xml:space="preserve">RF-02</w:t>
             </w:r>
           </w:p>
         </w:tc>
         <w:tc>
-          <w:tcPr>
-            <w:tcW w:w="730" w:type="dxa"/>
-            <w:tcBorders>
-              <w:top w:val="single" w:sz="8" w:space="0" w:color="000000"/>
-              <w:left w:val="single" w:sz="8" w:space="0" w:color="000000"/>
-              <w:bottom w:val="single" w:sz="8" w:space="0" w:color="000000"/>
-              <w:right w:val="single" w:sz="8" w:space="0" w:color="000000"/>
-            </w:tcBorders>
-            <w:vAlign w:val="center"/>
-          </w:tcPr>
-          <w:p>
-            <w:pPr>
-              <w:jc w:val="center"/>
-              <w:spacing w:before="0" w:after="0" w:line="240" w:lineRule="auto"/>
-            </w:pPr>
-            <w:r>
-              <w:rPr>
-                <w:rFonts w:ascii="Times New Roman" w:hAnsi="Times New Roman"/>
-                <w:sz w:val="28"/>
-              </w:rPr>
-              <w:t xml:space="preserve"/>
-            </w:r>
-          </w:p>
-        </w:tc>
-        <w:tc>
-          <w:tcPr>
-            <w:tcW w:w="730" w:type="dxa"/>
-            <w:tcBorders>
-              <w:top w:val="single" w:sz="8" w:space="0" w:color="000000"/>
-              <w:left w:val="single" w:sz="8" w:space="0" w:color="000000"/>
-              <w:bottom w:val="single" w:sz="8" w:space="0" w:color="000000"/>
-              <w:right w:val="single" w:sz="8" w:space="0" w:color="000000"/>
-            </w:tcBorders>
-            <w:vAlign w:val="center"/>
-          </w:tcPr>
-          <w:p>
-            <w:pPr>
-              <w:jc w:val="center"/>
-              <w:spacing w:before="0" w:after="0" w:line="240" w:lineRule="auto"/>
-            </w:pPr>
-            <w:r>
-              <w:rPr>
-                <w:rFonts w:ascii="Times New Roman" w:hAnsi="Times New Roman"/>
-                <w:sz w:val="28"/>
-              </w:rPr>
+          <w:tcPr/>
+          <w:p>
+            <w:pPr>
+              <w:pStyle w:val="Compact"/>
+            </w:pPr>
+          </w:p>
+        </w:tc>
+        <w:tc>
+          <w:tcPr/>
+          <w:p>
+            <w:pPr>
+              <w:pStyle w:val="Compact"/>
+            </w:pPr>
+            <w:r>
               <w:t xml:space="preserve">●</w:t>
             </w:r>
           </w:p>
         </w:tc>
         <w:tc>
-          <w:tcPr>
-            <w:tcW w:w="730" w:type="dxa"/>
-            <w:tcBorders>
-              <w:top w:val="single" w:sz="8" w:space="0" w:color="000000"/>
-              <w:left w:val="single" w:sz="8" w:space="0" w:color="000000"/>
-              <w:bottom w:val="single" w:sz="8" w:space="0" w:color="000000"/>
-              <w:right w:val="single" w:sz="8" w:space="0" w:color="000000"/>
-            </w:tcBorders>
-            <w:vAlign w:val="center"/>
-          </w:tcPr>
-          <w:p>
-            <w:pPr>
-              <w:jc w:val="center"/>
-              <w:spacing w:before="0" w:after="0" w:line="240" w:lineRule="auto"/>
-            </w:pPr>
-            <w:r>
-              <w:rPr>
-                <w:rFonts w:ascii="Times New Roman" w:hAnsi="Times New Roman"/>
-                <w:sz w:val="28"/>
-              </w:rPr>
-              <w:t xml:space="preserve"/>
-            </w:r>
-          </w:p>
-        </w:tc>
-        <w:tc>
-          <w:tcPr>
-            <w:tcW w:w="730" w:type="dxa"/>
-            <w:tcBorders>
-              <w:top w:val="single" w:sz="8" w:space="0" w:color="000000"/>
-              <w:left w:val="single" w:sz="8" w:space="0" w:color="000000"/>
-              <w:bottom w:val="single" w:sz="8" w:space="0" w:color="000000"/>
-              <w:right w:val="single" w:sz="8" w:space="0" w:color="000000"/>
-            </w:tcBorders>
-            <w:vAlign w:val="center"/>
-          </w:tcPr>
-          <w:p>
-            <w:pPr>
-              <w:jc w:val="center"/>
-              <w:spacing w:before="0" w:after="0" w:line="240" w:lineRule="auto"/>
-            </w:pPr>
-            <w:r>
-              <w:rPr>
-                <w:rFonts w:ascii="Times New Roman" w:hAnsi="Times New Roman"/>
-                <w:sz w:val="28"/>
-              </w:rPr>
-              <w:t xml:space="preserve"/>
-            </w:r>
-          </w:p>
-        </w:tc>
-        <w:tc>
-          <w:tcPr>
-            <w:tcW w:w="730" w:type="dxa"/>
-            <w:tcBorders>
-              <w:top w:val="single" w:sz="8" w:space="0" w:color="000000"/>
-              <w:left w:val="single" w:sz="8" w:space="0" w:color="000000"/>
-              <w:bottom w:val="single" w:sz="8" w:space="0" w:color="000000"/>
-              <w:right w:val="single" w:sz="8" w:space="0" w:color="000000"/>
-            </w:tcBorders>
-            <w:vAlign w:val="center"/>
-          </w:tcPr>
-          <w:p>
-            <w:pPr>
-              <w:jc w:val="center"/>
-              <w:spacing w:before="0" w:after="0" w:line="240" w:lineRule="auto"/>
-            </w:pPr>
-            <w:r>
-              <w:rPr>
-                <w:rFonts w:ascii="Times New Roman" w:hAnsi="Times New Roman"/>
-                <w:sz w:val="28"/>
-              </w:rPr>
-              <w:t xml:space="preserve"/>
-            </w:r>
-          </w:p>
-        </w:tc>
-        <w:tc>
-          <w:tcPr>
-            <w:tcW w:w="730" w:type="dxa"/>
-            <w:tcBorders>
-              <w:top w:val="single" w:sz="8" w:space="0" w:color="000000"/>
-              <w:left w:val="single" w:sz="8" w:space="0" w:color="000000"/>
-              <w:bottom w:val="single" w:sz="8" w:space="0" w:color="000000"/>
-              <w:right w:val="single" w:sz="8" w:space="0" w:color="000000"/>
-            </w:tcBorders>
-            <w:vAlign w:val="center"/>
-          </w:tcPr>
-          <w:p>
-            <w:pPr>
-              <w:jc w:val="center"/>
-              <w:spacing w:before="0" w:after="0" w:line="240" w:lineRule="auto"/>
-            </w:pPr>
-            <w:r>
-              <w:rPr>
-                <w:rFonts w:ascii="Times New Roman" w:hAnsi="Times New Roman"/>
-                <w:sz w:val="28"/>
-              </w:rPr>
-              <w:t xml:space="preserve"/>
-            </w:r>
-          </w:p>
-        </w:tc>
-        <w:tc>
-          <w:tcPr>
-            <w:tcW w:w="730" w:type="dxa"/>
-            <w:tcBorders>
-              <w:top w:val="single" w:sz="8" w:space="0" w:color="000000"/>
-              <w:left w:val="single" w:sz="8" w:space="0" w:color="000000"/>
-              <w:bottom w:val="single" w:sz="8" w:space="0" w:color="000000"/>
-              <w:right w:val="single" w:sz="8" w:space="0" w:color="000000"/>
-            </w:tcBorders>
-            <w:vAlign w:val="center"/>
-          </w:tcPr>
-          <w:p>
-            <w:pPr>
-              <w:jc w:val="center"/>
-              <w:spacing w:before="0" w:after="0" w:line="240" w:lineRule="auto"/>
-            </w:pPr>
-            <w:r>
-              <w:rPr>
-                <w:rFonts w:ascii="Times New Roman" w:hAnsi="Times New Roman"/>
-                <w:sz w:val="28"/>
-              </w:rPr>
-              <w:t xml:space="preserve"/>
-            </w:r>
-          </w:p>
-        </w:tc>
-        <w:tc>
-          <w:tcPr>
-            <w:tcW w:w="730" w:type="dxa"/>
-            <w:tcBorders>
-              <w:top w:val="single" w:sz="8" w:space="0" w:color="000000"/>
-              <w:left w:val="single" w:sz="8" w:space="0" w:color="000000"/>
-              <w:bottom w:val="single" w:sz="8" w:space="0" w:color="000000"/>
-              <w:right w:val="single" w:sz="8" w:space="0" w:color="000000"/>
-            </w:tcBorders>
-            <w:vAlign w:val="center"/>
-          </w:tcPr>
-          <w:p>
-            <w:pPr>
-              <w:jc w:val="center"/>
-              <w:spacing w:before="0" w:after="0" w:line="240" w:lineRule="auto"/>
-            </w:pPr>
-            <w:r>
-              <w:rPr>
-                <w:rFonts w:ascii="Times New Roman" w:hAnsi="Times New Roman"/>
-                <w:sz w:val="28"/>
-              </w:rPr>
-              <w:t xml:space="preserve"/>
-            </w:r>
-          </w:p>
-        </w:tc>
-        <w:tc>
-          <w:tcPr>
-            <w:tcW w:w="730" w:type="dxa"/>
-            <w:tcBorders>
-              <w:top w:val="single" w:sz="8" w:space="0" w:color="000000"/>
-              <w:left w:val="single" w:sz="8" w:space="0" w:color="000000"/>
-              <w:bottom w:val="single" w:sz="8" w:space="0" w:color="000000"/>
-              <w:right w:val="single" w:sz="8" w:space="0" w:color="000000"/>
-            </w:tcBorders>
-            <w:vAlign w:val="center"/>
-          </w:tcPr>
-          <w:p>
-            <w:pPr>
-              <w:jc w:val="center"/>
-              <w:spacing w:before="0" w:after="0" w:line="240" w:lineRule="auto"/>
-            </w:pPr>
-            <w:r>
-              <w:rPr>
-                <w:rFonts w:ascii="Times New Roman" w:hAnsi="Times New Roman"/>
-                <w:sz w:val="28"/>
-              </w:rPr>
-              <w:t xml:space="preserve"/>
-            </w:r>
-          </w:p>
-        </w:tc>
-        <w:tc>
-          <w:tcPr>
-            <w:tcW w:w="730" w:type="dxa"/>
-            <w:tcBorders>
-              <w:top w:val="single" w:sz="8" w:space="0" w:color="000000"/>
-              <w:left w:val="single" w:sz="8" w:space="0" w:color="000000"/>
-              <w:bottom w:val="single" w:sz="8" w:space="0" w:color="000000"/>
-              <w:right w:val="single" w:sz="8" w:space="0" w:color="000000"/>
-            </w:tcBorders>
-            <w:vAlign w:val="center"/>
-          </w:tcPr>
-          <w:p>
-            <w:pPr>
-              <w:jc w:val="center"/>
-              <w:spacing w:before="0" w:after="0" w:line="240" w:lineRule="auto"/>
-            </w:pPr>
-            <w:r>
-              <w:rPr>
-                <w:rFonts w:ascii="Times New Roman" w:hAnsi="Times New Roman"/>
-                <w:sz w:val="28"/>
-              </w:rPr>
-              <w:t xml:space="preserve"/>
-            </w:r>
-          </w:p>
-        </w:tc>
-      </w:tr>
-      <w:tr>
-        <w:trPr>
-          <w:trHeight w:val="390" w:hRule="atLeast"/>
-        </w:trPr>
-        <w:tc>
-          <w:tcPr>
-            <w:tcW w:w="1700" w:type="dxa"/>
-            <w:tcBorders>
-              <w:top w:val="single" w:sz="8" w:space="0" w:color="000000"/>
-              <w:left w:val="single" w:sz="8" w:space="0" w:color="000000"/>
-              <w:bottom w:val="single" w:sz="8" w:space="0" w:color="000000"/>
-              <w:right w:val="single" w:sz="8" w:space="0" w:color="000000"/>
-            </w:tcBorders>
-            <w:vAlign w:val="center"/>
-          </w:tcPr>
-          <w:p>
-            <w:pPr>
-              <w:jc w:val="left"/>
-              <w:spacing w:before="0" w:after="0" w:line="240" w:lineRule="auto"/>
-            </w:pPr>
-            <w:r>
-              <w:rPr>
-                <w:rFonts w:ascii="Times New Roman" w:hAnsi="Times New Roman"/>
-                <w:sz w:val="20"/>
-              </w:rPr>
+          <w:tcPr/>
+          <w:p>
+            <w:pPr>
+              <w:pStyle w:val="Compact"/>
+            </w:pPr>
+          </w:p>
+        </w:tc>
+        <w:tc>
+          <w:tcPr/>
+          <w:p>
+            <w:pPr>
+              <w:pStyle w:val="Compact"/>
+            </w:pPr>
+          </w:p>
+        </w:tc>
+        <w:tc>
+          <w:tcPr/>
+          <w:p>
+            <w:pPr>
+              <w:pStyle w:val="Compact"/>
+            </w:pPr>
+          </w:p>
+        </w:tc>
+        <w:tc>
+          <w:tcPr/>
+          <w:p>
+            <w:pPr>
+              <w:pStyle w:val="Compact"/>
+            </w:pPr>
+          </w:p>
+        </w:tc>
+        <w:tc>
+          <w:tcPr/>
+          <w:p>
+            <w:pPr>
+              <w:pStyle w:val="Compact"/>
+            </w:pPr>
+          </w:p>
+        </w:tc>
+        <w:tc>
+          <w:tcPr/>
+          <w:p>
+            <w:pPr>
+              <w:pStyle w:val="Compact"/>
+            </w:pPr>
+          </w:p>
+        </w:tc>
+        <w:tc>
+          <w:tcPr/>
+          <w:p>
+            <w:pPr>
+              <w:pStyle w:val="Compact"/>
+            </w:pPr>
+          </w:p>
+        </w:tc>
+        <w:tc>
+          <w:tcPr/>
+          <w:p>
+            <w:pPr>
+              <w:pStyle w:val="Compact"/>
+            </w:pPr>
+          </w:p>
+        </w:tc>
+      </w:tr>
+      <w:tr>
+        <w:tc>
+          <w:tcPr/>
+          <w:p>
+            <w:pPr>
+              <w:pStyle w:val="Compact"/>
+            </w:pPr>
+            <w:r>
               <w:t xml:space="preserve">RF-03</w:t>
             </w:r>
           </w:p>
         </w:tc>
         <w:tc>
-          <w:tcPr>
-            <w:tcW w:w="730" w:type="dxa"/>
-            <w:tcBorders>
-              <w:top w:val="single" w:sz="8" w:space="0" w:color="000000"/>
-              <w:left w:val="single" w:sz="8" w:space="0" w:color="000000"/>
-              <w:bottom w:val="single" w:sz="8" w:space="0" w:color="000000"/>
-              <w:right w:val="single" w:sz="8" w:space="0" w:color="000000"/>
-            </w:tcBorders>
-            <w:vAlign w:val="center"/>
-          </w:tcPr>
-          <w:p>
-            <w:pPr>
-              <w:jc w:val="center"/>
-              <w:spacing w:before="0" w:after="0" w:line="240" w:lineRule="auto"/>
-            </w:pPr>
-            <w:r>
-              <w:rPr>
-                <w:rFonts w:ascii="Times New Roman" w:hAnsi="Times New Roman"/>
-                <w:sz w:val="28"/>
-              </w:rPr>
-              <w:t xml:space="preserve"/>
-            </w:r>
-          </w:p>
-        </w:tc>
-        <w:tc>
-          <w:tcPr>
-            <w:tcW w:w="730" w:type="dxa"/>
-            <w:tcBorders>
-              <w:top w:val="single" w:sz="8" w:space="0" w:color="000000"/>
-              <w:left w:val="single" w:sz="8" w:space="0" w:color="000000"/>
-              <w:bottom w:val="single" w:sz="8" w:space="0" w:color="000000"/>
-              <w:right w:val="single" w:sz="8" w:space="0" w:color="000000"/>
-            </w:tcBorders>
-            <w:vAlign w:val="center"/>
-          </w:tcPr>
-          <w:p>
-            <w:pPr>
-              <w:jc w:val="center"/>
-              <w:spacing w:before="0" w:after="0" w:line="240" w:lineRule="auto"/>
-            </w:pPr>
-            <w:r>
-              <w:rPr>
-                <w:rFonts w:ascii="Times New Roman" w:hAnsi="Times New Roman"/>
-                <w:sz w:val="28"/>
-              </w:rPr>
+          <w:tcPr/>
+          <w:p>
+            <w:pPr>
+              <w:pStyle w:val="Compact"/>
+            </w:pPr>
+          </w:p>
+        </w:tc>
+        <w:tc>
+          <w:tcPr/>
+          <w:p>
+            <w:pPr>
+              <w:pStyle w:val="Compact"/>
+            </w:pPr>
+            <w:r>
               <w:t xml:space="preserve">●</w:t>
             </w:r>
           </w:p>
         </w:tc>
         <w:tc>
-          <w:tcPr>
-            <w:tcW w:w="730" w:type="dxa"/>
-            <w:tcBorders>
-              <w:top w:val="single" w:sz="8" w:space="0" w:color="000000"/>
-              <w:left w:val="single" w:sz="8" w:space="0" w:color="000000"/>
-              <w:bottom w:val="single" w:sz="8" w:space="0" w:color="000000"/>
-              <w:right w:val="single" w:sz="8" w:space="0" w:color="000000"/>
-            </w:tcBorders>
-            <w:vAlign w:val="center"/>
-          </w:tcPr>
-          <w:p>
-            <w:pPr>
-              <w:jc w:val="center"/>
-              <w:spacing w:before="0" w:after="0" w:line="240" w:lineRule="auto"/>
-            </w:pPr>
-            <w:r>
-              <w:rPr>
-                <w:rFonts w:ascii="Times New Roman" w:hAnsi="Times New Roman"/>
-                <w:sz w:val="28"/>
-              </w:rPr>
-              <w:t xml:space="preserve"/>
-            </w:r>
-          </w:p>
-        </w:tc>
-        <w:tc>
-          <w:tcPr>
-            <w:tcW w:w="730" w:type="dxa"/>
-            <w:tcBorders>
-              <w:top w:val="single" w:sz="8" w:space="0" w:color="000000"/>
-              <w:left w:val="single" w:sz="8" w:space="0" w:color="000000"/>
-              <w:bottom w:val="single" w:sz="8" w:space="0" w:color="000000"/>
-              <w:right w:val="single" w:sz="8" w:space="0" w:color="000000"/>
-            </w:tcBorders>
-            <w:vAlign w:val="center"/>
-          </w:tcPr>
-          <w:p>
-            <w:pPr>
-              <w:jc w:val="center"/>
-              <w:spacing w:before="0" w:after="0" w:line="240" w:lineRule="auto"/>
-            </w:pPr>
-            <w:r>
-              <w:rPr>
-                <w:rFonts w:ascii="Times New Roman" w:hAnsi="Times New Roman"/>
-                <w:sz w:val="28"/>
-              </w:rPr>
-              <w:t xml:space="preserve"/>
-            </w:r>
-          </w:p>
-        </w:tc>
-        <w:tc>
-          <w:tcPr>
-            <w:tcW w:w="730" w:type="dxa"/>
-            <w:tcBorders>
-              <w:top w:val="single" w:sz="8" w:space="0" w:color="000000"/>
-              <w:left w:val="single" w:sz="8" w:space="0" w:color="000000"/>
-              <w:bottom w:val="single" w:sz="8" w:space="0" w:color="000000"/>
-              <w:right w:val="single" w:sz="8" w:space="0" w:color="000000"/>
-            </w:tcBorders>
-            <w:vAlign w:val="center"/>
-          </w:tcPr>
-          <w:p>
-            <w:pPr>
-              <w:jc w:val="center"/>
-              <w:spacing w:before="0" w:after="0" w:line="240" w:lineRule="auto"/>
-            </w:pPr>
-            <w:r>
-              <w:rPr>
-                <w:rFonts w:ascii="Times New Roman" w:hAnsi="Times New Roman"/>
-                <w:sz w:val="28"/>
-              </w:rPr>
-              <w:t xml:space="preserve"/>
-            </w:r>
-          </w:p>
-        </w:tc>
-        <w:tc>
-          <w:tcPr>
-            <w:tcW w:w="730" w:type="dxa"/>
-            <w:tcBorders>
-              <w:top w:val="single" w:sz="8" w:space="0" w:color="000000"/>
-              <w:left w:val="single" w:sz="8" w:space="0" w:color="000000"/>
-              <w:bottom w:val="single" w:sz="8" w:space="0" w:color="000000"/>
-              <w:right w:val="single" w:sz="8" w:space="0" w:color="000000"/>
-            </w:tcBorders>
-            <w:vAlign w:val="center"/>
-          </w:tcPr>
-          <w:p>
-            <w:pPr>
-              <w:jc w:val="center"/>
-              <w:spacing w:before="0" w:after="0" w:line="240" w:lineRule="auto"/>
-            </w:pPr>
-            <w:r>
-              <w:rPr>
-                <w:rFonts w:ascii="Times New Roman" w:hAnsi="Times New Roman"/>
-                <w:sz w:val="28"/>
-              </w:rPr>
-              <w:t xml:space="preserve"/>
-            </w:r>
-          </w:p>
-        </w:tc>
-        <w:tc>
-          <w:tcPr>
-            <w:tcW w:w="730" w:type="dxa"/>
-            <w:tcBorders>
-              <w:top w:val="single" w:sz="8" w:space="0" w:color="000000"/>
-              <w:left w:val="single" w:sz="8" w:space="0" w:color="000000"/>
-              <w:bottom w:val="single" w:sz="8" w:space="0" w:color="000000"/>
-              <w:right w:val="single" w:sz="8" w:space="0" w:color="000000"/>
-            </w:tcBorders>
-            <w:vAlign w:val="center"/>
-          </w:tcPr>
-          <w:p>
-            <w:pPr>
-              <w:jc w:val="center"/>
-              <w:spacing w:before="0" w:after="0" w:line="240" w:lineRule="auto"/>
-            </w:pPr>
-            <w:r>
-              <w:rPr>
-                <w:rFonts w:ascii="Times New Roman" w:hAnsi="Times New Roman"/>
-                <w:sz w:val="28"/>
-              </w:rPr>
-              <w:t xml:space="preserve"/>
-            </w:r>
-          </w:p>
-        </w:tc>
-        <w:tc>
-          <w:tcPr>
-            <w:tcW w:w="730" w:type="dxa"/>
-            <w:tcBorders>
-              <w:top w:val="single" w:sz="8" w:space="0" w:color="000000"/>
-              <w:left w:val="single" w:sz="8" w:space="0" w:color="000000"/>
-              <w:bottom w:val="single" w:sz="8" w:space="0" w:color="000000"/>
-              <w:right w:val="single" w:sz="8" w:space="0" w:color="000000"/>
-            </w:tcBorders>
-            <w:vAlign w:val="center"/>
-          </w:tcPr>
-          <w:p>
-            <w:pPr>
-              <w:jc w:val="center"/>
-              <w:spacing w:before="0" w:after="0" w:line="240" w:lineRule="auto"/>
-            </w:pPr>
-            <w:r>
-              <w:rPr>
-                <w:rFonts w:ascii="Times New Roman" w:hAnsi="Times New Roman"/>
-                <w:sz w:val="28"/>
-              </w:rPr>
-              <w:t xml:space="preserve"/>
-            </w:r>
-          </w:p>
-        </w:tc>
-        <w:tc>
-          <w:tcPr>
-            <w:tcW w:w="730" w:type="dxa"/>
-            <w:tcBorders>
-              <w:top w:val="single" w:sz="8" w:space="0" w:color="000000"/>
-              <w:left w:val="single" w:sz="8" w:space="0" w:color="000000"/>
-              <w:bottom w:val="single" w:sz="8" w:space="0" w:color="000000"/>
-              <w:right w:val="single" w:sz="8" w:space="0" w:color="000000"/>
-            </w:tcBorders>
-            <w:vAlign w:val="center"/>
-          </w:tcPr>
-          <w:p>
-            <w:pPr>
-              <w:jc w:val="center"/>
-              <w:spacing w:before="0" w:after="0" w:line="240" w:lineRule="auto"/>
-            </w:pPr>
-            <w:r>
-              <w:rPr>
-                <w:rFonts w:ascii="Times New Roman" w:hAnsi="Times New Roman"/>
-                <w:sz w:val="28"/>
-              </w:rPr>
-              <w:t xml:space="preserve"/>
-            </w:r>
-          </w:p>
-        </w:tc>
-        <w:tc>
-          <w:tcPr>
-            <w:tcW w:w="730" w:type="dxa"/>
-            <w:tcBorders>
-              <w:top w:val="single" w:sz="8" w:space="0" w:color="000000"/>
-              <w:left w:val="single" w:sz="8" w:space="0" w:color="000000"/>
-              <w:bottom w:val="single" w:sz="8" w:space="0" w:color="000000"/>
-              <w:right w:val="single" w:sz="8" w:space="0" w:color="000000"/>
-            </w:tcBorders>
-            <w:vAlign w:val="center"/>
-          </w:tcPr>
-          <w:p>
-            <w:pPr>
-              <w:jc w:val="center"/>
-              <w:spacing w:before="0" w:after="0" w:line="240" w:lineRule="auto"/>
-            </w:pPr>
-            <w:r>
-              <w:rPr>
-                <w:rFonts w:ascii="Times New Roman" w:hAnsi="Times New Roman"/>
-                <w:sz w:val="28"/>
-              </w:rPr>
-              <w:t xml:space="preserve"/>
-            </w:r>
-          </w:p>
-        </w:tc>
-      </w:tr>
-      <w:tr>
-        <w:trPr>
-          <w:trHeight w:val="390" w:hRule="atLeast"/>
-        </w:trPr>
-        <w:tc>
-          <w:tcPr>
-            <w:tcW w:w="1700" w:type="dxa"/>
-            <w:tcBorders>
-              <w:top w:val="single" w:sz="8" w:space="0" w:color="000000"/>
-              <w:left w:val="single" w:sz="8" w:space="0" w:color="000000"/>
-              <w:bottom w:val="single" w:sz="8" w:space="0" w:color="000000"/>
-              <w:right w:val="single" w:sz="8" w:space="0" w:color="000000"/>
-            </w:tcBorders>
-            <w:vAlign w:val="center"/>
-          </w:tcPr>
-          <w:p>
-            <w:pPr>
-              <w:jc w:val="left"/>
-              <w:spacing w:before="0" w:after="0" w:line="240" w:lineRule="auto"/>
-            </w:pPr>
-            <w:r>
-              <w:rPr>
-                <w:rFonts w:ascii="Times New Roman" w:hAnsi="Times New Roman"/>
-                <w:sz w:val="20"/>
-              </w:rPr>
+          <w:tcPr/>
+          <w:p>
+            <w:pPr>
+              <w:pStyle w:val="Compact"/>
+            </w:pPr>
+          </w:p>
+        </w:tc>
+        <w:tc>
+          <w:tcPr/>
+          <w:p>
+            <w:pPr>
+              <w:pStyle w:val="Compact"/>
+            </w:pPr>
+          </w:p>
+        </w:tc>
+        <w:tc>
+          <w:tcPr/>
+          <w:p>
+            <w:pPr>
+              <w:pStyle w:val="Compact"/>
+            </w:pPr>
+          </w:p>
+        </w:tc>
+        <w:tc>
+          <w:tcPr/>
+          <w:p>
+            <w:pPr>
+              <w:pStyle w:val="Compact"/>
+            </w:pPr>
+          </w:p>
+        </w:tc>
+        <w:tc>
+          <w:tcPr/>
+          <w:p>
+            <w:pPr>
+              <w:pStyle w:val="Compact"/>
+            </w:pPr>
+          </w:p>
+        </w:tc>
+        <w:tc>
+          <w:tcPr/>
+          <w:p>
+            <w:pPr>
+              <w:pStyle w:val="Compact"/>
+            </w:pPr>
+          </w:p>
+        </w:tc>
+        <w:tc>
+          <w:tcPr/>
+          <w:p>
+            <w:pPr>
+              <w:pStyle w:val="Compact"/>
+            </w:pPr>
+          </w:p>
+        </w:tc>
+        <w:tc>
+          <w:tcPr/>
+          <w:p>
+            <w:pPr>
+              <w:pStyle w:val="Compact"/>
+            </w:pPr>
+          </w:p>
+        </w:tc>
+      </w:tr>
+      <w:tr>
+        <w:tc>
+          <w:tcPr/>
+          <w:p>
+            <w:pPr>
+              <w:pStyle w:val="Compact"/>
+            </w:pPr>
+            <w:r>
               <w:t xml:space="preserve">RF-04</w:t>
             </w:r>
           </w:p>
         </w:tc>
         <w:tc>
-          <w:tcPr>
-            <w:tcW w:w="730" w:type="dxa"/>
-            <w:tcBorders>
-              <w:top w:val="single" w:sz="8" w:space="0" w:color="000000"/>
-              <w:left w:val="single" w:sz="8" w:space="0" w:color="000000"/>
-              <w:bottom w:val="single" w:sz="8" w:space="0" w:color="000000"/>
-              <w:right w:val="single" w:sz="8" w:space="0" w:color="000000"/>
-            </w:tcBorders>
-            <w:vAlign w:val="center"/>
-          </w:tcPr>
-          <w:p>
-            <w:pPr>
-              <w:jc w:val="center"/>
-              <w:spacing w:before="0" w:after="0" w:line="240" w:lineRule="auto"/>
-            </w:pPr>
-            <w:r>
-              <w:rPr>
-                <w:rFonts w:ascii="Times New Roman" w:hAnsi="Times New Roman"/>
-                <w:sz w:val="28"/>
-              </w:rPr>
-              <w:t xml:space="preserve"/>
-            </w:r>
-          </w:p>
-        </w:tc>
-        <w:tc>
-          <w:tcPr>
-            <w:tcW w:w="730" w:type="dxa"/>
-            <w:tcBorders>
-              <w:top w:val="single" w:sz="8" w:space="0" w:color="000000"/>
-              <w:left w:val="single" w:sz="8" w:space="0" w:color="000000"/>
-              <w:bottom w:val="single" w:sz="8" w:space="0" w:color="000000"/>
-              <w:right w:val="single" w:sz="8" w:space="0" w:color="000000"/>
-            </w:tcBorders>
-            <w:vAlign w:val="center"/>
-          </w:tcPr>
-          <w:p>
-            <w:pPr>
-              <w:jc w:val="center"/>
-              <w:spacing w:before="0" w:after="0" w:line="240" w:lineRule="auto"/>
-            </w:pPr>
-            <w:r>
-              <w:rPr>
-                <w:rFonts w:ascii="Times New Roman" w:hAnsi="Times New Roman"/>
-                <w:sz w:val="28"/>
-              </w:rPr>
-              <w:t xml:space="preserve"/>
-            </w:r>
-          </w:p>
-        </w:tc>
-        <w:tc>
-          <w:tcPr>
-            <w:tcW w:w="730" w:type="dxa"/>
-            <w:tcBorders>
-              <w:top w:val="single" w:sz="8" w:space="0" w:color="000000"/>
-              <w:left w:val="single" w:sz="8" w:space="0" w:color="000000"/>
-              <w:bottom w:val="single" w:sz="8" w:space="0" w:color="000000"/>
-              <w:right w:val="single" w:sz="8" w:space="0" w:color="000000"/>
-            </w:tcBorders>
-            <w:vAlign w:val="center"/>
-          </w:tcPr>
-          <w:p>
-            <w:pPr>
-              <w:jc w:val="center"/>
-              <w:spacing w:before="0" w:after="0" w:line="240" w:lineRule="auto"/>
-            </w:pPr>
-            <w:r>
-              <w:rPr>
-                <w:rFonts w:ascii="Times New Roman" w:hAnsi="Times New Roman"/>
-                <w:sz w:val="28"/>
-              </w:rPr>
+          <w:tcPr/>
+          <w:p>
+            <w:pPr>
+              <w:pStyle w:val="Compact"/>
+            </w:pPr>
+          </w:p>
+        </w:tc>
+        <w:tc>
+          <w:tcPr/>
+          <w:p>
+            <w:pPr>
+              <w:pStyle w:val="Compact"/>
+            </w:pPr>
+          </w:p>
+        </w:tc>
+        <w:tc>
+          <w:tcPr/>
+          <w:p>
+            <w:pPr>
+              <w:pStyle w:val="Compact"/>
+            </w:pPr>
+            <w:r>
               <w:t xml:space="preserve">●</w:t>
             </w:r>
           </w:p>
         </w:tc>
         <w:tc>
-          <w:tcPr>
-            <w:tcW w:w="730" w:type="dxa"/>
-            <w:tcBorders>
-              <w:top w:val="single" w:sz="8" w:space="0" w:color="000000"/>
-              <w:left w:val="single" w:sz="8" w:space="0" w:color="000000"/>
-              <w:bottom w:val="single" w:sz="8" w:space="0" w:color="000000"/>
-              <w:right w:val="single" w:sz="8" w:space="0" w:color="000000"/>
-            </w:tcBorders>
-            <w:vAlign w:val="center"/>
-          </w:tcPr>
-          <w:p>
-            <w:pPr>
-              <w:jc w:val="center"/>
-              <w:spacing w:before="0" w:after="0" w:line="240" w:lineRule="auto"/>
-            </w:pPr>
-            <w:r>
-              <w:rPr>
-                <w:rFonts w:ascii="Times New Roman" w:hAnsi="Times New Roman"/>
-                <w:sz w:val="28"/>
-              </w:rPr>
-              <w:t xml:space="preserve"/>
-            </w:r>
-          </w:p>
-        </w:tc>
-        <w:tc>
-          <w:tcPr>
-            <w:tcW w:w="730" w:type="dxa"/>
-            <w:tcBorders>
-              <w:top w:val="single" w:sz="8" w:space="0" w:color="000000"/>
-              <w:left w:val="single" w:sz="8" w:space="0" w:color="000000"/>
-              <w:bottom w:val="single" w:sz="8" w:space="0" w:color="000000"/>
-              <w:right w:val="single" w:sz="8" w:space="0" w:color="000000"/>
-            </w:tcBorders>
-            <w:vAlign w:val="center"/>
-          </w:tcPr>
-          <w:p>
-            <w:pPr>
-              <w:jc w:val="center"/>
-              <w:spacing w:before="0" w:after="0" w:line="240" w:lineRule="auto"/>
-            </w:pPr>
-            <w:r>
-              <w:rPr>
-                <w:rFonts w:ascii="Times New Roman" w:hAnsi="Times New Roman"/>
-                <w:sz w:val="28"/>
-              </w:rPr>
-              <w:t xml:space="preserve"/>
-            </w:r>
-          </w:p>
-        </w:tc>
-        <w:tc>
-          <w:tcPr>
-            <w:tcW w:w="730" w:type="dxa"/>
-            <w:tcBorders>
-              <w:top w:val="single" w:sz="8" w:space="0" w:color="000000"/>
-              <w:left w:val="single" w:sz="8" w:space="0" w:color="000000"/>
-              <w:bottom w:val="single" w:sz="8" w:space="0" w:color="000000"/>
-              <w:right w:val="single" w:sz="8" w:space="0" w:color="000000"/>
-            </w:tcBorders>
-            <w:vAlign w:val="center"/>
-          </w:tcPr>
-          <w:p>
-            <w:pPr>
-              <w:jc w:val="center"/>
-              <w:spacing w:before="0" w:after="0" w:line="240" w:lineRule="auto"/>
-            </w:pPr>
-            <w:r>
-              <w:rPr>
-                <w:rFonts w:ascii="Times New Roman" w:hAnsi="Times New Roman"/>
-                <w:sz w:val="28"/>
-              </w:rPr>
-              <w:t xml:space="preserve"/>
-            </w:r>
-          </w:p>
-        </w:tc>
-        <w:tc>
-          <w:tcPr>
-            <w:tcW w:w="730" w:type="dxa"/>
-            <w:tcBorders>
-              <w:top w:val="single" w:sz="8" w:space="0" w:color="000000"/>
-              <w:left w:val="single" w:sz="8" w:space="0" w:color="000000"/>
-              <w:bottom w:val="single" w:sz="8" w:space="0" w:color="000000"/>
-              <w:right w:val="single" w:sz="8" w:space="0" w:color="000000"/>
-            </w:tcBorders>
-            <w:vAlign w:val="center"/>
-          </w:tcPr>
-          <w:p>
-            <w:pPr>
-              <w:jc w:val="center"/>
-              <w:spacing w:before="0" w:after="0" w:line="240" w:lineRule="auto"/>
-            </w:pPr>
-            <w:r>
-              <w:rPr>
-                <w:rFonts w:ascii="Times New Roman" w:hAnsi="Times New Roman"/>
-                <w:sz w:val="28"/>
-              </w:rPr>
-              <w:t xml:space="preserve"/>
-            </w:r>
-          </w:p>
-        </w:tc>
-        <w:tc>
-          <w:tcPr>
-            <w:tcW w:w="730" w:type="dxa"/>
-            <w:tcBorders>
-              <w:top w:val="single" w:sz="8" w:space="0" w:color="000000"/>
-              <w:left w:val="single" w:sz="8" w:space="0" w:color="000000"/>
-              <w:bottom w:val="single" w:sz="8" w:space="0" w:color="000000"/>
-              <w:right w:val="single" w:sz="8" w:space="0" w:color="000000"/>
-            </w:tcBorders>
-            <w:vAlign w:val="center"/>
-          </w:tcPr>
-          <w:p>
-            <w:pPr>
-              <w:jc w:val="center"/>
-              <w:spacing w:before="0" w:after="0" w:line="240" w:lineRule="auto"/>
-            </w:pPr>
-            <w:r>
-              <w:rPr>
-                <w:rFonts w:ascii="Times New Roman" w:hAnsi="Times New Roman"/>
-                <w:sz w:val="28"/>
-              </w:rPr>
-              <w:t xml:space="preserve"/>
-            </w:r>
-          </w:p>
-        </w:tc>
-        <w:tc>
-          <w:tcPr>
-            <w:tcW w:w="730" w:type="dxa"/>
-            <w:tcBorders>
-              <w:top w:val="single" w:sz="8" w:space="0" w:color="000000"/>
-              <w:left w:val="single" w:sz="8" w:space="0" w:color="000000"/>
-              <w:bottom w:val="single" w:sz="8" w:space="0" w:color="000000"/>
-              <w:right w:val="single" w:sz="8" w:space="0" w:color="000000"/>
-            </w:tcBorders>
-            <w:vAlign w:val="center"/>
-          </w:tcPr>
-          <w:p>
-            <w:pPr>
-              <w:jc w:val="center"/>
-              <w:spacing w:before="0" w:after="0" w:line="240" w:lineRule="auto"/>
-            </w:pPr>
-            <w:r>
-              <w:rPr>
-                <w:rFonts w:ascii="Times New Roman" w:hAnsi="Times New Roman"/>
-                <w:sz w:val="28"/>
-              </w:rPr>
-              <w:t xml:space="preserve"/>
-            </w:r>
-          </w:p>
-        </w:tc>
-        <w:tc>
-          <w:tcPr>
-            <w:tcW w:w="730" w:type="dxa"/>
-            <w:tcBorders>
-              <w:top w:val="single" w:sz="8" w:space="0" w:color="000000"/>
-              <w:left w:val="single" w:sz="8" w:space="0" w:color="000000"/>
-              <w:bottom w:val="single" w:sz="8" w:space="0" w:color="000000"/>
-              <w:right w:val="single" w:sz="8" w:space="0" w:color="000000"/>
-            </w:tcBorders>
-            <w:vAlign w:val="center"/>
-          </w:tcPr>
-          <w:p>
-            <w:pPr>
-              <w:jc w:val="center"/>
-              <w:spacing w:before="0" w:after="0" w:line="240" w:lineRule="auto"/>
-            </w:pPr>
-            <w:r>
-              <w:rPr>
-                <w:rFonts w:ascii="Times New Roman" w:hAnsi="Times New Roman"/>
-                <w:sz w:val="28"/>
-              </w:rPr>
-              <w:t xml:space="preserve"/>
-            </w:r>
-          </w:p>
-        </w:tc>
-      </w:tr>
-      <w:tr>
-        <w:trPr>
-          <w:trHeight w:val="390" w:hRule="atLeast"/>
-        </w:trPr>
-        <w:tc>
-          <w:tcPr>
-            <w:tcW w:w="1700" w:type="dxa"/>
-            <w:tcBorders>
-              <w:top w:val="single" w:sz="8" w:space="0" w:color="000000"/>
-              <w:left w:val="single" w:sz="8" w:space="0" w:color="000000"/>
-              <w:bottom w:val="single" w:sz="8" w:space="0" w:color="000000"/>
-              <w:right w:val="single" w:sz="8" w:space="0" w:color="000000"/>
-            </w:tcBorders>
-            <w:vAlign w:val="center"/>
-          </w:tcPr>
-          <w:p>
-            <w:pPr>
-              <w:jc w:val="left"/>
-              <w:spacing w:before="0" w:after="0" w:line="240" w:lineRule="auto"/>
-            </w:pPr>
-            <w:r>
-              <w:rPr>
-                <w:rFonts w:ascii="Times New Roman" w:hAnsi="Times New Roman"/>
-                <w:sz w:val="20"/>
-              </w:rPr>
+          <w:tcPr/>
+          <w:p>
+            <w:pPr>
+              <w:pStyle w:val="Compact"/>
+            </w:pPr>
+          </w:p>
+        </w:tc>
+        <w:tc>
+          <w:tcPr/>
+          <w:p>
+            <w:pPr>
+              <w:pStyle w:val="Compact"/>
+            </w:pPr>
+          </w:p>
+        </w:tc>
+        <w:tc>
+          <w:tcPr/>
+          <w:p>
+            <w:pPr>
+              <w:pStyle w:val="Compact"/>
+            </w:pPr>
+          </w:p>
+        </w:tc>
+        <w:tc>
+          <w:tcPr/>
+          <w:p>
+            <w:pPr>
+              <w:pStyle w:val="Compact"/>
+            </w:pPr>
+          </w:p>
+        </w:tc>
+        <w:tc>
+          <w:tcPr/>
+          <w:p>
+            <w:pPr>
+              <w:pStyle w:val="Compact"/>
+            </w:pPr>
+          </w:p>
+        </w:tc>
+        <w:tc>
+          <w:tcPr/>
+          <w:p>
+            <w:pPr>
+              <w:pStyle w:val="Compact"/>
+            </w:pPr>
+          </w:p>
+        </w:tc>
+        <w:tc>
+          <w:tcPr/>
+          <w:p>
+            <w:pPr>
+              <w:pStyle w:val="Compact"/>
+            </w:pPr>
+          </w:p>
+        </w:tc>
+      </w:tr>
+      <w:tr>
+        <w:tc>
+          <w:tcPr/>
+          <w:p>
+            <w:pPr>
+              <w:pStyle w:val="Compact"/>
+            </w:pPr>
+            <w:r>
               <w:t xml:space="preserve">RF-05</w:t>
             </w:r>
           </w:p>
         </w:tc>
         <w:tc>
-          <w:tcPr>
-            <w:tcW w:w="730" w:type="dxa"/>
-            <w:tcBorders>
-              <w:top w:val="single" w:sz="8" w:space="0" w:color="000000"/>
-              <w:left w:val="single" w:sz="8" w:space="0" w:color="000000"/>
-              <w:bottom w:val="single" w:sz="8" w:space="0" w:color="000000"/>
-              <w:right w:val="single" w:sz="8" w:space="0" w:color="000000"/>
-            </w:tcBorders>
-            <w:vAlign w:val="center"/>
-          </w:tcPr>
-          <w:p>
-            <w:pPr>
-              <w:jc w:val="center"/>
-              <w:spacing w:before="0" w:after="0" w:line="240" w:lineRule="auto"/>
-            </w:pPr>
-            <w:r>
-              <w:rPr>
-                <w:rFonts w:ascii="Times New Roman" w:hAnsi="Times New Roman"/>
-                <w:sz w:val="28"/>
-              </w:rPr>
-              <w:t xml:space="preserve"/>
-            </w:r>
-          </w:p>
-        </w:tc>
-        <w:tc>
-          <w:tcPr>
-            <w:tcW w:w="730" w:type="dxa"/>
-            <w:tcBorders>
-              <w:top w:val="single" w:sz="8" w:space="0" w:color="000000"/>
-              <w:left w:val="single" w:sz="8" w:space="0" w:color="000000"/>
-              <w:bottom w:val="single" w:sz="8" w:space="0" w:color="000000"/>
-              <w:right w:val="single" w:sz="8" w:space="0" w:color="000000"/>
-            </w:tcBorders>
-            <w:vAlign w:val="center"/>
-          </w:tcPr>
-          <w:p>
-            <w:pPr>
-              <w:jc w:val="center"/>
-              <w:spacing w:before="0" w:after="0" w:line="240" w:lineRule="auto"/>
-            </w:pPr>
-            <w:r>
-              <w:rPr>
-                <w:rFonts w:ascii="Times New Roman" w:hAnsi="Times New Roman"/>
-                <w:sz w:val="28"/>
-              </w:rPr>
-              <w:t xml:space="preserve"/>
-            </w:r>
-          </w:p>
-        </w:tc>
-        <w:tc>
-          <w:tcPr>
-            <w:tcW w:w="730" w:type="dxa"/>
-            <w:tcBorders>
-              <w:top w:val="single" w:sz="8" w:space="0" w:color="000000"/>
-              <w:left w:val="single" w:sz="8" w:space="0" w:color="000000"/>
-              <w:bottom w:val="single" w:sz="8" w:space="0" w:color="000000"/>
-              <w:right w:val="single" w:sz="8" w:space="0" w:color="000000"/>
-            </w:tcBorders>
-            <w:vAlign w:val="center"/>
-          </w:tcPr>
-          <w:p>
-            <w:pPr>
-              <w:jc w:val="center"/>
-              <w:spacing w:before="0" w:after="0" w:line="240" w:lineRule="auto"/>
-            </w:pPr>
-            <w:r>
-              <w:rPr>
-                <w:rFonts w:ascii="Times New Roman" w:hAnsi="Times New Roman"/>
-                <w:sz w:val="28"/>
-              </w:rPr>
-              <w:t xml:space="preserve"/>
-            </w:r>
-          </w:p>
-        </w:tc>
-        <w:tc>
-          <w:tcPr>
-            <w:tcW w:w="730" w:type="dxa"/>
-            <w:tcBorders>
-              <w:top w:val="single" w:sz="8" w:space="0" w:color="000000"/>
-              <w:left w:val="single" w:sz="8" w:space="0" w:color="000000"/>
-              <w:bottom w:val="single" w:sz="8" w:space="0" w:color="000000"/>
-              <w:right w:val="single" w:sz="8" w:space="0" w:color="000000"/>
-            </w:tcBorders>
-            <w:vAlign w:val="center"/>
-          </w:tcPr>
-          <w:p>
-            <w:pPr>
-              <w:jc w:val="center"/>
-              <w:spacing w:before="0" w:after="0" w:line="240" w:lineRule="auto"/>
-            </w:pPr>
-            <w:r>
-              <w:rPr>
-                <w:rFonts w:ascii="Times New Roman" w:hAnsi="Times New Roman"/>
-                <w:sz w:val="28"/>
-              </w:rPr>
+          <w:tcPr/>
+          <w:p>
+            <w:pPr>
+              <w:pStyle w:val="Compact"/>
+            </w:pPr>
+          </w:p>
+        </w:tc>
+        <w:tc>
+          <w:tcPr/>
+          <w:p>
+            <w:pPr>
+              <w:pStyle w:val="Compact"/>
+            </w:pPr>
+          </w:p>
+        </w:tc>
+        <w:tc>
+          <w:tcPr/>
+          <w:p>
+            <w:pPr>
+              <w:pStyle w:val="Compact"/>
+            </w:pPr>
+          </w:p>
+        </w:tc>
+        <w:tc>
+          <w:tcPr/>
+          <w:p>
+            <w:pPr>
+              <w:pStyle w:val="Compact"/>
+            </w:pPr>
+            <w:r>
               <w:t xml:space="preserve">●</w:t>
             </w:r>
           </w:p>
         </w:tc>
         <w:tc>
-          <w:tcPr>
-            <w:tcW w:w="730" w:type="dxa"/>
-            <w:tcBorders>
-              <w:top w:val="single" w:sz="8" w:space="0" w:color="000000"/>
-              <w:left w:val="single" w:sz="8" w:space="0" w:color="000000"/>
-              <w:bottom w:val="single" w:sz="8" w:space="0" w:color="000000"/>
-              <w:right w:val="single" w:sz="8" w:space="0" w:color="000000"/>
-            </w:tcBorders>
-            <w:vAlign w:val="center"/>
-          </w:tcPr>
-          <w:p>
-            <w:pPr>
-              <w:jc w:val="center"/>
-              <w:spacing w:before="0" w:after="0" w:line="240" w:lineRule="auto"/>
-            </w:pPr>
-            <w:r>
-              <w:rPr>
-                <w:rFonts w:ascii="Times New Roman" w:hAnsi="Times New Roman"/>
-                <w:sz w:val="28"/>
-              </w:rPr>
-              <w:t xml:space="preserve"/>
-            </w:r>
-          </w:p>
-        </w:tc>
-        <w:tc>
-          <w:tcPr>
-            <w:tcW w:w="730" w:type="dxa"/>
-            <w:tcBorders>
-              <w:top w:val="single" w:sz="8" w:space="0" w:color="000000"/>
-              <w:left w:val="single" w:sz="8" w:space="0" w:color="000000"/>
-              <w:bottom w:val="single" w:sz="8" w:space="0" w:color="000000"/>
-              <w:right w:val="single" w:sz="8" w:space="0" w:color="000000"/>
-            </w:tcBorders>
-            <w:vAlign w:val="center"/>
-          </w:tcPr>
-          <w:p>
-            <w:pPr>
-              <w:jc w:val="center"/>
-              <w:spacing w:before="0" w:after="0" w:line="240" w:lineRule="auto"/>
-            </w:pPr>
-            <w:r>
-              <w:rPr>
-                <w:rFonts w:ascii="Times New Roman" w:hAnsi="Times New Roman"/>
-                <w:sz w:val="28"/>
-              </w:rPr>
-              <w:t xml:space="preserve"/>
-            </w:r>
-          </w:p>
-        </w:tc>
-        <w:tc>
-          <w:tcPr>
-            <w:tcW w:w="730" w:type="dxa"/>
-            <w:tcBorders>
-              <w:top w:val="single" w:sz="8" w:space="0" w:color="000000"/>
-              <w:left w:val="single" w:sz="8" w:space="0" w:color="000000"/>
-              <w:bottom w:val="single" w:sz="8" w:space="0" w:color="000000"/>
-              <w:right w:val="single" w:sz="8" w:space="0" w:color="000000"/>
-            </w:tcBorders>
-            <w:vAlign w:val="center"/>
-          </w:tcPr>
-          <w:p>
-            <w:pPr>
-              <w:jc w:val="center"/>
-              <w:spacing w:before="0" w:after="0" w:line="240" w:lineRule="auto"/>
-            </w:pPr>
-            <w:r>
-              <w:rPr>
-                <w:rFonts w:ascii="Times New Roman" w:hAnsi="Times New Roman"/>
-                <w:sz w:val="28"/>
-              </w:rPr>
-              <w:t xml:space="preserve"/>
-            </w:r>
-          </w:p>
-        </w:tc>
-        <w:tc>
-          <w:tcPr>
-            <w:tcW w:w="730" w:type="dxa"/>
-            <w:tcBorders>
-              <w:top w:val="single" w:sz="8" w:space="0" w:color="000000"/>
-              <w:left w:val="single" w:sz="8" w:space="0" w:color="000000"/>
-              <w:bottom w:val="single" w:sz="8" w:space="0" w:color="000000"/>
-              <w:right w:val="single" w:sz="8" w:space="0" w:color="000000"/>
-            </w:tcBorders>
-            <w:vAlign w:val="center"/>
-          </w:tcPr>
-          <w:p>
-            <w:pPr>
-              <w:jc w:val="center"/>
-              <w:spacing w:before="0" w:after="0" w:line="240" w:lineRule="auto"/>
-            </w:pPr>
-            <w:r>
-              <w:rPr>
-                <w:rFonts w:ascii="Times New Roman" w:hAnsi="Times New Roman"/>
-                <w:sz w:val="28"/>
-              </w:rPr>
-              <w:t xml:space="preserve"/>
-            </w:r>
-          </w:p>
-        </w:tc>
-        <w:tc>
-          <w:tcPr>
-            <w:tcW w:w="730" w:type="dxa"/>
-            <w:tcBorders>
-              <w:top w:val="single" w:sz="8" w:space="0" w:color="000000"/>
-              <w:left w:val="single" w:sz="8" w:space="0" w:color="000000"/>
-              <w:bottom w:val="single" w:sz="8" w:space="0" w:color="000000"/>
-              <w:right w:val="single" w:sz="8" w:space="0" w:color="000000"/>
-            </w:tcBorders>
-            <w:vAlign w:val="center"/>
-          </w:tcPr>
-          <w:p>
-            <w:pPr>
-              <w:jc w:val="center"/>
-              <w:spacing w:before="0" w:after="0" w:line="240" w:lineRule="auto"/>
-            </w:pPr>
-            <w:r>
-              <w:rPr>
-                <w:rFonts w:ascii="Times New Roman" w:hAnsi="Times New Roman"/>
-                <w:sz w:val="28"/>
-              </w:rPr>
-              <w:t xml:space="preserve"/>
-            </w:r>
-          </w:p>
-        </w:tc>
-        <w:tc>
-          <w:tcPr>
-            <w:tcW w:w="730" w:type="dxa"/>
-            <w:tcBorders>
-              <w:top w:val="single" w:sz="8" w:space="0" w:color="000000"/>
-              <w:left w:val="single" w:sz="8" w:space="0" w:color="000000"/>
-              <w:bottom w:val="single" w:sz="8" w:space="0" w:color="000000"/>
-              <w:right w:val="single" w:sz="8" w:space="0" w:color="000000"/>
-            </w:tcBorders>
-            <w:vAlign w:val="center"/>
-          </w:tcPr>
-          <w:p>
-            <w:pPr>
-              <w:jc w:val="center"/>
-              <w:spacing w:before="0" w:after="0" w:line="240" w:lineRule="auto"/>
-            </w:pPr>
-            <w:r>
-              <w:rPr>
-                <w:rFonts w:ascii="Times New Roman" w:hAnsi="Times New Roman"/>
-                <w:sz w:val="28"/>
-              </w:rPr>
-              <w:t xml:space="preserve"/>
-            </w:r>
-          </w:p>
-        </w:tc>
-      </w:tr>
-      <w:tr>
-        <w:trPr>
-          <w:trHeight w:val="390" w:hRule="atLeast"/>
-        </w:trPr>
-        <w:tc>
-          <w:tcPr>
-            <w:tcW w:w="1700" w:type="dxa"/>
-            <w:tcBorders>
-              <w:top w:val="single" w:sz="8" w:space="0" w:color="000000"/>
-              <w:left w:val="single" w:sz="8" w:space="0" w:color="000000"/>
-              <w:bottom w:val="single" w:sz="8" w:space="0" w:color="000000"/>
-              <w:right w:val="single" w:sz="8" w:space="0" w:color="000000"/>
-            </w:tcBorders>
-            <w:vAlign w:val="center"/>
-          </w:tcPr>
-          <w:p>
-            <w:pPr>
-              <w:jc w:val="left"/>
-              <w:spacing w:before="0" w:after="0" w:line="240" w:lineRule="auto"/>
-            </w:pPr>
-            <w:r>
-              <w:rPr>
-                <w:rFonts w:ascii="Times New Roman" w:hAnsi="Times New Roman"/>
-                <w:sz w:val="20"/>
-              </w:rPr>
+          <w:tcPr/>
+          <w:p>
+            <w:pPr>
+              <w:pStyle w:val="Compact"/>
+            </w:pPr>
+          </w:p>
+        </w:tc>
+        <w:tc>
+          <w:tcPr/>
+          <w:p>
+            <w:pPr>
+              <w:pStyle w:val="Compact"/>
+            </w:pPr>
+          </w:p>
+        </w:tc>
+        <w:tc>
+          <w:tcPr/>
+          <w:p>
+            <w:pPr>
+              <w:pStyle w:val="Compact"/>
+            </w:pPr>
+          </w:p>
+        </w:tc>
+        <w:tc>
+          <w:tcPr/>
+          <w:p>
+            <w:pPr>
+              <w:pStyle w:val="Compact"/>
+            </w:pPr>
+          </w:p>
+        </w:tc>
+        <w:tc>
+          <w:tcPr/>
+          <w:p>
+            <w:pPr>
+              <w:pStyle w:val="Compact"/>
+            </w:pPr>
+          </w:p>
+        </w:tc>
+        <w:tc>
+          <w:tcPr/>
+          <w:p>
+            <w:pPr>
+              <w:pStyle w:val="Compact"/>
+            </w:pPr>
+          </w:p>
+        </w:tc>
+      </w:tr>
+      <w:tr>
+        <w:tc>
+          <w:tcPr/>
+          <w:p>
+            <w:pPr>
+              <w:pStyle w:val="Compact"/>
+            </w:pPr>
+            <w:r>
               <w:t xml:space="preserve">RF-06</w:t>
             </w:r>
           </w:p>
         </w:tc>
         <w:tc>
-          <w:tcPr>
-            <w:tcW w:w="730" w:type="dxa"/>
-            <w:tcBorders>
-              <w:top w:val="single" w:sz="8" w:space="0" w:color="000000"/>
-              <w:left w:val="single" w:sz="8" w:space="0" w:color="000000"/>
-              <w:bottom w:val="single" w:sz="8" w:space="0" w:color="000000"/>
-              <w:right w:val="single" w:sz="8" w:space="0" w:color="000000"/>
-            </w:tcBorders>
-            <w:vAlign w:val="center"/>
-          </w:tcPr>
-          <w:p>
-            <w:pPr>
-              <w:jc w:val="center"/>
-              <w:spacing w:before="0" w:after="0" w:line="240" w:lineRule="auto"/>
-            </w:pPr>
-            <w:r>
-              <w:rPr>
-                <w:rFonts w:ascii="Times New Roman" w:hAnsi="Times New Roman"/>
-                <w:sz w:val="28"/>
-              </w:rPr>
-              <w:t xml:space="preserve"/>
-            </w:r>
-          </w:p>
-        </w:tc>
-        <w:tc>
-          <w:tcPr>
-            <w:tcW w:w="730" w:type="dxa"/>
-            <w:tcBorders>
-              <w:top w:val="single" w:sz="8" w:space="0" w:color="000000"/>
-              <w:left w:val="single" w:sz="8" w:space="0" w:color="000000"/>
-              <w:bottom w:val="single" w:sz="8" w:space="0" w:color="000000"/>
-              <w:right w:val="single" w:sz="8" w:space="0" w:color="000000"/>
-            </w:tcBorders>
-            <w:vAlign w:val="center"/>
-          </w:tcPr>
-          <w:p>
-            <w:pPr>
-              <w:jc w:val="center"/>
-              <w:spacing w:before="0" w:after="0" w:line="240" w:lineRule="auto"/>
-            </w:pPr>
-            <w:r>
-              <w:rPr>
-                <w:rFonts w:ascii="Times New Roman" w:hAnsi="Times New Roman"/>
-                <w:sz w:val="28"/>
-              </w:rPr>
-              <w:t xml:space="preserve"/>
-            </w:r>
-          </w:p>
-        </w:tc>
-        <w:tc>
-          <w:tcPr>
-            <w:tcW w:w="730" w:type="dxa"/>
-            <w:tcBorders>
-              <w:top w:val="single" w:sz="8" w:space="0" w:color="000000"/>
-              <w:left w:val="single" w:sz="8" w:space="0" w:color="000000"/>
-              <w:bottom w:val="single" w:sz="8" w:space="0" w:color="000000"/>
-              <w:right w:val="single" w:sz="8" w:space="0" w:color="000000"/>
-            </w:tcBorders>
-            <w:vAlign w:val="center"/>
-          </w:tcPr>
-          <w:p>
-            <w:pPr>
-              <w:jc w:val="center"/>
-              <w:spacing w:before="0" w:after="0" w:line="240" w:lineRule="auto"/>
-            </w:pPr>
-            <w:r>
-              <w:rPr>
-                <w:rFonts w:ascii="Times New Roman" w:hAnsi="Times New Roman"/>
-                <w:sz w:val="28"/>
-              </w:rPr>
-              <w:t xml:space="preserve"/>
-            </w:r>
-          </w:p>
-        </w:tc>
-        <w:tc>
-          <w:tcPr>
-            <w:tcW w:w="730" w:type="dxa"/>
-            <w:tcBorders>
-              <w:top w:val="single" w:sz="8" w:space="0" w:color="000000"/>
-              <w:left w:val="single" w:sz="8" w:space="0" w:color="000000"/>
-              <w:bottom w:val="single" w:sz="8" w:space="0" w:color="000000"/>
-              <w:right w:val="single" w:sz="8" w:space="0" w:color="000000"/>
-            </w:tcBorders>
-            <w:vAlign w:val="center"/>
-          </w:tcPr>
-          <w:p>
-            <w:pPr>
-              <w:jc w:val="center"/>
-              <w:spacing w:before="0" w:after="0" w:line="240" w:lineRule="auto"/>
-            </w:pPr>
-            <w:r>
-              <w:rPr>
-                <w:rFonts w:ascii="Times New Roman" w:hAnsi="Times New Roman"/>
-                <w:sz w:val="28"/>
-              </w:rPr>
-              <w:t xml:space="preserve"/>
-            </w:r>
-          </w:p>
-        </w:tc>
-        <w:tc>
-          <w:tcPr>
-            <w:tcW w:w="730" w:type="dxa"/>
-            <w:tcBorders>
-              <w:top w:val="single" w:sz="8" w:space="0" w:color="000000"/>
-              <w:left w:val="single" w:sz="8" w:space="0" w:color="000000"/>
-              <w:bottom w:val="single" w:sz="8" w:space="0" w:color="000000"/>
-              <w:right w:val="single" w:sz="8" w:space="0" w:color="000000"/>
-            </w:tcBorders>
-            <w:vAlign w:val="center"/>
-          </w:tcPr>
-          <w:p>
-            <w:pPr>
-              <w:jc w:val="center"/>
-              <w:spacing w:before="0" w:after="0" w:line="240" w:lineRule="auto"/>
-            </w:pPr>
-            <w:r>
-              <w:rPr>
-                <w:rFonts w:ascii="Times New Roman" w:hAnsi="Times New Roman"/>
-                <w:sz w:val="28"/>
-              </w:rPr>
+          <w:tcPr/>
+          <w:p>
+            <w:pPr>
+              <w:pStyle w:val="Compact"/>
+            </w:pPr>
+          </w:p>
+        </w:tc>
+        <w:tc>
+          <w:tcPr/>
+          <w:p>
+            <w:pPr>
+              <w:pStyle w:val="Compact"/>
+            </w:pPr>
+          </w:p>
+        </w:tc>
+        <w:tc>
+          <w:tcPr/>
+          <w:p>
+            <w:pPr>
+              <w:pStyle w:val="Compact"/>
+            </w:pPr>
+          </w:p>
+        </w:tc>
+        <w:tc>
+          <w:tcPr/>
+          <w:p>
+            <w:pPr>
+              <w:pStyle w:val="Compact"/>
+            </w:pPr>
+          </w:p>
+        </w:tc>
+        <w:tc>
+          <w:tcPr/>
+          <w:p>
+            <w:pPr>
+              <w:pStyle w:val="Compact"/>
+            </w:pPr>
+            <w:r>
               <w:t xml:space="preserve">●</w:t>
             </w:r>
           </w:p>
         </w:tc>
         <w:tc>
-          <w:tcPr>
-            <w:tcW w:w="730" w:type="dxa"/>
-            <w:tcBorders>
-              <w:top w:val="single" w:sz="8" w:space="0" w:color="000000"/>
-              <w:left w:val="single" w:sz="8" w:space="0" w:color="000000"/>
-              <w:bottom w:val="single" w:sz="8" w:space="0" w:color="000000"/>
-              <w:right w:val="single" w:sz="8" w:space="0" w:color="000000"/>
-            </w:tcBorders>
-            <w:vAlign w:val="center"/>
-          </w:tcPr>
-          <w:p>
-            <w:pPr>
-              <w:jc w:val="center"/>
-              <w:spacing w:before="0" w:after="0" w:line="240" w:lineRule="auto"/>
-            </w:pPr>
-            <w:r>
-              <w:rPr>
-                <w:rFonts w:ascii="Times New Roman" w:hAnsi="Times New Roman"/>
-                <w:sz w:val="28"/>
-              </w:rPr>
-              <w:t xml:space="preserve"/>
-            </w:r>
-          </w:p>
-        </w:tc>
-        <w:tc>
-          <w:tcPr>
-            <w:tcW w:w="730" w:type="dxa"/>
-            <w:tcBorders>
-              <w:top w:val="single" w:sz="8" w:space="0" w:color="000000"/>
-              <w:left w:val="single" w:sz="8" w:space="0" w:color="000000"/>
-              <w:bottom w:val="single" w:sz="8" w:space="0" w:color="000000"/>
-              <w:right w:val="single" w:sz="8" w:space="0" w:color="000000"/>
-            </w:tcBorders>
-            <w:vAlign w:val="center"/>
-          </w:tcPr>
-          <w:p>
-            <w:pPr>
-              <w:jc w:val="center"/>
-              <w:spacing w:before="0" w:after="0" w:line="240" w:lineRule="auto"/>
-            </w:pPr>
-            <w:r>
-              <w:rPr>
-                <w:rFonts w:ascii="Times New Roman" w:hAnsi="Times New Roman"/>
-                <w:sz w:val="28"/>
-              </w:rPr>
-              <w:t xml:space="preserve"/>
-            </w:r>
-          </w:p>
-        </w:tc>
-        <w:tc>
-          <w:tcPr>
-            <w:tcW w:w="730" w:type="dxa"/>
-            <w:tcBorders>
-              <w:top w:val="single" w:sz="8" w:space="0" w:color="000000"/>
-              <w:left w:val="single" w:sz="8" w:space="0" w:color="000000"/>
-              <w:bottom w:val="single" w:sz="8" w:space="0" w:color="000000"/>
-              <w:right w:val="single" w:sz="8" w:space="0" w:color="000000"/>
-            </w:tcBorders>
-            <w:vAlign w:val="center"/>
-          </w:tcPr>
-          <w:p>
-            <w:pPr>
-              <w:jc w:val="center"/>
-              <w:spacing w:before="0" w:after="0" w:line="240" w:lineRule="auto"/>
-            </w:pPr>
-            <w:r>
-              <w:rPr>
-                <w:rFonts w:ascii="Times New Roman" w:hAnsi="Times New Roman"/>
-                <w:sz w:val="28"/>
-              </w:rPr>
-              <w:t xml:space="preserve"/>
-            </w:r>
-          </w:p>
-        </w:tc>
-        <w:tc>
-          <w:tcPr>
-            <w:tcW w:w="730" w:type="dxa"/>
-            <w:tcBorders>
-              <w:top w:val="single" w:sz="8" w:space="0" w:color="000000"/>
-              <w:left w:val="single" w:sz="8" w:space="0" w:color="000000"/>
-              <w:bottom w:val="single" w:sz="8" w:space="0" w:color="000000"/>
-              <w:right w:val="single" w:sz="8" w:space="0" w:color="000000"/>
-            </w:tcBorders>
-            <w:vAlign w:val="center"/>
-          </w:tcPr>
-          <w:p>
-            <w:pPr>
-              <w:jc w:val="center"/>
-              <w:spacing w:before="0" w:after="0" w:line="240" w:lineRule="auto"/>
-            </w:pPr>
-            <w:r>
-              <w:rPr>
-                <w:rFonts w:ascii="Times New Roman" w:hAnsi="Times New Roman"/>
-                <w:sz w:val="28"/>
-              </w:rPr>
-              <w:t xml:space="preserve"/>
-            </w:r>
-          </w:p>
-        </w:tc>
-        <w:tc>
-          <w:tcPr>
-            <w:tcW w:w="730" w:type="dxa"/>
-            <w:tcBorders>
-              <w:top w:val="single" w:sz="8" w:space="0" w:color="000000"/>
-              <w:left w:val="single" w:sz="8" w:space="0" w:color="000000"/>
-              <w:bottom w:val="single" w:sz="8" w:space="0" w:color="000000"/>
-              <w:right w:val="single" w:sz="8" w:space="0" w:color="000000"/>
-            </w:tcBorders>
-            <w:vAlign w:val="center"/>
-          </w:tcPr>
-          <w:p>
-            <w:pPr>
-              <w:jc w:val="center"/>
-              <w:spacing w:before="0" w:after="0" w:line="240" w:lineRule="auto"/>
-            </w:pPr>
-            <w:r>
-              <w:rPr>
-                <w:rFonts w:ascii="Times New Roman" w:hAnsi="Times New Roman"/>
-                <w:sz w:val="28"/>
-              </w:rPr>
-              <w:t xml:space="preserve"/>
-            </w:r>
-          </w:p>
-        </w:tc>
-      </w:tr>
-      <w:tr>
-        <w:trPr>
-          <w:trHeight w:val="390" w:hRule="atLeast"/>
-        </w:trPr>
-        <w:tc>
-          <w:tcPr>
-            <w:tcW w:w="1700" w:type="dxa"/>
-            <w:tcBorders>
-              <w:top w:val="single" w:sz="8" w:space="0" w:color="000000"/>
-              <w:left w:val="single" w:sz="8" w:space="0" w:color="000000"/>
-              <w:bottom w:val="single" w:sz="8" w:space="0" w:color="000000"/>
-              <w:right w:val="single" w:sz="8" w:space="0" w:color="000000"/>
-            </w:tcBorders>
-            <w:vAlign w:val="center"/>
-          </w:tcPr>
-          <w:p>
-            <w:pPr>
-              <w:jc w:val="left"/>
-              <w:spacing w:before="0" w:after="0" w:line="240" w:lineRule="auto"/>
-            </w:pPr>
-            <w:r>
-              <w:rPr>
-                <w:rFonts w:ascii="Times New Roman" w:hAnsi="Times New Roman"/>
-                <w:sz w:val="20"/>
-              </w:rPr>
+          <w:tcPr/>
+          <w:p>
+            <w:pPr>
+              <w:pStyle w:val="Compact"/>
+            </w:pPr>
+          </w:p>
+        </w:tc>
+        <w:tc>
+          <w:tcPr/>
+          <w:p>
+            <w:pPr>
+              <w:pStyle w:val="Compact"/>
+            </w:pPr>
+          </w:p>
+        </w:tc>
+        <w:tc>
+          <w:tcPr/>
+          <w:p>
+            <w:pPr>
+              <w:pStyle w:val="Compact"/>
+            </w:pPr>
+          </w:p>
+        </w:tc>
+        <w:tc>
+          <w:tcPr/>
+          <w:p>
+            <w:pPr>
+              <w:pStyle w:val="Compact"/>
+            </w:pPr>
+          </w:p>
+        </w:tc>
+        <w:tc>
+          <w:tcPr/>
+          <w:p>
+            <w:pPr>
+              <w:pStyle w:val="Compact"/>
+            </w:pPr>
+          </w:p>
+        </w:tc>
+      </w:tr>
+      <w:tr>
+        <w:tc>
+          <w:tcPr/>
+          <w:p>
+            <w:pPr>
+              <w:pStyle w:val="Compact"/>
+            </w:pPr>
+            <w:r>
               <w:t xml:space="preserve">RF-07</w:t>
             </w:r>
           </w:p>
         </w:tc>
         <w:tc>
-          <w:tcPr>
-            <w:tcW w:w="730" w:type="dxa"/>
-            <w:tcBorders>
-              <w:top w:val="single" w:sz="8" w:space="0" w:color="000000"/>
-              <w:left w:val="single" w:sz="8" w:space="0" w:color="000000"/>
-              <w:bottom w:val="single" w:sz="8" w:space="0" w:color="000000"/>
-              <w:right w:val="single" w:sz="8" w:space="0" w:color="000000"/>
-            </w:tcBorders>
-            <w:vAlign w:val="center"/>
-          </w:tcPr>
-          <w:p>
-            <w:pPr>
-              <w:jc w:val="center"/>
-              <w:spacing w:before="0" w:after="0" w:line="240" w:lineRule="auto"/>
-            </w:pPr>
-            <w:r>
-              <w:rPr>
-                <w:rFonts w:ascii="Times New Roman" w:hAnsi="Times New Roman"/>
-                <w:sz w:val="28"/>
-              </w:rPr>
-              <w:t xml:space="preserve"/>
-            </w:r>
-          </w:p>
-        </w:tc>
-        <w:tc>
-          <w:tcPr>
-            <w:tcW w:w="730" w:type="dxa"/>
-            <w:tcBorders>
-              <w:top w:val="single" w:sz="8" w:space="0" w:color="000000"/>
-              <w:left w:val="single" w:sz="8" w:space="0" w:color="000000"/>
-              <w:bottom w:val="single" w:sz="8" w:space="0" w:color="000000"/>
-              <w:right w:val="single" w:sz="8" w:space="0" w:color="000000"/>
-            </w:tcBorders>
-            <w:vAlign w:val="center"/>
-          </w:tcPr>
-          <w:p>
-            <w:pPr>
-              <w:jc w:val="center"/>
-              <w:spacing w:before="0" w:after="0" w:line="240" w:lineRule="auto"/>
-            </w:pPr>
-            <w:r>
-              <w:rPr>
-                <w:rFonts w:ascii="Times New Roman" w:hAnsi="Times New Roman"/>
-                <w:sz w:val="28"/>
-              </w:rPr>
-              <w:t xml:space="preserve"/>
-            </w:r>
-          </w:p>
-        </w:tc>
-        <w:tc>
-          <w:tcPr>
-            <w:tcW w:w="730" w:type="dxa"/>
-            <w:tcBorders>
-              <w:top w:val="single" w:sz="8" w:space="0" w:color="000000"/>
-              <w:left w:val="single" w:sz="8" w:space="0" w:color="000000"/>
-              <w:bottom w:val="single" w:sz="8" w:space="0" w:color="000000"/>
-              <w:right w:val="single" w:sz="8" w:space="0" w:color="000000"/>
-            </w:tcBorders>
-            <w:vAlign w:val="center"/>
-          </w:tcPr>
-          <w:p>
-            <w:pPr>
-              <w:jc w:val="center"/>
-              <w:spacing w:before="0" w:after="0" w:line="240" w:lineRule="auto"/>
-            </w:pPr>
-            <w:r>
-              <w:rPr>
-                <w:rFonts w:ascii="Times New Roman" w:hAnsi="Times New Roman"/>
-                <w:sz w:val="28"/>
-              </w:rPr>
-              <w:t xml:space="preserve"/>
-            </w:r>
-          </w:p>
-        </w:tc>
-        <w:tc>
-          <w:tcPr>
-            <w:tcW w:w="730" w:type="dxa"/>
-            <w:tcBorders>
-              <w:top w:val="single" w:sz="8" w:space="0" w:color="000000"/>
-              <w:left w:val="single" w:sz="8" w:space="0" w:color="000000"/>
-              <w:bottom w:val="single" w:sz="8" w:space="0" w:color="000000"/>
-              <w:right w:val="single" w:sz="8" w:space="0" w:color="000000"/>
-            </w:tcBorders>
-            <w:vAlign w:val="center"/>
-          </w:tcPr>
-          <w:p>
-            <w:pPr>
-              <w:jc w:val="center"/>
-              <w:spacing w:before="0" w:after="0" w:line="240" w:lineRule="auto"/>
-            </w:pPr>
-            <w:r>
-              <w:rPr>
-                <w:rFonts w:ascii="Times New Roman" w:hAnsi="Times New Roman"/>
-                <w:sz w:val="28"/>
-              </w:rPr>
-              <w:t xml:space="preserve"/>
-            </w:r>
-          </w:p>
-        </w:tc>
-        <w:tc>
-          <w:tcPr>
-            <w:tcW w:w="730" w:type="dxa"/>
-            <w:tcBorders>
-              <w:top w:val="single" w:sz="8" w:space="0" w:color="000000"/>
-              <w:left w:val="single" w:sz="8" w:space="0" w:color="000000"/>
-              <w:bottom w:val="single" w:sz="8" w:space="0" w:color="000000"/>
-              <w:right w:val="single" w:sz="8" w:space="0" w:color="000000"/>
-            </w:tcBorders>
-            <w:vAlign w:val="center"/>
-          </w:tcPr>
-          <w:p>
-            <w:pPr>
-              <w:jc w:val="center"/>
-              <w:spacing w:before="0" w:after="0" w:line="240" w:lineRule="auto"/>
-            </w:pPr>
-            <w:r>
-              <w:rPr>
-                <w:rFonts w:ascii="Times New Roman" w:hAnsi="Times New Roman"/>
-                <w:sz w:val="28"/>
-              </w:rPr>
-              <w:t xml:space="preserve"/>
-            </w:r>
-          </w:p>
-        </w:tc>
-        <w:tc>
-          <w:tcPr>
-            <w:tcW w:w="730" w:type="dxa"/>
-            <w:tcBorders>
-              <w:top w:val="single" w:sz="8" w:space="0" w:color="000000"/>
-              <w:left w:val="single" w:sz="8" w:space="0" w:color="000000"/>
-              <w:bottom w:val="single" w:sz="8" w:space="0" w:color="000000"/>
-              <w:right w:val="single" w:sz="8" w:space="0" w:color="000000"/>
-            </w:tcBorders>
-            <w:vAlign w:val="center"/>
-          </w:tcPr>
-          <w:p>
-            <w:pPr>
-              <w:jc w:val="center"/>
-              <w:spacing w:before="0" w:after="0" w:line="240" w:lineRule="auto"/>
-            </w:pPr>
-            <w:r>
-              <w:rPr>
-                <w:rFonts w:ascii="Times New Roman" w:hAnsi="Times New Roman"/>
-                <w:sz w:val="28"/>
-              </w:rPr>
+          <w:tcPr/>
+          <w:p>
+            <w:pPr>
+              <w:pStyle w:val="Compact"/>
+            </w:pPr>
+          </w:p>
+        </w:tc>
+        <w:tc>
+          <w:tcPr/>
+          <w:p>
+            <w:pPr>
+              <w:pStyle w:val="Compact"/>
+            </w:pPr>
+          </w:p>
+        </w:tc>
+        <w:tc>
+          <w:tcPr/>
+          <w:p>
+            <w:pPr>
+              <w:pStyle w:val="Compact"/>
+            </w:pPr>
+          </w:p>
+        </w:tc>
+        <w:tc>
+          <w:tcPr/>
+          <w:p>
+            <w:pPr>
+              <w:pStyle w:val="Compact"/>
+            </w:pPr>
+          </w:p>
+        </w:tc>
+        <w:tc>
+          <w:tcPr/>
+          <w:p>
+            <w:pPr>
+              <w:pStyle w:val="Compact"/>
+            </w:pPr>
+          </w:p>
+        </w:tc>
+        <w:tc>
+          <w:tcPr/>
+          <w:p>
+            <w:pPr>
+              <w:pStyle w:val="Compact"/>
+            </w:pPr>
+            <w:r>
               <w:t xml:space="preserve">●</w:t>
             </w:r>
           </w:p>
         </w:tc>
         <w:tc>
-          <w:tcPr>
-            <w:tcW w:w="730" w:type="dxa"/>
-            <w:tcBorders>
-              <w:top w:val="single" w:sz="8" w:space="0" w:color="000000"/>
-              <w:left w:val="single" w:sz="8" w:space="0" w:color="000000"/>
-              <w:bottom w:val="single" w:sz="8" w:space="0" w:color="000000"/>
-              <w:right w:val="single" w:sz="8" w:space="0" w:color="000000"/>
-            </w:tcBorders>
-            <w:vAlign w:val="center"/>
-          </w:tcPr>
-          <w:p>
-            <w:pPr>
-              <w:jc w:val="center"/>
-              <w:spacing w:before="0" w:after="0" w:line="240" w:lineRule="auto"/>
-            </w:pPr>
-            <w:r>
-              <w:rPr>
-                <w:rFonts w:ascii="Times New Roman" w:hAnsi="Times New Roman"/>
-                <w:sz w:val="28"/>
-              </w:rPr>
-              <w:t xml:space="preserve"/>
-            </w:r>
-          </w:p>
-        </w:tc>
-        <w:tc>
-          <w:tcPr>
-            <w:tcW w:w="730" w:type="dxa"/>
-            <w:tcBorders>
-              <w:top w:val="single" w:sz="8" w:space="0" w:color="000000"/>
-              <w:left w:val="single" w:sz="8" w:space="0" w:color="000000"/>
-              <w:bottom w:val="single" w:sz="8" w:space="0" w:color="000000"/>
-              <w:right w:val="single" w:sz="8" w:space="0" w:color="000000"/>
-            </w:tcBorders>
-            <w:vAlign w:val="center"/>
-          </w:tcPr>
-          <w:p>
-            <w:pPr>
-              <w:jc w:val="center"/>
-              <w:spacing w:before="0" w:after="0" w:line="240" w:lineRule="auto"/>
-            </w:pPr>
-            <w:r>
-              <w:rPr>
-                <w:rFonts w:ascii="Times New Roman" w:hAnsi="Times New Roman"/>
-                <w:sz w:val="28"/>
-              </w:rPr>
-              <w:t xml:space="preserve"/>
-            </w:r>
-          </w:p>
-        </w:tc>
-        <w:tc>
-          <w:tcPr>
-            <w:tcW w:w="730" w:type="dxa"/>
-            <w:tcBorders>
-              <w:top w:val="single" w:sz="8" w:space="0" w:color="000000"/>
-              <w:left w:val="single" w:sz="8" w:space="0" w:color="000000"/>
-              <w:bottom w:val="single" w:sz="8" w:space="0" w:color="000000"/>
-              <w:right w:val="single" w:sz="8" w:space="0" w:color="000000"/>
-            </w:tcBorders>
-            <w:vAlign w:val="center"/>
-          </w:tcPr>
-          <w:p>
-            <w:pPr>
-              <w:jc w:val="center"/>
-              <w:spacing w:before="0" w:after="0" w:line="240" w:lineRule="auto"/>
-            </w:pPr>
-            <w:r>
-              <w:rPr>
-                <w:rFonts w:ascii="Times New Roman" w:hAnsi="Times New Roman"/>
-                <w:sz w:val="28"/>
-              </w:rPr>
-              <w:t xml:space="preserve"/>
-            </w:r>
-          </w:p>
-        </w:tc>
-        <w:tc>
-          <w:tcPr>
-            <w:tcW w:w="730" w:type="dxa"/>
-            <w:tcBorders>
-              <w:top w:val="single" w:sz="8" w:space="0" w:color="000000"/>
-              <w:left w:val="single" w:sz="8" w:space="0" w:color="000000"/>
-              <w:bottom w:val="single" w:sz="8" w:space="0" w:color="000000"/>
-              <w:right w:val="single" w:sz="8" w:space="0" w:color="000000"/>
-            </w:tcBorders>
-            <w:vAlign w:val="center"/>
-          </w:tcPr>
-          <w:p>
-            <w:pPr>
-              <w:jc w:val="center"/>
-              <w:spacing w:before="0" w:after="0" w:line="240" w:lineRule="auto"/>
-            </w:pPr>
-            <w:r>
-              <w:rPr>
-                <w:rFonts w:ascii="Times New Roman" w:hAnsi="Times New Roman"/>
-                <w:sz w:val="28"/>
-              </w:rPr>
-              <w:t xml:space="preserve"/>
-            </w:r>
-          </w:p>
-        </w:tc>
-      </w:tr>
-      <w:tr>
-        <w:trPr>
-          <w:trHeight w:val="390" w:hRule="atLeast"/>
-        </w:trPr>
-        <w:tc>
-          <w:tcPr>
-            <w:tcW w:w="1700" w:type="dxa"/>
-            <w:tcBorders>
-              <w:top w:val="single" w:sz="8" w:space="0" w:color="000000"/>
-              <w:left w:val="single" w:sz="8" w:space="0" w:color="000000"/>
-              <w:bottom w:val="single" w:sz="8" w:space="0" w:color="000000"/>
-              <w:right w:val="single" w:sz="8" w:space="0" w:color="000000"/>
-            </w:tcBorders>
-            <w:vAlign w:val="center"/>
-          </w:tcPr>
-          <w:p>
-            <w:pPr>
-              <w:jc w:val="left"/>
-              <w:spacing w:before="0" w:after="0" w:line="240" w:lineRule="auto"/>
-            </w:pPr>
-            <w:r>
-              <w:rPr>
-                <w:rFonts w:ascii="Times New Roman" w:hAnsi="Times New Roman"/>
-                <w:sz w:val="20"/>
-              </w:rPr>
+          <w:tcPr/>
+          <w:p>
+            <w:pPr>
+              <w:pStyle w:val="Compact"/>
+            </w:pPr>
+          </w:p>
+        </w:tc>
+        <w:tc>
+          <w:tcPr/>
+          <w:p>
+            <w:pPr>
+              <w:pStyle w:val="Compact"/>
+            </w:pPr>
+          </w:p>
+        </w:tc>
+        <w:tc>
+          <w:tcPr/>
+          <w:p>
+            <w:pPr>
+              <w:pStyle w:val="Compact"/>
+            </w:pPr>
+          </w:p>
+        </w:tc>
+        <w:tc>
+          <w:tcPr/>
+          <w:p>
+            <w:pPr>
+              <w:pStyle w:val="Compact"/>
+            </w:pPr>
+          </w:p>
+        </w:tc>
+      </w:tr>
+      <w:tr>
+        <w:tc>
+          <w:tcPr/>
+          <w:p>
+            <w:pPr>
+              <w:pStyle w:val="Compact"/>
+            </w:pPr>
+            <w:r>
               <w:t xml:space="preserve">RF-08</w:t>
             </w:r>
           </w:p>
         </w:tc>
         <w:tc>
-          <w:tcPr>
-            <w:tcW w:w="730" w:type="dxa"/>
-            <w:tcBorders>
-              <w:top w:val="single" w:sz="8" w:space="0" w:color="000000"/>
-              <w:left w:val="single" w:sz="8" w:space="0" w:color="000000"/>
-              <w:bottom w:val="single" w:sz="8" w:space="0" w:color="000000"/>
-              <w:right w:val="single" w:sz="8" w:space="0" w:color="000000"/>
-            </w:tcBorders>
-            <w:vAlign w:val="center"/>
-          </w:tcPr>
-          <w:p>
-            <w:pPr>
-              <w:jc w:val="center"/>
-              <w:spacing w:before="0" w:after="0" w:line="240" w:lineRule="auto"/>
-            </w:pPr>
-            <w:r>
-              <w:rPr>
-                <w:rFonts w:ascii="Times New Roman" w:hAnsi="Times New Roman"/>
-                <w:sz w:val="28"/>
-              </w:rPr>
-              <w:t xml:space="preserve"/>
-            </w:r>
-          </w:p>
-        </w:tc>
-        <w:tc>
-          <w:tcPr>
-            <w:tcW w:w="730" w:type="dxa"/>
-            <w:tcBorders>
-              <w:top w:val="single" w:sz="8" w:space="0" w:color="000000"/>
-              <w:left w:val="single" w:sz="8" w:space="0" w:color="000000"/>
-              <w:bottom w:val="single" w:sz="8" w:space="0" w:color="000000"/>
-              <w:right w:val="single" w:sz="8" w:space="0" w:color="000000"/>
-            </w:tcBorders>
-            <w:vAlign w:val="center"/>
-          </w:tcPr>
-          <w:p>
-            <w:pPr>
-              <w:jc w:val="center"/>
-              <w:spacing w:before="0" w:after="0" w:line="240" w:lineRule="auto"/>
-            </w:pPr>
-            <w:r>
-              <w:rPr>
-                <w:rFonts w:ascii="Times New Roman" w:hAnsi="Times New Roman"/>
-                <w:sz w:val="28"/>
-              </w:rPr>
-              <w:t xml:space="preserve"/>
-            </w:r>
-          </w:p>
-        </w:tc>
-        <w:tc>
-          <w:tcPr>
-            <w:tcW w:w="730" w:type="dxa"/>
-            <w:tcBorders>
-              <w:top w:val="single" w:sz="8" w:space="0" w:color="000000"/>
-              <w:left w:val="single" w:sz="8" w:space="0" w:color="000000"/>
-              <w:bottom w:val="single" w:sz="8" w:space="0" w:color="000000"/>
-              <w:right w:val="single" w:sz="8" w:space="0" w:color="000000"/>
-            </w:tcBorders>
-            <w:vAlign w:val="center"/>
-          </w:tcPr>
-          <w:p>
-            <w:pPr>
-              <w:jc w:val="center"/>
-              <w:spacing w:before="0" w:after="0" w:line="240" w:lineRule="auto"/>
-            </w:pPr>
-            <w:r>
-              <w:rPr>
-                <w:rFonts w:ascii="Times New Roman" w:hAnsi="Times New Roman"/>
-                <w:sz w:val="28"/>
-              </w:rPr>
-              <w:t xml:space="preserve"/>
-            </w:r>
-          </w:p>
-        </w:tc>
-        <w:tc>
-          <w:tcPr>
-            <w:tcW w:w="730" w:type="dxa"/>
-            <w:tcBorders>
-              <w:top w:val="single" w:sz="8" w:space="0" w:color="000000"/>
-              <w:left w:val="single" w:sz="8" w:space="0" w:color="000000"/>
-              <w:bottom w:val="single" w:sz="8" w:space="0" w:color="000000"/>
-              <w:right w:val="single" w:sz="8" w:space="0" w:color="000000"/>
-            </w:tcBorders>
-            <w:vAlign w:val="center"/>
-          </w:tcPr>
-          <w:p>
-            <w:pPr>
-              <w:jc w:val="center"/>
-              <w:spacing w:before="0" w:after="0" w:line="240" w:lineRule="auto"/>
-            </w:pPr>
-            <w:r>
-              <w:rPr>
-                <w:rFonts w:ascii="Times New Roman" w:hAnsi="Times New Roman"/>
-                <w:sz w:val="28"/>
-              </w:rPr>
-              <w:t xml:space="preserve"/>
-            </w:r>
-          </w:p>
-        </w:tc>
-        <w:tc>
-          <w:tcPr>
-            <w:tcW w:w="730" w:type="dxa"/>
-            <w:tcBorders>
-              <w:top w:val="single" w:sz="8" w:space="0" w:color="000000"/>
-              <w:left w:val="single" w:sz="8" w:space="0" w:color="000000"/>
-              <w:bottom w:val="single" w:sz="8" w:space="0" w:color="000000"/>
-              <w:right w:val="single" w:sz="8" w:space="0" w:color="000000"/>
-            </w:tcBorders>
-            <w:vAlign w:val="center"/>
-          </w:tcPr>
-          <w:p>
-            <w:pPr>
-              <w:jc w:val="center"/>
-              <w:spacing w:before="0" w:after="0" w:line="240" w:lineRule="auto"/>
-            </w:pPr>
-            <w:r>
-              <w:rPr>
-                <w:rFonts w:ascii="Times New Roman" w:hAnsi="Times New Roman"/>
-                <w:sz w:val="28"/>
-              </w:rPr>
-              <w:t xml:space="preserve"/>
-            </w:r>
-          </w:p>
-        </w:tc>
-        <w:tc>
-          <w:tcPr>
-            <w:tcW w:w="730" w:type="dxa"/>
-            <w:tcBorders>
-              <w:top w:val="single" w:sz="8" w:space="0" w:color="000000"/>
-              <w:left w:val="single" w:sz="8" w:space="0" w:color="000000"/>
-              <w:bottom w:val="single" w:sz="8" w:space="0" w:color="000000"/>
-              <w:right w:val="single" w:sz="8" w:space="0" w:color="000000"/>
-            </w:tcBorders>
-            <w:vAlign w:val="center"/>
-          </w:tcPr>
-          <w:p>
-            <w:pPr>
-              <w:jc w:val="center"/>
-              <w:spacing w:before="0" w:after="0" w:line="240" w:lineRule="auto"/>
-            </w:pPr>
-            <w:r>
-              <w:rPr>
-                <w:rFonts w:ascii="Times New Roman" w:hAnsi="Times New Roman"/>
-                <w:sz w:val="28"/>
-              </w:rPr>
-              <w:t xml:space="preserve"/>
-            </w:r>
-          </w:p>
-        </w:tc>
-        <w:tc>
-          <w:tcPr>
-            <w:tcW w:w="730" w:type="dxa"/>
-            <w:tcBorders>
-              <w:top w:val="single" w:sz="8" w:space="0" w:color="000000"/>
-              <w:left w:val="single" w:sz="8" w:space="0" w:color="000000"/>
-              <w:bottom w:val="single" w:sz="8" w:space="0" w:color="000000"/>
-              <w:right w:val="single" w:sz="8" w:space="0" w:color="000000"/>
-            </w:tcBorders>
-            <w:vAlign w:val="center"/>
-          </w:tcPr>
-          <w:p>
-            <w:pPr>
-              <w:jc w:val="center"/>
-              <w:spacing w:before="0" w:after="0" w:line="240" w:lineRule="auto"/>
-            </w:pPr>
-            <w:r>
-              <w:rPr>
-                <w:rFonts w:ascii="Times New Roman" w:hAnsi="Times New Roman"/>
-                <w:sz w:val="28"/>
-              </w:rPr>
+          <w:tcPr/>
+          <w:p>
+            <w:pPr>
+              <w:pStyle w:val="Compact"/>
+            </w:pPr>
+          </w:p>
+        </w:tc>
+        <w:tc>
+          <w:tcPr/>
+          <w:p>
+            <w:pPr>
+              <w:pStyle w:val="Compact"/>
+            </w:pPr>
+          </w:p>
+        </w:tc>
+        <w:tc>
+          <w:tcPr/>
+          <w:p>
+            <w:pPr>
+              <w:pStyle w:val="Compact"/>
+            </w:pPr>
+          </w:p>
+        </w:tc>
+        <w:tc>
+          <w:tcPr/>
+          <w:p>
+            <w:pPr>
+              <w:pStyle w:val="Compact"/>
+            </w:pPr>
+          </w:p>
+        </w:tc>
+        <w:tc>
+          <w:tcPr/>
+          <w:p>
+            <w:pPr>
+              <w:pStyle w:val="Compact"/>
+            </w:pPr>
+          </w:p>
+        </w:tc>
+        <w:tc>
+          <w:tcPr/>
+          <w:p>
+            <w:pPr>
+              <w:pStyle w:val="Compact"/>
+            </w:pPr>
+          </w:p>
+        </w:tc>
+        <w:tc>
+          <w:tcPr/>
+          <w:p>
+            <w:pPr>
+              <w:pStyle w:val="Compact"/>
+            </w:pPr>
+            <w:r>
               <w:t xml:space="preserve">●</w:t>
             </w:r>
           </w:p>
         </w:tc>
         <w:tc>
-          <w:tcPr>
-            <w:tcW w:w="730" w:type="dxa"/>
-            <w:tcBorders>
-              <w:top w:val="single" w:sz="8" w:space="0" w:color="000000"/>
-              <w:left w:val="single" w:sz="8" w:space="0" w:color="000000"/>
-              <w:bottom w:val="single" w:sz="8" w:space="0" w:color="000000"/>
-              <w:right w:val="single" w:sz="8" w:space="0" w:color="000000"/>
-            </w:tcBorders>
-            <w:vAlign w:val="center"/>
-          </w:tcPr>
-          <w:p>
-            <w:pPr>
-              <w:jc w:val="center"/>
-              <w:spacing w:before="0" w:after="0" w:line="240" w:lineRule="auto"/>
-            </w:pPr>
-            <w:r>
-              <w:rPr>
-                <w:rFonts w:ascii="Times New Roman" w:hAnsi="Times New Roman"/>
-                <w:sz w:val="28"/>
-              </w:rPr>
-              <w:t xml:space="preserve"/>
-            </w:r>
-          </w:p>
-        </w:tc>
-        <w:tc>
-          <w:tcPr>
-            <w:tcW w:w="730" w:type="dxa"/>
-            <w:tcBorders>
-              <w:top w:val="single" w:sz="8" w:space="0" w:color="000000"/>
-              <w:left w:val="single" w:sz="8" w:space="0" w:color="000000"/>
-              <w:bottom w:val="single" w:sz="8" w:space="0" w:color="000000"/>
-              <w:right w:val="single" w:sz="8" w:space="0" w:color="000000"/>
-            </w:tcBorders>
-            <w:vAlign w:val="center"/>
-          </w:tcPr>
-          <w:p>
-            <w:pPr>
-              <w:jc w:val="center"/>
-              <w:spacing w:before="0" w:after="0" w:line="240" w:lineRule="auto"/>
-            </w:pPr>
-            <w:r>
-              <w:rPr>
-                <w:rFonts w:ascii="Times New Roman" w:hAnsi="Times New Roman"/>
-                <w:sz w:val="28"/>
-              </w:rPr>
-              <w:t xml:space="preserve"/>
-            </w:r>
-          </w:p>
-        </w:tc>
-        <w:tc>
-          <w:tcPr>
-            <w:tcW w:w="730" w:type="dxa"/>
-            <w:tcBorders>
-              <w:top w:val="single" w:sz="8" w:space="0" w:color="000000"/>
-              <w:left w:val="single" w:sz="8" w:space="0" w:color="000000"/>
-              <w:bottom w:val="single" w:sz="8" w:space="0" w:color="000000"/>
-              <w:right w:val="single" w:sz="8" w:space="0" w:color="000000"/>
-            </w:tcBorders>
-            <w:vAlign w:val="center"/>
-          </w:tcPr>
-          <w:p>
-            <w:pPr>
-              <w:jc w:val="center"/>
-              <w:spacing w:before="0" w:after="0" w:line="240" w:lineRule="auto"/>
-            </w:pPr>
-            <w:r>
-              <w:rPr>
-                <w:rFonts w:ascii="Times New Roman" w:hAnsi="Times New Roman"/>
-                <w:sz w:val="28"/>
-              </w:rPr>
-              <w:t xml:space="preserve"/>
-            </w:r>
-          </w:p>
-        </w:tc>
-      </w:tr>
-      <w:tr>
-        <w:trPr>
-          <w:trHeight w:val="390" w:hRule="atLeast"/>
-        </w:trPr>
-        <w:tc>
-          <w:tcPr>
-            <w:tcW w:w="1700" w:type="dxa"/>
-            <w:tcBorders>
-              <w:top w:val="single" w:sz="8" w:space="0" w:color="000000"/>
-              <w:left w:val="single" w:sz="8" w:space="0" w:color="000000"/>
-              <w:bottom w:val="single" w:sz="8" w:space="0" w:color="000000"/>
-              <w:right w:val="single" w:sz="8" w:space="0" w:color="000000"/>
-            </w:tcBorders>
-            <w:vAlign w:val="center"/>
-          </w:tcPr>
-          <w:p>
-            <w:pPr>
-              <w:jc w:val="left"/>
-              <w:spacing w:before="0" w:after="0" w:line="240" w:lineRule="auto"/>
-            </w:pPr>
-            <w:r>
-              <w:rPr>
-                <w:rFonts w:ascii="Times New Roman" w:hAnsi="Times New Roman"/>
-                <w:sz w:val="20"/>
-              </w:rPr>
+          <w:tcPr/>
+          <w:p>
+            <w:pPr>
+              <w:pStyle w:val="Compact"/>
+            </w:pPr>
+          </w:p>
+        </w:tc>
+        <w:tc>
+          <w:tcPr/>
+          <w:p>
+            <w:pPr>
+              <w:pStyle w:val="Compact"/>
+            </w:pPr>
+          </w:p>
+        </w:tc>
+        <w:tc>
+          <w:tcPr/>
+          <w:p>
+            <w:pPr>
+              <w:pStyle w:val="Compact"/>
+            </w:pPr>
+          </w:p>
+        </w:tc>
+      </w:tr>
+      <w:tr>
+        <w:tc>
+          <w:tcPr/>
+          <w:p>
+            <w:pPr>
+              <w:pStyle w:val="Compact"/>
+            </w:pPr>
+            <w:r>
               <w:t xml:space="preserve">RF-09</w:t>
             </w:r>
           </w:p>
         </w:tc>
         <w:tc>
-          <w:tcPr>
-            <w:tcW w:w="730" w:type="dxa"/>
-            <w:tcBorders>
-              <w:top w:val="single" w:sz="8" w:space="0" w:color="000000"/>
-              <w:left w:val="single" w:sz="8" w:space="0" w:color="000000"/>
-              <w:bottom w:val="single" w:sz="8" w:space="0" w:color="000000"/>
-              <w:right w:val="single" w:sz="8" w:space="0" w:color="000000"/>
-            </w:tcBorders>
-            <w:vAlign w:val="center"/>
-          </w:tcPr>
-          <w:p>
-            <w:pPr>
-              <w:jc w:val="center"/>
-              <w:spacing w:before="0" w:after="0" w:line="240" w:lineRule="auto"/>
-            </w:pPr>
-            <w:r>
-              <w:rPr>
-                <w:rFonts w:ascii="Times New Roman" w:hAnsi="Times New Roman"/>
-                <w:sz w:val="28"/>
-              </w:rPr>
-              <w:t xml:space="preserve"/>
-            </w:r>
-          </w:p>
-        </w:tc>
-        <w:tc>
-          <w:tcPr>
-            <w:tcW w:w="730" w:type="dxa"/>
-            <w:tcBorders>
-              <w:top w:val="single" w:sz="8" w:space="0" w:color="000000"/>
-              <w:left w:val="single" w:sz="8" w:space="0" w:color="000000"/>
-              <w:bottom w:val="single" w:sz="8" w:space="0" w:color="000000"/>
-              <w:right w:val="single" w:sz="8" w:space="0" w:color="000000"/>
-            </w:tcBorders>
-            <w:vAlign w:val="center"/>
-          </w:tcPr>
-          <w:p>
-            <w:pPr>
-              <w:jc w:val="center"/>
-              <w:spacing w:before="0" w:after="0" w:line="240" w:lineRule="auto"/>
-            </w:pPr>
-            <w:r>
-              <w:rPr>
-                <w:rFonts w:ascii="Times New Roman" w:hAnsi="Times New Roman"/>
-                <w:sz w:val="28"/>
-              </w:rPr>
-              <w:t xml:space="preserve"/>
-            </w:r>
-          </w:p>
-        </w:tc>
-        <w:tc>
-          <w:tcPr>
-            <w:tcW w:w="730" w:type="dxa"/>
-            <w:tcBorders>
-              <w:top w:val="single" w:sz="8" w:space="0" w:color="000000"/>
-              <w:left w:val="single" w:sz="8" w:space="0" w:color="000000"/>
-              <w:bottom w:val="single" w:sz="8" w:space="0" w:color="000000"/>
-              <w:right w:val="single" w:sz="8" w:space="0" w:color="000000"/>
-            </w:tcBorders>
-            <w:vAlign w:val="center"/>
-          </w:tcPr>
-          <w:p>
-            <w:pPr>
-              <w:jc w:val="center"/>
-              <w:spacing w:before="0" w:after="0" w:line="240" w:lineRule="auto"/>
-            </w:pPr>
-            <w:r>
-              <w:rPr>
-                <w:rFonts w:ascii="Times New Roman" w:hAnsi="Times New Roman"/>
-                <w:sz w:val="28"/>
-              </w:rPr>
-              <w:t xml:space="preserve"/>
-            </w:r>
-          </w:p>
-        </w:tc>
-        <w:tc>
-          <w:tcPr>
-            <w:tcW w:w="730" w:type="dxa"/>
-            <w:tcBorders>
-              <w:top w:val="single" w:sz="8" w:space="0" w:color="000000"/>
-              <w:left w:val="single" w:sz="8" w:space="0" w:color="000000"/>
-              <w:bottom w:val="single" w:sz="8" w:space="0" w:color="000000"/>
-              <w:right w:val="single" w:sz="8" w:space="0" w:color="000000"/>
-            </w:tcBorders>
-            <w:vAlign w:val="center"/>
-          </w:tcPr>
-          <w:p>
-            <w:pPr>
-              <w:jc w:val="center"/>
-              <w:spacing w:before="0" w:after="0" w:line="240" w:lineRule="auto"/>
-            </w:pPr>
-            <w:r>
-              <w:rPr>
-                <w:rFonts w:ascii="Times New Roman" w:hAnsi="Times New Roman"/>
-                <w:sz w:val="28"/>
-              </w:rPr>
-              <w:t xml:space="preserve"/>
-            </w:r>
-          </w:p>
-        </w:tc>
-        <w:tc>
-          <w:tcPr>
-            <w:tcW w:w="730" w:type="dxa"/>
-            <w:tcBorders>
-              <w:top w:val="single" w:sz="8" w:space="0" w:color="000000"/>
-              <w:left w:val="single" w:sz="8" w:space="0" w:color="000000"/>
-              <w:bottom w:val="single" w:sz="8" w:space="0" w:color="000000"/>
-              <w:right w:val="single" w:sz="8" w:space="0" w:color="000000"/>
-            </w:tcBorders>
-            <w:vAlign w:val="center"/>
-          </w:tcPr>
-          <w:p>
-            <w:pPr>
-              <w:jc w:val="center"/>
-              <w:spacing w:before="0" w:after="0" w:line="240" w:lineRule="auto"/>
-            </w:pPr>
-            <w:r>
-              <w:rPr>
-                <w:rFonts w:ascii="Times New Roman" w:hAnsi="Times New Roman"/>
-                <w:sz w:val="28"/>
-              </w:rPr>
-              <w:t xml:space="preserve"/>
-            </w:r>
-          </w:p>
-        </w:tc>
-        <w:tc>
-          <w:tcPr>
-            <w:tcW w:w="730" w:type="dxa"/>
-            <w:tcBorders>
-              <w:top w:val="single" w:sz="8" w:space="0" w:color="000000"/>
-              <w:left w:val="single" w:sz="8" w:space="0" w:color="000000"/>
-              <w:bottom w:val="single" w:sz="8" w:space="0" w:color="000000"/>
-              <w:right w:val="single" w:sz="8" w:space="0" w:color="000000"/>
-            </w:tcBorders>
-            <w:vAlign w:val="center"/>
-          </w:tcPr>
-          <w:p>
-            <w:pPr>
-              <w:jc w:val="center"/>
-              <w:spacing w:before="0" w:after="0" w:line="240" w:lineRule="auto"/>
-            </w:pPr>
-            <w:r>
-              <w:rPr>
-                <w:rFonts w:ascii="Times New Roman" w:hAnsi="Times New Roman"/>
-                <w:sz w:val="28"/>
-              </w:rPr>
-              <w:t xml:space="preserve"/>
-            </w:r>
-          </w:p>
-        </w:tc>
-        <w:tc>
-          <w:tcPr>
-            <w:tcW w:w="730" w:type="dxa"/>
-            <w:tcBorders>
-              <w:top w:val="single" w:sz="8" w:space="0" w:color="000000"/>
-              <w:left w:val="single" w:sz="8" w:space="0" w:color="000000"/>
-              <w:bottom w:val="single" w:sz="8" w:space="0" w:color="000000"/>
-              <w:right w:val="single" w:sz="8" w:space="0" w:color="000000"/>
-            </w:tcBorders>
-            <w:vAlign w:val="center"/>
-          </w:tcPr>
-          <w:p>
-            <w:pPr>
-              <w:jc w:val="center"/>
-              <w:spacing w:before="0" w:after="0" w:line="240" w:lineRule="auto"/>
-            </w:pPr>
-            <w:r>
-              <w:rPr>
-                <w:rFonts w:ascii="Times New Roman" w:hAnsi="Times New Roman"/>
-                <w:sz w:val="28"/>
-              </w:rPr>
-              <w:t xml:space="preserve"/>
-            </w:r>
-          </w:p>
-        </w:tc>
-        <w:tc>
-          <w:tcPr>
-            <w:tcW w:w="730" w:type="dxa"/>
-            <w:tcBorders>
-              <w:top w:val="single" w:sz="8" w:space="0" w:color="000000"/>
-              <w:left w:val="single" w:sz="8" w:space="0" w:color="000000"/>
-              <w:bottom w:val="single" w:sz="8" w:space="0" w:color="000000"/>
-              <w:right w:val="single" w:sz="8" w:space="0" w:color="000000"/>
-            </w:tcBorders>
-            <w:vAlign w:val="center"/>
-          </w:tcPr>
-          <w:p>
-            <w:pPr>
-              <w:jc w:val="center"/>
-              <w:spacing w:before="0" w:after="0" w:line="240" w:lineRule="auto"/>
-            </w:pPr>
-            <w:r>
-              <w:rPr>
-                <w:rFonts w:ascii="Times New Roman" w:hAnsi="Times New Roman"/>
-                <w:sz w:val="28"/>
-              </w:rPr>
+          <w:tcPr/>
+          <w:p>
+            <w:pPr>
+              <w:pStyle w:val="Compact"/>
+            </w:pPr>
+          </w:p>
+        </w:tc>
+        <w:tc>
+          <w:tcPr/>
+          <w:p>
+            <w:pPr>
+              <w:pStyle w:val="Compact"/>
+            </w:pPr>
+          </w:p>
+        </w:tc>
+        <w:tc>
+          <w:tcPr/>
+          <w:p>
+            <w:pPr>
+              <w:pStyle w:val="Compact"/>
+            </w:pPr>
+          </w:p>
+        </w:tc>
+        <w:tc>
+          <w:tcPr/>
+          <w:p>
+            <w:pPr>
+              <w:pStyle w:val="Compact"/>
+            </w:pPr>
+          </w:p>
+        </w:tc>
+        <w:tc>
+          <w:tcPr/>
+          <w:p>
+            <w:pPr>
+              <w:pStyle w:val="Compact"/>
+            </w:pPr>
+          </w:p>
+        </w:tc>
+        <w:tc>
+          <w:tcPr/>
+          <w:p>
+            <w:pPr>
+              <w:pStyle w:val="Compact"/>
+            </w:pPr>
+          </w:p>
+        </w:tc>
+        <w:tc>
+          <w:tcPr/>
+          <w:p>
+            <w:pPr>
+              <w:pStyle w:val="Compact"/>
+            </w:pPr>
+          </w:p>
+        </w:tc>
+        <w:tc>
+          <w:tcPr/>
+          <w:p>
+            <w:pPr>
+              <w:pStyle w:val="Compact"/>
+            </w:pPr>
+            <w:r>
               <w:t xml:space="preserve">●</w:t>
             </w:r>
           </w:p>
         </w:tc>
         <w:tc>
-          <w:tcPr>
-            <w:tcW w:w="730" w:type="dxa"/>
-            <w:tcBorders>
-              <w:top w:val="single" w:sz="8" w:space="0" w:color="000000"/>
-              <w:left w:val="single" w:sz="8" w:space="0" w:color="000000"/>
-              <w:bottom w:val="single" w:sz="8" w:space="0" w:color="000000"/>
-              <w:right w:val="single" w:sz="8" w:space="0" w:color="000000"/>
-            </w:tcBorders>
-            <w:vAlign w:val="center"/>
-          </w:tcPr>
-          <w:p>
-            <w:pPr>
-              <w:jc w:val="center"/>
-              <w:spacing w:before="0" w:after="0" w:line="240" w:lineRule="auto"/>
-            </w:pPr>
-            <w:r>
-              <w:rPr>
-                <w:rFonts w:ascii="Times New Roman" w:hAnsi="Times New Roman"/>
-                <w:sz w:val="28"/>
-              </w:rPr>
-              <w:t xml:space="preserve"/>
-            </w:r>
-          </w:p>
-        </w:tc>
-        <w:tc>
-          <w:tcPr>
-            <w:tcW w:w="730" w:type="dxa"/>
-            <w:tcBorders>
-              <w:top w:val="single" w:sz="8" w:space="0" w:color="000000"/>
-              <w:left w:val="single" w:sz="8" w:space="0" w:color="000000"/>
-              <w:bottom w:val="single" w:sz="8" w:space="0" w:color="000000"/>
-              <w:right w:val="single" w:sz="8" w:space="0" w:color="000000"/>
-            </w:tcBorders>
-            <w:vAlign w:val="center"/>
-          </w:tcPr>
-          <w:p>
-            <w:pPr>
-              <w:jc w:val="center"/>
-              <w:spacing w:before="0" w:after="0" w:line="240" w:lineRule="auto"/>
-            </w:pPr>
-            <w:r>
-              <w:rPr>
-                <w:rFonts w:ascii="Times New Roman" w:hAnsi="Times New Roman"/>
-                <w:sz w:val="28"/>
-              </w:rPr>
-              <w:t xml:space="preserve"/>
-            </w:r>
-          </w:p>
-        </w:tc>
-      </w:tr>
-      <w:tr>
-        <w:trPr>
-          <w:trHeight w:val="390" w:hRule="atLeast"/>
-        </w:trPr>
-        <w:tc>
-          <w:tcPr>
-            <w:tcW w:w="1700" w:type="dxa"/>
-            <w:tcBorders>
-              <w:top w:val="single" w:sz="8" w:space="0" w:color="000000"/>
-              <w:left w:val="single" w:sz="8" w:space="0" w:color="000000"/>
-              <w:bottom w:val="single" w:sz="8" w:space="0" w:color="000000"/>
-              <w:right w:val="single" w:sz="8" w:space="0" w:color="000000"/>
-            </w:tcBorders>
-            <w:vAlign w:val="center"/>
-          </w:tcPr>
-          <w:p>
-            <w:pPr>
-              <w:jc w:val="left"/>
-              <w:spacing w:before="0" w:after="0" w:line="240" w:lineRule="auto"/>
-            </w:pPr>
-            <w:r>
-              <w:rPr>
-                <w:rFonts w:ascii="Times New Roman" w:hAnsi="Times New Roman"/>
-                <w:sz w:val="20"/>
-              </w:rPr>
+          <w:tcPr/>
+          <w:p>
+            <w:pPr>
+              <w:pStyle w:val="Compact"/>
+            </w:pPr>
+          </w:p>
+        </w:tc>
+        <w:tc>
+          <w:tcPr/>
+          <w:p>
+            <w:pPr>
+              <w:pStyle w:val="Compact"/>
+            </w:pPr>
+          </w:p>
+        </w:tc>
+      </w:tr>
+      <w:tr>
+        <w:tc>
+          <w:tcPr/>
+          <w:p>
+            <w:pPr>
+              <w:pStyle w:val="Compact"/>
+            </w:pPr>
+            <w:r>
               <w:t xml:space="preserve">RF-10</w:t>
             </w:r>
           </w:p>
         </w:tc>
         <w:tc>
-          <w:tcPr>
-            <w:tcW w:w="730" w:type="dxa"/>
-            <w:tcBorders>
-              <w:top w:val="single" w:sz="8" w:space="0" w:color="000000"/>
-              <w:left w:val="single" w:sz="8" w:space="0" w:color="000000"/>
-              <w:bottom w:val="single" w:sz="8" w:space="0" w:color="000000"/>
-              <w:right w:val="single" w:sz="8" w:space="0" w:color="000000"/>
-            </w:tcBorders>
-            <w:vAlign w:val="center"/>
-          </w:tcPr>
-          <w:p>
-            <w:pPr>
-              <w:jc w:val="center"/>
-              <w:spacing w:before="0" w:after="0" w:line="240" w:lineRule="auto"/>
-            </w:pPr>
-            <w:r>
-              <w:rPr>
-                <w:rFonts w:ascii="Times New Roman" w:hAnsi="Times New Roman"/>
-                <w:sz w:val="28"/>
-              </w:rPr>
-              <w:t xml:space="preserve"/>
-            </w:r>
-          </w:p>
-        </w:tc>
-        <w:tc>
-          <w:tcPr>
-            <w:tcW w:w="730" w:type="dxa"/>
-            <w:tcBorders>
-              <w:top w:val="single" w:sz="8" w:space="0" w:color="000000"/>
-              <w:left w:val="single" w:sz="8" w:space="0" w:color="000000"/>
-              <w:bottom w:val="single" w:sz="8" w:space="0" w:color="000000"/>
-              <w:right w:val="single" w:sz="8" w:space="0" w:color="000000"/>
-            </w:tcBorders>
-            <w:vAlign w:val="center"/>
-          </w:tcPr>
-          <w:p>
-            <w:pPr>
-              <w:jc w:val="center"/>
-              <w:spacing w:before="0" w:after="0" w:line="240" w:lineRule="auto"/>
-            </w:pPr>
-            <w:r>
-              <w:rPr>
-                <w:rFonts w:ascii="Times New Roman" w:hAnsi="Times New Roman"/>
-                <w:sz w:val="28"/>
-              </w:rPr>
-              <w:t xml:space="preserve"/>
-            </w:r>
-          </w:p>
-        </w:tc>
-        <w:tc>
-          <w:tcPr>
-            <w:tcW w:w="730" w:type="dxa"/>
-            <w:tcBorders>
-              <w:top w:val="single" w:sz="8" w:space="0" w:color="000000"/>
-              <w:left w:val="single" w:sz="8" w:space="0" w:color="000000"/>
-              <w:bottom w:val="single" w:sz="8" w:space="0" w:color="000000"/>
-              <w:right w:val="single" w:sz="8" w:space="0" w:color="000000"/>
-            </w:tcBorders>
-            <w:vAlign w:val="center"/>
-          </w:tcPr>
-          <w:p>
-            <w:pPr>
-              <w:jc w:val="center"/>
-              <w:spacing w:before="0" w:after="0" w:line="240" w:lineRule="auto"/>
-            </w:pPr>
-            <w:r>
-              <w:rPr>
-                <w:rFonts w:ascii="Times New Roman" w:hAnsi="Times New Roman"/>
-                <w:sz w:val="28"/>
-              </w:rPr>
-              <w:t xml:space="preserve"/>
-            </w:r>
-          </w:p>
-        </w:tc>
-        <w:tc>
-          <w:tcPr>
-            <w:tcW w:w="730" w:type="dxa"/>
-            <w:tcBorders>
-              <w:top w:val="single" w:sz="8" w:space="0" w:color="000000"/>
-              <w:left w:val="single" w:sz="8" w:space="0" w:color="000000"/>
-              <w:bottom w:val="single" w:sz="8" w:space="0" w:color="000000"/>
-              <w:right w:val="single" w:sz="8" w:space="0" w:color="000000"/>
-            </w:tcBorders>
-            <w:vAlign w:val="center"/>
-          </w:tcPr>
-          <w:p>
-            <w:pPr>
-              <w:jc w:val="center"/>
-              <w:spacing w:before="0" w:after="0" w:line="240" w:lineRule="auto"/>
-            </w:pPr>
-            <w:r>
-              <w:rPr>
-                <w:rFonts w:ascii="Times New Roman" w:hAnsi="Times New Roman"/>
-                <w:sz w:val="28"/>
-              </w:rPr>
-              <w:t xml:space="preserve"/>
-            </w:r>
-          </w:p>
-        </w:tc>
-        <w:tc>
-          <w:tcPr>
-            <w:tcW w:w="730" w:type="dxa"/>
-            <w:tcBorders>
-              <w:top w:val="single" w:sz="8" w:space="0" w:color="000000"/>
-              <w:left w:val="single" w:sz="8" w:space="0" w:color="000000"/>
-              <w:bottom w:val="single" w:sz="8" w:space="0" w:color="000000"/>
-              <w:right w:val="single" w:sz="8" w:space="0" w:color="000000"/>
-            </w:tcBorders>
-            <w:vAlign w:val="center"/>
-          </w:tcPr>
-          <w:p>
-            <w:pPr>
-              <w:jc w:val="center"/>
-              <w:spacing w:before="0" w:after="0" w:line="240" w:lineRule="auto"/>
-            </w:pPr>
-            <w:r>
-              <w:rPr>
-                <w:rFonts w:ascii="Times New Roman" w:hAnsi="Times New Roman"/>
-                <w:sz w:val="28"/>
-              </w:rPr>
-              <w:t xml:space="preserve"/>
-            </w:r>
-          </w:p>
-        </w:tc>
-        <w:tc>
-          <w:tcPr>
-            <w:tcW w:w="730" w:type="dxa"/>
-            <w:tcBorders>
-              <w:top w:val="single" w:sz="8" w:space="0" w:color="000000"/>
-              <w:left w:val="single" w:sz="8" w:space="0" w:color="000000"/>
-              <w:bottom w:val="single" w:sz="8" w:space="0" w:color="000000"/>
-              <w:right w:val="single" w:sz="8" w:space="0" w:color="000000"/>
-            </w:tcBorders>
-            <w:vAlign w:val="center"/>
-          </w:tcPr>
-          <w:p>
-            <w:pPr>
-              <w:jc w:val="center"/>
-              <w:spacing w:before="0" w:after="0" w:line="240" w:lineRule="auto"/>
-            </w:pPr>
-            <w:r>
-              <w:rPr>
-                <w:rFonts w:ascii="Times New Roman" w:hAnsi="Times New Roman"/>
-                <w:sz w:val="28"/>
-              </w:rPr>
-              <w:t xml:space="preserve"/>
-            </w:r>
-          </w:p>
-        </w:tc>
-        <w:tc>
-          <w:tcPr>
-            <w:tcW w:w="730" w:type="dxa"/>
-            <w:tcBorders>
-              <w:top w:val="single" w:sz="8" w:space="0" w:color="000000"/>
-              <w:left w:val="single" w:sz="8" w:space="0" w:color="000000"/>
-              <w:bottom w:val="single" w:sz="8" w:space="0" w:color="000000"/>
-              <w:right w:val="single" w:sz="8" w:space="0" w:color="000000"/>
-            </w:tcBorders>
-            <w:vAlign w:val="center"/>
-          </w:tcPr>
-          <w:p>
-            <w:pPr>
-              <w:jc w:val="center"/>
-              <w:spacing w:before="0" w:after="0" w:line="240" w:lineRule="auto"/>
-            </w:pPr>
-            <w:r>
-              <w:rPr>
-                <w:rFonts w:ascii="Times New Roman" w:hAnsi="Times New Roman"/>
-                <w:sz w:val="28"/>
-              </w:rPr>
-              <w:t xml:space="preserve"/>
-            </w:r>
-          </w:p>
-        </w:tc>
-        <w:tc>
-          <w:tcPr>
-            <w:tcW w:w="730" w:type="dxa"/>
-            <w:tcBorders>
-              <w:top w:val="single" w:sz="8" w:space="0" w:color="000000"/>
-              <w:left w:val="single" w:sz="8" w:space="0" w:color="000000"/>
-              <w:bottom w:val="single" w:sz="8" w:space="0" w:color="000000"/>
-              <w:right w:val="single" w:sz="8" w:space="0" w:color="000000"/>
-            </w:tcBorders>
-            <w:vAlign w:val="center"/>
-          </w:tcPr>
-          <w:p>
-            <w:pPr>
-              <w:jc w:val="center"/>
-              <w:spacing w:before="0" w:after="0" w:line="240" w:lineRule="auto"/>
-            </w:pPr>
-            <w:r>
-              <w:rPr>
-                <w:rFonts w:ascii="Times New Roman" w:hAnsi="Times New Roman"/>
-                <w:sz w:val="28"/>
-              </w:rPr>
+          <w:tcPr/>
+          <w:p>
+            <w:pPr>
+              <w:pStyle w:val="Compact"/>
+            </w:pPr>
+          </w:p>
+        </w:tc>
+        <w:tc>
+          <w:tcPr/>
+          <w:p>
+            <w:pPr>
+              <w:pStyle w:val="Compact"/>
+            </w:pPr>
+          </w:p>
+        </w:tc>
+        <w:tc>
+          <w:tcPr/>
+          <w:p>
+            <w:pPr>
+              <w:pStyle w:val="Compact"/>
+            </w:pPr>
+          </w:p>
+        </w:tc>
+        <w:tc>
+          <w:tcPr/>
+          <w:p>
+            <w:pPr>
+              <w:pStyle w:val="Compact"/>
+            </w:pPr>
+          </w:p>
+        </w:tc>
+        <w:tc>
+          <w:tcPr/>
+          <w:p>
+            <w:pPr>
+              <w:pStyle w:val="Compact"/>
+            </w:pPr>
+          </w:p>
+        </w:tc>
+        <w:tc>
+          <w:tcPr/>
+          <w:p>
+            <w:pPr>
+              <w:pStyle w:val="Compact"/>
+            </w:pPr>
+          </w:p>
+        </w:tc>
+        <w:tc>
+          <w:tcPr/>
+          <w:p>
+            <w:pPr>
+              <w:pStyle w:val="Compact"/>
+            </w:pPr>
+          </w:p>
+        </w:tc>
+        <w:tc>
+          <w:tcPr/>
+          <w:p>
+            <w:pPr>
+              <w:pStyle w:val="Compact"/>
+            </w:pPr>
+            <w:r>
               <w:t xml:space="preserve">●</w:t>
             </w:r>
           </w:p>
         </w:tc>
         <w:tc>
-          <w:tcPr>
-            <w:tcW w:w="730" w:type="dxa"/>
-            <w:tcBorders>
-              <w:top w:val="single" w:sz="8" w:space="0" w:color="000000"/>
-              <w:left w:val="single" w:sz="8" w:space="0" w:color="000000"/>
-              <w:bottom w:val="single" w:sz="8" w:space="0" w:color="000000"/>
-              <w:right w:val="single" w:sz="8" w:space="0" w:color="000000"/>
-            </w:tcBorders>
-            <w:vAlign w:val="center"/>
-          </w:tcPr>
-          <w:p>
-            <w:pPr>
-              <w:jc w:val="center"/>
-              <w:spacing w:before="0" w:after="0" w:line="240" w:lineRule="auto"/>
-            </w:pPr>
-            <w:r>
-              <w:rPr>
-                <w:rFonts w:ascii="Times New Roman" w:hAnsi="Times New Roman"/>
-                <w:sz w:val="28"/>
-              </w:rPr>
-              <w:t xml:space="preserve"/>
-            </w:r>
-          </w:p>
-        </w:tc>
-        <w:tc>
-          <w:tcPr>
-            <w:tcW w:w="730" w:type="dxa"/>
-            <w:tcBorders>
-              <w:top w:val="single" w:sz="8" w:space="0" w:color="000000"/>
-              <w:left w:val="single" w:sz="8" w:space="0" w:color="000000"/>
-              <w:bottom w:val="single" w:sz="8" w:space="0" w:color="000000"/>
-              <w:right w:val="single" w:sz="8" w:space="0" w:color="000000"/>
-            </w:tcBorders>
-            <w:vAlign w:val="center"/>
-          </w:tcPr>
-          <w:p>
-            <w:pPr>
-              <w:jc w:val="center"/>
-              <w:spacing w:before="0" w:after="0" w:line="240" w:lineRule="auto"/>
-            </w:pPr>
-            <w:r>
-              <w:rPr>
-                <w:rFonts w:ascii="Times New Roman" w:hAnsi="Times New Roman"/>
-                <w:sz w:val="28"/>
-              </w:rPr>
-              <w:t xml:space="preserve"/>
-            </w:r>
-          </w:p>
-        </w:tc>
-      </w:tr>
-      <w:tr>
-        <w:trPr>
-          <w:trHeight w:val="390" w:hRule="atLeast"/>
-        </w:trPr>
-        <w:tc>
-          <w:tcPr>
-            <w:tcW w:w="1700" w:type="dxa"/>
-            <w:tcBorders>
-              <w:top w:val="single" w:sz="8" w:space="0" w:color="000000"/>
-              <w:left w:val="single" w:sz="8" w:space="0" w:color="000000"/>
-              <w:bottom w:val="single" w:sz="8" w:space="0" w:color="000000"/>
-              <w:right w:val="single" w:sz="8" w:space="0" w:color="000000"/>
-            </w:tcBorders>
-            <w:vAlign w:val="center"/>
-          </w:tcPr>
-          <w:p>
-            <w:pPr>
-              <w:jc w:val="left"/>
-              <w:spacing w:before="0" w:after="0" w:line="240" w:lineRule="auto"/>
-            </w:pPr>
-            <w:r>
-              <w:rPr>
-                <w:rFonts w:ascii="Times New Roman" w:hAnsi="Times New Roman"/>
-                <w:sz w:val="20"/>
-              </w:rPr>
+          <w:tcPr/>
+          <w:p>
+            <w:pPr>
+              <w:pStyle w:val="Compact"/>
+            </w:pPr>
+          </w:p>
+        </w:tc>
+        <w:tc>
+          <w:tcPr/>
+          <w:p>
+            <w:pPr>
+              <w:pStyle w:val="Compact"/>
+            </w:pPr>
+          </w:p>
+        </w:tc>
+      </w:tr>
+      <w:tr>
+        <w:tc>
+          <w:tcPr/>
+          <w:p>
+            <w:pPr>
+              <w:pStyle w:val="Compact"/>
+            </w:pPr>
+            <w:r>
               <w:t xml:space="preserve">RF-11</w:t>
             </w:r>
           </w:p>
         </w:tc>
         <w:tc>
-          <w:tcPr>
-            <w:tcW w:w="730" w:type="dxa"/>
-            <w:tcBorders>
-              <w:top w:val="single" w:sz="8" w:space="0" w:color="000000"/>
-              <w:left w:val="single" w:sz="8" w:space="0" w:color="000000"/>
-              <w:bottom w:val="single" w:sz="8" w:space="0" w:color="000000"/>
-              <w:right w:val="single" w:sz="8" w:space="0" w:color="000000"/>
-            </w:tcBorders>
-            <w:vAlign w:val="center"/>
-          </w:tcPr>
-          <w:p>
-            <w:pPr>
-              <w:jc w:val="center"/>
-              <w:spacing w:before="0" w:after="0" w:line="240" w:lineRule="auto"/>
-            </w:pPr>
-            <w:r>
-              <w:rPr>
-                <w:rFonts w:ascii="Times New Roman" w:hAnsi="Times New Roman"/>
-                <w:sz w:val="28"/>
-              </w:rPr>
-              <w:t xml:space="preserve"/>
-            </w:r>
-          </w:p>
-        </w:tc>
-        <w:tc>
-          <w:tcPr>
-            <w:tcW w:w="730" w:type="dxa"/>
-            <w:tcBorders>
-              <w:top w:val="single" w:sz="8" w:space="0" w:color="000000"/>
-              <w:left w:val="single" w:sz="8" w:space="0" w:color="000000"/>
-              <w:bottom w:val="single" w:sz="8" w:space="0" w:color="000000"/>
-              <w:right w:val="single" w:sz="8" w:space="0" w:color="000000"/>
-            </w:tcBorders>
-            <w:vAlign w:val="center"/>
-          </w:tcPr>
-          <w:p>
-            <w:pPr>
-              <w:jc w:val="center"/>
-              <w:spacing w:before="0" w:after="0" w:line="240" w:lineRule="auto"/>
-            </w:pPr>
-            <w:r>
-              <w:rPr>
-                <w:rFonts w:ascii="Times New Roman" w:hAnsi="Times New Roman"/>
-                <w:sz w:val="28"/>
-              </w:rPr>
-              <w:t xml:space="preserve"/>
-            </w:r>
-          </w:p>
-        </w:tc>
-        <w:tc>
-          <w:tcPr>
-            <w:tcW w:w="730" w:type="dxa"/>
-            <w:tcBorders>
-              <w:top w:val="single" w:sz="8" w:space="0" w:color="000000"/>
-              <w:left w:val="single" w:sz="8" w:space="0" w:color="000000"/>
-              <w:bottom w:val="single" w:sz="8" w:space="0" w:color="000000"/>
-              <w:right w:val="single" w:sz="8" w:space="0" w:color="000000"/>
-            </w:tcBorders>
-            <w:vAlign w:val="center"/>
-          </w:tcPr>
-          <w:p>
-            <w:pPr>
-              <w:jc w:val="center"/>
-              <w:spacing w:before="0" w:after="0" w:line="240" w:lineRule="auto"/>
-            </w:pPr>
-            <w:r>
-              <w:rPr>
-                <w:rFonts w:ascii="Times New Roman" w:hAnsi="Times New Roman"/>
-                <w:sz w:val="28"/>
-              </w:rPr>
-              <w:t xml:space="preserve"/>
-            </w:r>
-          </w:p>
-        </w:tc>
-        <w:tc>
-          <w:tcPr>
-            <w:tcW w:w="730" w:type="dxa"/>
-            <w:tcBorders>
-              <w:top w:val="single" w:sz="8" w:space="0" w:color="000000"/>
-              <w:left w:val="single" w:sz="8" w:space="0" w:color="000000"/>
-              <w:bottom w:val="single" w:sz="8" w:space="0" w:color="000000"/>
-              <w:right w:val="single" w:sz="8" w:space="0" w:color="000000"/>
-            </w:tcBorders>
-            <w:vAlign w:val="center"/>
-          </w:tcPr>
-          <w:p>
-            <w:pPr>
-              <w:jc w:val="center"/>
-              <w:spacing w:before="0" w:after="0" w:line="240" w:lineRule="auto"/>
-            </w:pPr>
-            <w:r>
-              <w:rPr>
-                <w:rFonts w:ascii="Times New Roman" w:hAnsi="Times New Roman"/>
-                <w:sz w:val="28"/>
-              </w:rPr>
-              <w:t xml:space="preserve"/>
-            </w:r>
-          </w:p>
-        </w:tc>
-        <w:tc>
-          <w:tcPr>
-            <w:tcW w:w="730" w:type="dxa"/>
-            <w:tcBorders>
-              <w:top w:val="single" w:sz="8" w:space="0" w:color="000000"/>
-              <w:left w:val="single" w:sz="8" w:space="0" w:color="000000"/>
-              <w:bottom w:val="single" w:sz="8" w:space="0" w:color="000000"/>
-              <w:right w:val="single" w:sz="8" w:space="0" w:color="000000"/>
-            </w:tcBorders>
-            <w:vAlign w:val="center"/>
-          </w:tcPr>
-          <w:p>
-            <w:pPr>
-              <w:jc w:val="center"/>
-              <w:spacing w:before="0" w:after="0" w:line="240" w:lineRule="auto"/>
-            </w:pPr>
-            <w:r>
-              <w:rPr>
-                <w:rFonts w:ascii="Times New Roman" w:hAnsi="Times New Roman"/>
-                <w:sz w:val="28"/>
-              </w:rPr>
-              <w:t xml:space="preserve"/>
-            </w:r>
-          </w:p>
-        </w:tc>
-        <w:tc>
-          <w:tcPr>
-            <w:tcW w:w="730" w:type="dxa"/>
-            <w:tcBorders>
-              <w:top w:val="single" w:sz="8" w:space="0" w:color="000000"/>
-              <w:left w:val="single" w:sz="8" w:space="0" w:color="000000"/>
-              <w:bottom w:val="single" w:sz="8" w:space="0" w:color="000000"/>
-              <w:right w:val="single" w:sz="8" w:space="0" w:color="000000"/>
-            </w:tcBorders>
-            <w:vAlign w:val="center"/>
-          </w:tcPr>
-          <w:p>
-            <w:pPr>
-              <w:jc w:val="center"/>
-              <w:spacing w:before="0" w:after="0" w:line="240" w:lineRule="auto"/>
-            </w:pPr>
-            <w:r>
-              <w:rPr>
-                <w:rFonts w:ascii="Times New Roman" w:hAnsi="Times New Roman"/>
-                <w:sz w:val="28"/>
-              </w:rPr>
-              <w:t xml:space="preserve"/>
-            </w:r>
-          </w:p>
-        </w:tc>
-        <w:tc>
-          <w:tcPr>
-            <w:tcW w:w="730" w:type="dxa"/>
-            <w:tcBorders>
-              <w:top w:val="single" w:sz="8" w:space="0" w:color="000000"/>
-              <w:left w:val="single" w:sz="8" w:space="0" w:color="000000"/>
-              <w:bottom w:val="single" w:sz="8" w:space="0" w:color="000000"/>
-              <w:right w:val="single" w:sz="8" w:space="0" w:color="000000"/>
-            </w:tcBorders>
-            <w:vAlign w:val="center"/>
-          </w:tcPr>
-          <w:p>
-            <w:pPr>
-              <w:jc w:val="center"/>
-              <w:spacing w:before="0" w:after="0" w:line="240" w:lineRule="auto"/>
-            </w:pPr>
-            <w:r>
-              <w:rPr>
-                <w:rFonts w:ascii="Times New Roman" w:hAnsi="Times New Roman"/>
-                <w:sz w:val="28"/>
-              </w:rPr>
-              <w:t xml:space="preserve"/>
-            </w:r>
-          </w:p>
-        </w:tc>
-        <w:tc>
-          <w:tcPr>
-            <w:tcW w:w="730" w:type="dxa"/>
-            <w:tcBorders>
-              <w:top w:val="single" w:sz="8" w:space="0" w:color="000000"/>
-              <w:left w:val="single" w:sz="8" w:space="0" w:color="000000"/>
-              <w:bottom w:val="single" w:sz="8" w:space="0" w:color="000000"/>
-              <w:right w:val="single" w:sz="8" w:space="0" w:color="000000"/>
-            </w:tcBorders>
-            <w:vAlign w:val="center"/>
-          </w:tcPr>
-          <w:p>
-            <w:pPr>
-              <w:jc w:val="center"/>
-              <w:spacing w:before="0" w:after="0" w:line="240" w:lineRule="auto"/>
-            </w:pPr>
-            <w:r>
-              <w:rPr>
-                <w:rFonts w:ascii="Times New Roman" w:hAnsi="Times New Roman"/>
-                <w:sz w:val="28"/>
-              </w:rPr>
-              <w:t xml:space="preserve"/>
-            </w:r>
-          </w:p>
-        </w:tc>
-        <w:tc>
-          <w:tcPr>
-            <w:tcW w:w="730" w:type="dxa"/>
-            <w:tcBorders>
-              <w:top w:val="single" w:sz="8" w:space="0" w:color="000000"/>
-              <w:left w:val="single" w:sz="8" w:space="0" w:color="000000"/>
-              <w:bottom w:val="single" w:sz="8" w:space="0" w:color="000000"/>
-              <w:right w:val="single" w:sz="8" w:space="0" w:color="000000"/>
-            </w:tcBorders>
-            <w:vAlign w:val="center"/>
-          </w:tcPr>
-          <w:p>
-            <w:pPr>
-              <w:jc w:val="center"/>
-              <w:spacing w:before="0" w:after="0" w:line="240" w:lineRule="auto"/>
-            </w:pPr>
-            <w:r>
-              <w:rPr>
-                <w:rFonts w:ascii="Times New Roman" w:hAnsi="Times New Roman"/>
-                <w:sz w:val="28"/>
-              </w:rPr>
+          <w:tcPr/>
+          <w:p>
+            <w:pPr>
+              <w:pStyle w:val="Compact"/>
+            </w:pPr>
+          </w:p>
+        </w:tc>
+        <w:tc>
+          <w:tcPr/>
+          <w:p>
+            <w:pPr>
+              <w:pStyle w:val="Compact"/>
+            </w:pPr>
+          </w:p>
+        </w:tc>
+        <w:tc>
+          <w:tcPr/>
+          <w:p>
+            <w:pPr>
+              <w:pStyle w:val="Compact"/>
+            </w:pPr>
+          </w:p>
+        </w:tc>
+        <w:tc>
+          <w:tcPr/>
+          <w:p>
+            <w:pPr>
+              <w:pStyle w:val="Compact"/>
+            </w:pPr>
+          </w:p>
+        </w:tc>
+        <w:tc>
+          <w:tcPr/>
+          <w:p>
+            <w:pPr>
+              <w:pStyle w:val="Compact"/>
+            </w:pPr>
+          </w:p>
+        </w:tc>
+        <w:tc>
+          <w:tcPr/>
+          <w:p>
+            <w:pPr>
+              <w:pStyle w:val="Compact"/>
+            </w:pPr>
+          </w:p>
+        </w:tc>
+        <w:tc>
+          <w:tcPr/>
+          <w:p>
+            <w:pPr>
+              <w:pStyle w:val="Compact"/>
+            </w:pPr>
+          </w:p>
+        </w:tc>
+        <w:tc>
+          <w:tcPr/>
+          <w:p>
+            <w:pPr>
+              <w:pStyle w:val="Compact"/>
+            </w:pPr>
+          </w:p>
+        </w:tc>
+        <w:tc>
+          <w:tcPr/>
+          <w:p>
+            <w:pPr>
+              <w:pStyle w:val="Compact"/>
+            </w:pPr>
+            <w:r>
               <w:t xml:space="preserve">●</w:t>
             </w:r>
           </w:p>
         </w:tc>
         <w:tc>
-          <w:tcPr>
-            <w:tcW w:w="730" w:type="dxa"/>
-            <w:tcBorders>
-              <w:top w:val="single" w:sz="8" w:space="0" w:color="000000"/>
-              <w:left w:val="single" w:sz="8" w:space="0" w:color="000000"/>
-              <w:bottom w:val="single" w:sz="8" w:space="0" w:color="000000"/>
-              <w:right w:val="single" w:sz="8" w:space="0" w:color="000000"/>
-            </w:tcBorders>
-            <w:vAlign w:val="center"/>
-          </w:tcPr>
-          <w:p>
-            <w:pPr>
-              <w:jc w:val="center"/>
-              <w:spacing w:before="0" w:after="0" w:line="240" w:lineRule="auto"/>
-            </w:pPr>
-            <w:r>
-              <w:rPr>
-                <w:rFonts w:ascii="Times New Roman" w:hAnsi="Times New Roman"/>
-                <w:sz w:val="28"/>
-              </w:rPr>
-              <w:t xml:space="preserve"/>
-            </w:r>
-          </w:p>
-        </w:tc>
-      </w:tr>
-      <w:tr>
-        <w:trPr>
-          <w:trHeight w:val="390" w:hRule="atLeast"/>
-        </w:trPr>
-        <w:tc>
-          <w:tcPr>
-            <w:tcW w:w="1700" w:type="dxa"/>
-            <w:tcBorders>
-              <w:top w:val="single" w:sz="8" w:space="0" w:color="000000"/>
-              <w:left w:val="single" w:sz="8" w:space="0" w:color="000000"/>
-              <w:bottom w:val="single" w:sz="8" w:space="0" w:color="000000"/>
-              <w:right w:val="single" w:sz="8" w:space="0" w:color="000000"/>
-            </w:tcBorders>
-            <w:vAlign w:val="center"/>
-          </w:tcPr>
-          <w:p>
-            <w:pPr>
-              <w:jc w:val="left"/>
-              <w:spacing w:before="0" w:after="0" w:line="240" w:lineRule="auto"/>
-            </w:pPr>
-            <w:r>
-              <w:rPr>
-                <w:rFonts w:ascii="Times New Roman" w:hAnsi="Times New Roman"/>
-                <w:sz w:val="20"/>
-              </w:rPr>
+          <w:tcPr/>
+          <w:p>
+            <w:pPr>
+              <w:pStyle w:val="Compact"/>
+            </w:pPr>
+          </w:p>
+        </w:tc>
+      </w:tr>
+      <w:tr>
+        <w:tc>
+          <w:tcPr/>
+          <w:p>
+            <w:pPr>
+              <w:pStyle w:val="Compact"/>
+            </w:pPr>
+            <w:r>
               <w:t xml:space="preserve">RF-12</w:t>
             </w:r>
           </w:p>
         </w:tc>
         <w:tc>
-          <w:tcPr>
-            <w:tcW w:w="730" w:type="dxa"/>
-            <w:tcBorders>
-              <w:top w:val="single" w:sz="8" w:space="0" w:color="000000"/>
-              <w:left w:val="single" w:sz="8" w:space="0" w:color="000000"/>
-              <w:bottom w:val="single" w:sz="8" w:space="0" w:color="000000"/>
-              <w:right w:val="single" w:sz="8" w:space="0" w:color="000000"/>
-            </w:tcBorders>
-            <w:vAlign w:val="center"/>
-          </w:tcPr>
-          <w:p>
-            <w:pPr>
-              <w:jc w:val="center"/>
-              <w:spacing w:before="0" w:after="0" w:line="240" w:lineRule="auto"/>
-            </w:pPr>
-            <w:r>
-              <w:rPr>
-                <w:rFonts w:ascii="Times New Roman" w:hAnsi="Times New Roman"/>
-                <w:sz w:val="28"/>
-              </w:rPr>
-              <w:t xml:space="preserve"/>
-            </w:r>
-          </w:p>
-        </w:tc>
-        <w:tc>
-          <w:tcPr>
-            <w:tcW w:w="730" w:type="dxa"/>
-            <w:tcBorders>
-              <w:top w:val="single" w:sz="8" w:space="0" w:color="000000"/>
-              <w:left w:val="single" w:sz="8" w:space="0" w:color="000000"/>
-              <w:bottom w:val="single" w:sz="8" w:space="0" w:color="000000"/>
-              <w:right w:val="single" w:sz="8" w:space="0" w:color="000000"/>
-            </w:tcBorders>
-            <w:vAlign w:val="center"/>
-          </w:tcPr>
-          <w:p>
-            <w:pPr>
-              <w:jc w:val="center"/>
-              <w:spacing w:before="0" w:after="0" w:line="240" w:lineRule="auto"/>
-            </w:pPr>
-            <w:r>
-              <w:rPr>
-                <w:rFonts w:ascii="Times New Roman" w:hAnsi="Times New Roman"/>
-                <w:sz w:val="28"/>
-              </w:rPr>
-              <w:t xml:space="preserve"/>
-            </w:r>
-          </w:p>
-        </w:tc>
-        <w:tc>
-          <w:tcPr>
-            <w:tcW w:w="730" w:type="dxa"/>
-            <w:tcBorders>
-              <w:top w:val="single" w:sz="8" w:space="0" w:color="000000"/>
-              <w:left w:val="single" w:sz="8" w:space="0" w:color="000000"/>
-              <w:bottom w:val="single" w:sz="8" w:space="0" w:color="000000"/>
-              <w:right w:val="single" w:sz="8" w:space="0" w:color="000000"/>
-            </w:tcBorders>
-            <w:vAlign w:val="center"/>
-          </w:tcPr>
-          <w:p>
-            <w:pPr>
-              <w:jc w:val="center"/>
-              <w:spacing w:before="0" w:after="0" w:line="240" w:lineRule="auto"/>
-            </w:pPr>
-            <w:r>
-              <w:rPr>
-                <w:rFonts w:ascii="Times New Roman" w:hAnsi="Times New Roman"/>
-                <w:sz w:val="28"/>
-              </w:rPr>
-              <w:t xml:space="preserve"/>
-            </w:r>
-          </w:p>
-        </w:tc>
-        <w:tc>
-          <w:tcPr>
-            <w:tcW w:w="730" w:type="dxa"/>
-            <w:tcBorders>
-              <w:top w:val="single" w:sz="8" w:space="0" w:color="000000"/>
-              <w:left w:val="single" w:sz="8" w:space="0" w:color="000000"/>
-              <w:bottom w:val="single" w:sz="8" w:space="0" w:color="000000"/>
-              <w:right w:val="single" w:sz="8" w:space="0" w:color="000000"/>
-            </w:tcBorders>
-            <w:vAlign w:val="center"/>
-          </w:tcPr>
-          <w:p>
-            <w:pPr>
-              <w:jc w:val="center"/>
-              <w:spacing w:before="0" w:after="0" w:line="240" w:lineRule="auto"/>
-            </w:pPr>
-            <w:r>
-              <w:rPr>
-                <w:rFonts w:ascii="Times New Roman" w:hAnsi="Times New Roman"/>
-                <w:sz w:val="28"/>
-              </w:rPr>
-              <w:t xml:space="preserve"/>
-            </w:r>
-          </w:p>
-        </w:tc>
-        <w:tc>
-          <w:tcPr>
-            <w:tcW w:w="730" w:type="dxa"/>
-            <w:tcBorders>
-              <w:top w:val="single" w:sz="8" w:space="0" w:color="000000"/>
-              <w:left w:val="single" w:sz="8" w:space="0" w:color="000000"/>
-              <w:bottom w:val="single" w:sz="8" w:space="0" w:color="000000"/>
-              <w:right w:val="single" w:sz="8" w:space="0" w:color="000000"/>
-            </w:tcBorders>
-            <w:vAlign w:val="center"/>
-          </w:tcPr>
-          <w:p>
-            <w:pPr>
-              <w:jc w:val="center"/>
-              <w:spacing w:before="0" w:after="0" w:line="240" w:lineRule="auto"/>
-            </w:pPr>
-            <w:r>
-              <w:rPr>
-                <w:rFonts w:ascii="Times New Roman" w:hAnsi="Times New Roman"/>
-                <w:sz w:val="28"/>
-              </w:rPr>
-              <w:t xml:space="preserve"/>
-            </w:r>
-          </w:p>
-        </w:tc>
-        <w:tc>
-          <w:tcPr>
-            <w:tcW w:w="730" w:type="dxa"/>
-            <w:tcBorders>
-              <w:top w:val="single" w:sz="8" w:space="0" w:color="000000"/>
-              <w:left w:val="single" w:sz="8" w:space="0" w:color="000000"/>
-              <w:bottom w:val="single" w:sz="8" w:space="0" w:color="000000"/>
-              <w:right w:val="single" w:sz="8" w:space="0" w:color="000000"/>
-            </w:tcBorders>
-            <w:vAlign w:val="center"/>
-          </w:tcPr>
-          <w:p>
-            <w:pPr>
-              <w:jc w:val="center"/>
-              <w:spacing w:before="0" w:after="0" w:line="240" w:lineRule="auto"/>
-            </w:pPr>
-            <w:r>
-              <w:rPr>
-                <w:rFonts w:ascii="Times New Roman" w:hAnsi="Times New Roman"/>
-                <w:sz w:val="28"/>
-              </w:rPr>
-              <w:t xml:space="preserve"/>
-            </w:r>
-          </w:p>
-        </w:tc>
-        <w:tc>
-          <w:tcPr>
-            <w:tcW w:w="730" w:type="dxa"/>
-            <w:tcBorders>
-              <w:top w:val="single" w:sz="8" w:space="0" w:color="000000"/>
-              <w:left w:val="single" w:sz="8" w:space="0" w:color="000000"/>
-              <w:bottom w:val="single" w:sz="8" w:space="0" w:color="000000"/>
-              <w:right w:val="single" w:sz="8" w:space="0" w:color="000000"/>
-            </w:tcBorders>
-            <w:vAlign w:val="center"/>
-          </w:tcPr>
-          <w:p>
-            <w:pPr>
-              <w:jc w:val="center"/>
-              <w:spacing w:before="0" w:after="0" w:line="240" w:lineRule="auto"/>
-            </w:pPr>
-            <w:r>
-              <w:rPr>
-                <w:rFonts w:ascii="Times New Roman" w:hAnsi="Times New Roman"/>
-                <w:sz w:val="28"/>
-              </w:rPr>
-              <w:t xml:space="preserve"/>
-            </w:r>
-          </w:p>
-        </w:tc>
-        <w:tc>
-          <w:tcPr>
-            <w:tcW w:w="730" w:type="dxa"/>
-            <w:tcBorders>
-              <w:top w:val="single" w:sz="8" w:space="0" w:color="000000"/>
-              <w:left w:val="single" w:sz="8" w:space="0" w:color="000000"/>
-              <w:bottom w:val="single" w:sz="8" w:space="0" w:color="000000"/>
-              <w:right w:val="single" w:sz="8" w:space="0" w:color="000000"/>
-            </w:tcBorders>
-            <w:vAlign w:val="center"/>
-          </w:tcPr>
-          <w:p>
-            <w:pPr>
-              <w:jc w:val="center"/>
-              <w:spacing w:before="0" w:after="0" w:line="240" w:lineRule="auto"/>
-            </w:pPr>
-            <w:r>
-              <w:rPr>
-                <w:rFonts w:ascii="Times New Roman" w:hAnsi="Times New Roman"/>
-                <w:sz w:val="28"/>
-              </w:rPr>
-              <w:t xml:space="preserve"/>
-            </w:r>
-          </w:p>
-        </w:tc>
-        <w:tc>
-          <w:tcPr>
-            <w:tcW w:w="730" w:type="dxa"/>
-            <w:tcBorders>
-              <w:top w:val="single" w:sz="8" w:space="0" w:color="000000"/>
-              <w:left w:val="single" w:sz="8" w:space="0" w:color="000000"/>
-              <w:bottom w:val="single" w:sz="8" w:space="0" w:color="000000"/>
-              <w:right w:val="single" w:sz="8" w:space="0" w:color="000000"/>
-            </w:tcBorders>
-            <w:vAlign w:val="center"/>
-          </w:tcPr>
-          <w:p>
-            <w:pPr>
-              <w:jc w:val="center"/>
-              <w:spacing w:before="0" w:after="0" w:line="240" w:lineRule="auto"/>
-            </w:pPr>
-            <w:r>
-              <w:rPr>
-                <w:rFonts w:ascii="Times New Roman" w:hAnsi="Times New Roman"/>
-                <w:sz w:val="28"/>
-              </w:rPr>
-              <w:t xml:space="preserve"/>
-            </w:r>
-          </w:p>
-        </w:tc>
-        <w:tc>
-          <w:tcPr>
-            <w:tcW w:w="730" w:type="dxa"/>
-            <w:tcBorders>
-              <w:top w:val="single" w:sz="8" w:space="0" w:color="000000"/>
-              <w:left w:val="single" w:sz="8" w:space="0" w:color="000000"/>
-              <w:bottom w:val="single" w:sz="8" w:space="0" w:color="000000"/>
-              <w:right w:val="single" w:sz="8" w:space="0" w:color="000000"/>
-            </w:tcBorders>
-            <w:vAlign w:val="center"/>
-          </w:tcPr>
-          <w:p>
-            <w:pPr>
-              <w:jc w:val="center"/>
-              <w:spacing w:before="0" w:after="0" w:line="240" w:lineRule="auto"/>
-            </w:pPr>
-            <w:r>
-              <w:rPr>
-                <w:rFonts w:ascii="Times New Roman" w:hAnsi="Times New Roman"/>
-                <w:sz w:val="28"/>
-              </w:rPr>
+          <w:tcPr/>
+          <w:p>
+            <w:pPr>
+              <w:pStyle w:val="Compact"/>
+            </w:pPr>
+          </w:p>
+        </w:tc>
+        <w:tc>
+          <w:tcPr/>
+          <w:p>
+            <w:pPr>
+              <w:pStyle w:val="Compact"/>
+            </w:pPr>
+          </w:p>
+        </w:tc>
+        <w:tc>
+          <w:tcPr/>
+          <w:p>
+            <w:pPr>
+              <w:pStyle w:val="Compact"/>
+            </w:pPr>
+          </w:p>
+        </w:tc>
+        <w:tc>
+          <w:tcPr/>
+          <w:p>
+            <w:pPr>
+              <w:pStyle w:val="Compact"/>
+            </w:pPr>
+          </w:p>
+        </w:tc>
+        <w:tc>
+          <w:tcPr/>
+          <w:p>
+            <w:pPr>
+              <w:pStyle w:val="Compact"/>
+            </w:pPr>
+          </w:p>
+        </w:tc>
+        <w:tc>
+          <w:tcPr/>
+          <w:p>
+            <w:pPr>
+              <w:pStyle w:val="Compact"/>
+            </w:pPr>
+          </w:p>
+        </w:tc>
+        <w:tc>
+          <w:tcPr/>
+          <w:p>
+            <w:pPr>
+              <w:pStyle w:val="Compact"/>
+            </w:pPr>
+          </w:p>
+        </w:tc>
+        <w:tc>
+          <w:tcPr/>
+          <w:p>
+            <w:pPr>
+              <w:pStyle w:val="Compact"/>
+            </w:pPr>
+          </w:p>
+        </w:tc>
+        <w:tc>
+          <w:tcPr/>
+          <w:p>
+            <w:pPr>
+              <w:pStyle w:val="Compact"/>
+            </w:pPr>
+          </w:p>
+        </w:tc>
+        <w:tc>
+          <w:tcPr/>
+          <w:p>
+            <w:pPr>
+              <w:pStyle w:val="Compact"/>
+            </w:pPr>
+            <w:r>
               <w:t xml:space="preserve">●</w:t>
             </w:r>
           </w:p>
         </w:tc>
       </w:tr>
       <w:tr>
-        <w:trPr>
-          <w:trHeight w:val="390" w:hRule="atLeast"/>
-        </w:trPr>
-        <w:tc>
-          <w:tcPr>
-            <w:tcW w:w="1700" w:type="dxa"/>
-            <w:tcBorders>
-              <w:top w:val="single" w:sz="8" w:space="0" w:color="000000"/>
-              <w:left w:val="single" w:sz="8" w:space="0" w:color="000000"/>
-              <w:bottom w:val="single" w:sz="8" w:space="0" w:color="000000"/>
-              <w:right w:val="single" w:sz="8" w:space="0" w:color="000000"/>
-            </w:tcBorders>
-            <w:vAlign w:val="center"/>
-          </w:tcPr>
-          <w:p>
-            <w:pPr>
-              <w:jc w:val="left"/>
-              <w:spacing w:before="0" w:after="0" w:line="240" w:lineRule="auto"/>
-            </w:pPr>
-            <w:r>
-              <w:rPr>
-                <w:rFonts w:ascii="Times New Roman" w:hAnsi="Times New Roman"/>
-                <w:sz w:val="20"/>
-              </w:rPr>
+        <w:tc>
+          <w:tcPr/>
+          <w:p>
+            <w:pPr>
+              <w:pStyle w:val="Compact"/>
+            </w:pPr>
+            <w:r>
               <w:t xml:space="preserve">RNF-01</w:t>
             </w:r>
           </w:p>
         </w:tc>
         <w:tc>
-          <w:tcPr>
-            <w:tcW w:w="730" w:type="dxa"/>
-            <w:tcBorders>
-              <w:top w:val="single" w:sz="8" w:space="0" w:color="000000"/>
-              <w:left w:val="single" w:sz="8" w:space="0" w:color="000000"/>
-              <w:bottom w:val="single" w:sz="8" w:space="0" w:color="000000"/>
-              <w:right w:val="single" w:sz="8" w:space="0" w:color="000000"/>
-            </w:tcBorders>
-            <w:vAlign w:val="center"/>
-          </w:tcPr>
-          <w:p>
-            <w:pPr>
-              <w:jc w:val="center"/>
-              <w:spacing w:before="0" w:after="0" w:line="240" w:lineRule="auto"/>
-            </w:pPr>
-            <w:r>
-              <w:rPr>
-                <w:rFonts w:ascii="Times New Roman" w:hAnsi="Times New Roman"/>
-                <w:sz w:val="28"/>
-              </w:rPr>
+          <w:tcPr/>
+          <w:p>
+            <w:pPr>
+              <w:pStyle w:val="Compact"/>
+            </w:pPr>
+            <w:r>
               <w:t xml:space="preserve">●</w:t>
             </w:r>
           </w:p>
         </w:tc>
         <w:tc>
-          <w:tcPr>
-            <w:tcW w:w="730" w:type="dxa"/>
-            <w:tcBorders>
-              <w:top w:val="single" w:sz="8" w:space="0" w:color="000000"/>
-              <w:left w:val="single" w:sz="8" w:space="0" w:color="000000"/>
-              <w:bottom w:val="single" w:sz="8" w:space="0" w:color="000000"/>
-              <w:right w:val="single" w:sz="8" w:space="0" w:color="000000"/>
-            </w:tcBorders>
-            <w:vAlign w:val="center"/>
-          </w:tcPr>
-          <w:p>
-            <w:pPr>
-              <w:jc w:val="center"/>
-              <w:spacing w:before="0" w:after="0" w:line="240" w:lineRule="auto"/>
-            </w:pPr>
-            <w:r>
-              <w:rPr>
-                <w:rFonts w:ascii="Times New Roman" w:hAnsi="Times New Roman"/>
-                <w:sz w:val="28"/>
-              </w:rPr>
-              <w:t xml:space="preserve"/>
-            </w:r>
-          </w:p>
-        </w:tc>
-        <w:tc>
-          <w:tcPr>
-            <w:tcW w:w="730" w:type="dxa"/>
-            <w:tcBorders>
-              <w:top w:val="single" w:sz="8" w:space="0" w:color="000000"/>
-              <w:left w:val="single" w:sz="8" w:space="0" w:color="000000"/>
-              <w:bottom w:val="single" w:sz="8" w:space="0" w:color="000000"/>
-              <w:right w:val="single" w:sz="8" w:space="0" w:color="000000"/>
-            </w:tcBorders>
-            <w:vAlign w:val="center"/>
-          </w:tcPr>
-          <w:p>
-            <w:pPr>
-              <w:jc w:val="center"/>
-              <w:spacing w:before="0" w:after="0" w:line="240" w:lineRule="auto"/>
-            </w:pPr>
-            <w:r>
-              <w:rPr>
-                <w:rFonts w:ascii="Times New Roman" w:hAnsi="Times New Roman"/>
-                <w:sz w:val="28"/>
-              </w:rPr>
-              <w:t xml:space="preserve"/>
-            </w:r>
-          </w:p>
-        </w:tc>
-        <w:tc>
-          <w:tcPr>
-            <w:tcW w:w="730" w:type="dxa"/>
-            <w:tcBorders>
-              <w:top w:val="single" w:sz="8" w:space="0" w:color="000000"/>
-              <w:left w:val="single" w:sz="8" w:space="0" w:color="000000"/>
-              <w:bottom w:val="single" w:sz="8" w:space="0" w:color="000000"/>
-              <w:right w:val="single" w:sz="8" w:space="0" w:color="000000"/>
-            </w:tcBorders>
-            <w:vAlign w:val="center"/>
-          </w:tcPr>
-          <w:p>
-            <w:pPr>
-              <w:jc w:val="center"/>
-              <w:spacing w:before="0" w:after="0" w:line="240" w:lineRule="auto"/>
-            </w:pPr>
-            <w:r>
-              <w:rPr>
-                <w:rFonts w:ascii="Times New Roman" w:hAnsi="Times New Roman"/>
-                <w:sz w:val="28"/>
-              </w:rPr>
-              <w:t xml:space="preserve"/>
-            </w:r>
-          </w:p>
-        </w:tc>
-        <w:tc>
-          <w:tcPr>
-            <w:tcW w:w="730" w:type="dxa"/>
-            <w:tcBorders>
-              <w:top w:val="single" w:sz="8" w:space="0" w:color="000000"/>
-              <w:left w:val="single" w:sz="8" w:space="0" w:color="000000"/>
-              <w:bottom w:val="single" w:sz="8" w:space="0" w:color="000000"/>
-              <w:right w:val="single" w:sz="8" w:space="0" w:color="000000"/>
-            </w:tcBorders>
-            <w:vAlign w:val="center"/>
-          </w:tcPr>
-          <w:p>
-            <w:pPr>
-              <w:jc w:val="center"/>
-              <w:spacing w:before="0" w:after="0" w:line="240" w:lineRule="auto"/>
-            </w:pPr>
-            <w:r>
-              <w:rPr>
-                <w:rFonts w:ascii="Times New Roman" w:hAnsi="Times New Roman"/>
-                <w:sz w:val="28"/>
-              </w:rPr>
-              <w:t xml:space="preserve"/>
-            </w:r>
-          </w:p>
-        </w:tc>
-        <w:tc>
-          <w:tcPr>
-            <w:tcW w:w="730" w:type="dxa"/>
-            <w:tcBorders>
-              <w:top w:val="single" w:sz="8" w:space="0" w:color="000000"/>
-              <w:left w:val="single" w:sz="8" w:space="0" w:color="000000"/>
-              <w:bottom w:val="single" w:sz="8" w:space="0" w:color="000000"/>
-              <w:right w:val="single" w:sz="8" w:space="0" w:color="000000"/>
-            </w:tcBorders>
-            <w:vAlign w:val="center"/>
-          </w:tcPr>
-          <w:p>
-            <w:pPr>
-              <w:jc w:val="center"/>
-              <w:spacing w:before="0" w:after="0" w:line="240" w:lineRule="auto"/>
-            </w:pPr>
-            <w:r>
-              <w:rPr>
-                <w:rFonts w:ascii="Times New Roman" w:hAnsi="Times New Roman"/>
-                <w:sz w:val="28"/>
-              </w:rPr>
-              <w:t xml:space="preserve"/>
-            </w:r>
-          </w:p>
-        </w:tc>
-        <w:tc>
-          <w:tcPr>
-            <w:tcW w:w="730" w:type="dxa"/>
-            <w:tcBorders>
-              <w:top w:val="single" w:sz="8" w:space="0" w:color="000000"/>
-              <w:left w:val="single" w:sz="8" w:space="0" w:color="000000"/>
-              <w:bottom w:val="single" w:sz="8" w:space="0" w:color="000000"/>
-              <w:right w:val="single" w:sz="8" w:space="0" w:color="000000"/>
-            </w:tcBorders>
-            <w:vAlign w:val="center"/>
-          </w:tcPr>
-          <w:p>
-            <w:pPr>
-              <w:jc w:val="center"/>
-              <w:spacing w:before="0" w:after="0" w:line="240" w:lineRule="auto"/>
-            </w:pPr>
-            <w:r>
-              <w:rPr>
-                <w:rFonts w:ascii="Times New Roman" w:hAnsi="Times New Roman"/>
-                <w:sz w:val="28"/>
-              </w:rPr>
-              <w:t xml:space="preserve"/>
-            </w:r>
-          </w:p>
-        </w:tc>
-        <w:tc>
-          <w:tcPr>
-            <w:tcW w:w="730" w:type="dxa"/>
-            <w:tcBorders>
-              <w:top w:val="single" w:sz="8" w:space="0" w:color="000000"/>
-              <w:left w:val="single" w:sz="8" w:space="0" w:color="000000"/>
-              <w:bottom w:val="single" w:sz="8" w:space="0" w:color="000000"/>
-              <w:right w:val="single" w:sz="8" w:space="0" w:color="000000"/>
-            </w:tcBorders>
-            <w:vAlign w:val="center"/>
-          </w:tcPr>
-          <w:p>
-            <w:pPr>
-              <w:jc w:val="center"/>
-              <w:spacing w:before="0" w:after="0" w:line="240" w:lineRule="auto"/>
-            </w:pPr>
-            <w:r>
-              <w:rPr>
-                <w:rFonts w:ascii="Times New Roman" w:hAnsi="Times New Roman"/>
-                <w:sz w:val="28"/>
-              </w:rPr>
-              <w:t xml:space="preserve"/>
-            </w:r>
-          </w:p>
-        </w:tc>
-        <w:tc>
-          <w:tcPr>
-            <w:tcW w:w="730" w:type="dxa"/>
-            <w:tcBorders>
-              <w:top w:val="single" w:sz="8" w:space="0" w:color="000000"/>
-              <w:left w:val="single" w:sz="8" w:space="0" w:color="000000"/>
-              <w:bottom w:val="single" w:sz="8" w:space="0" w:color="000000"/>
-              <w:right w:val="single" w:sz="8" w:space="0" w:color="000000"/>
-            </w:tcBorders>
-            <w:vAlign w:val="center"/>
-          </w:tcPr>
-          <w:p>
-            <w:pPr>
-              <w:jc w:val="center"/>
-              <w:spacing w:before="0" w:after="0" w:line="240" w:lineRule="auto"/>
-            </w:pPr>
-            <w:r>
-              <w:rPr>
-                <w:rFonts w:ascii="Times New Roman" w:hAnsi="Times New Roman"/>
-                <w:sz w:val="28"/>
-              </w:rPr>
+          <w:tcPr/>
+          <w:p>
+            <w:pPr>
+              <w:pStyle w:val="Compact"/>
+            </w:pPr>
+          </w:p>
+        </w:tc>
+        <w:tc>
+          <w:tcPr/>
+          <w:p>
+            <w:pPr>
+              <w:pStyle w:val="Compact"/>
+            </w:pPr>
+          </w:p>
+        </w:tc>
+        <w:tc>
+          <w:tcPr/>
+          <w:p>
+            <w:pPr>
+              <w:pStyle w:val="Compact"/>
+            </w:pPr>
+          </w:p>
+        </w:tc>
+        <w:tc>
+          <w:tcPr/>
+          <w:p>
+            <w:pPr>
+              <w:pStyle w:val="Compact"/>
+            </w:pPr>
+          </w:p>
+        </w:tc>
+        <w:tc>
+          <w:tcPr/>
+          <w:p>
+            <w:pPr>
+              <w:pStyle w:val="Compact"/>
+            </w:pPr>
+          </w:p>
+        </w:tc>
+        <w:tc>
+          <w:tcPr/>
+          <w:p>
+            <w:pPr>
+              <w:pStyle w:val="Compact"/>
+            </w:pPr>
+          </w:p>
+        </w:tc>
+        <w:tc>
+          <w:tcPr/>
+          <w:p>
+            <w:pPr>
+              <w:pStyle w:val="Compact"/>
+            </w:pPr>
+          </w:p>
+        </w:tc>
+        <w:tc>
+          <w:tcPr/>
+          <w:p>
+            <w:pPr>
+              <w:pStyle w:val="Compact"/>
+            </w:pPr>
+            <w:r>
               <w:t xml:space="preserve">●</w:t>
             </w:r>
           </w:p>
         </w:tc>
         <w:tc>
-          <w:tcPr>
-            <w:tcW w:w="730" w:type="dxa"/>
-            <w:tcBorders>
-              <w:top w:val="single" w:sz="8" w:space="0" w:color="000000"/>
-              <w:left w:val="single" w:sz="8" w:space="0" w:color="000000"/>
-              <w:bottom w:val="single" w:sz="8" w:space="0" w:color="000000"/>
-              <w:right w:val="single" w:sz="8" w:space="0" w:color="000000"/>
-            </w:tcBorders>
-            <w:vAlign w:val="center"/>
-          </w:tcPr>
-          <w:p>
-            <w:pPr>
-              <w:jc w:val="center"/>
-              <w:spacing w:before="0" w:after="0" w:line="240" w:lineRule="auto"/>
-            </w:pPr>
-            <w:r>
-              <w:rPr>
-                <w:rFonts w:ascii="Times New Roman" w:hAnsi="Times New Roman"/>
-                <w:sz w:val="28"/>
-              </w:rPr>
-              <w:t xml:space="preserve"/>
-            </w:r>
-          </w:p>
-        </w:tc>
-      </w:tr>
-      <w:tr>
-        <w:trPr>
-          <w:trHeight w:val="390" w:hRule="atLeast"/>
-        </w:trPr>
-        <w:tc>
-          <w:tcPr>
-            <w:tcW w:w="1700" w:type="dxa"/>
-            <w:tcBorders>
-              <w:top w:val="single" w:sz="8" w:space="0" w:color="000000"/>
-              <w:left w:val="single" w:sz="8" w:space="0" w:color="000000"/>
-              <w:bottom w:val="single" w:sz="8" w:space="0" w:color="000000"/>
-              <w:right w:val="single" w:sz="8" w:space="0" w:color="000000"/>
-            </w:tcBorders>
-            <w:vAlign w:val="center"/>
-          </w:tcPr>
-          <w:p>
-            <w:pPr>
-              <w:jc w:val="left"/>
-              <w:spacing w:before="0" w:after="0" w:line="240" w:lineRule="auto"/>
-            </w:pPr>
-            <w:r>
-              <w:rPr>
-                <w:rFonts w:ascii="Times New Roman" w:hAnsi="Times New Roman"/>
-                <w:sz w:val="20"/>
-              </w:rPr>
+          <w:tcPr/>
+          <w:p>
+            <w:pPr>
+              <w:pStyle w:val="Compact"/>
+            </w:pPr>
+          </w:p>
+        </w:tc>
+      </w:tr>
+      <w:tr>
+        <w:tc>
+          <w:tcPr/>
+          <w:p>
+            <w:pPr>
+              <w:pStyle w:val="Compact"/>
+            </w:pPr>
+            <w:r>
               <w:t xml:space="preserve">RNF-02</w:t>
             </w:r>
           </w:p>
         </w:tc>
         <w:tc>
-          <w:tcPr>
-            <w:tcW w:w="730" w:type="dxa"/>
-            <w:tcBorders>
-              <w:top w:val="single" w:sz="8" w:space="0" w:color="000000"/>
-              <w:left w:val="single" w:sz="8" w:space="0" w:color="000000"/>
-              <w:bottom w:val="single" w:sz="8" w:space="0" w:color="000000"/>
-              <w:right w:val="single" w:sz="8" w:space="0" w:color="000000"/>
-            </w:tcBorders>
-            <w:vAlign w:val="center"/>
-          </w:tcPr>
-          <w:p>
-            <w:pPr>
-              <w:jc w:val="center"/>
-              <w:spacing w:before="0" w:after="0" w:line="240" w:lineRule="auto"/>
-            </w:pPr>
-            <w:r>
-              <w:rPr>
-                <w:rFonts w:ascii="Times New Roman" w:hAnsi="Times New Roman"/>
-                <w:sz w:val="28"/>
-              </w:rPr>
-              <w:t xml:space="preserve"/>
-            </w:r>
-          </w:p>
-        </w:tc>
-        <w:tc>
-          <w:tcPr>
-            <w:tcW w:w="730" w:type="dxa"/>
-            <w:tcBorders>
-              <w:top w:val="single" w:sz="8" w:space="0" w:color="000000"/>
-              <w:left w:val="single" w:sz="8" w:space="0" w:color="000000"/>
-              <w:bottom w:val="single" w:sz="8" w:space="0" w:color="000000"/>
-              <w:right w:val="single" w:sz="8" w:space="0" w:color="000000"/>
-            </w:tcBorders>
-            <w:vAlign w:val="center"/>
-          </w:tcPr>
-          <w:p>
-            <w:pPr>
-              <w:jc w:val="center"/>
-              <w:spacing w:before="0" w:after="0" w:line="240" w:lineRule="auto"/>
-            </w:pPr>
-            <w:r>
-              <w:rPr>
-                <w:rFonts w:ascii="Times New Roman" w:hAnsi="Times New Roman"/>
-                <w:sz w:val="28"/>
-              </w:rPr>
+          <w:tcPr/>
+          <w:p>
+            <w:pPr>
+              <w:pStyle w:val="Compact"/>
+            </w:pPr>
+          </w:p>
+        </w:tc>
+        <w:tc>
+          <w:tcPr/>
+          <w:p>
+            <w:pPr>
+              <w:pStyle w:val="Compact"/>
+            </w:pPr>
+            <w:r>
               <w:t xml:space="preserve">●</w:t>
             </w:r>
           </w:p>
         </w:tc>
         <w:tc>
-          <w:tcPr>
-            <w:tcW w:w="730" w:type="dxa"/>
-            <w:tcBorders>
-              <w:top w:val="single" w:sz="8" w:space="0" w:color="000000"/>
-              <w:left w:val="single" w:sz="8" w:space="0" w:color="000000"/>
-              <w:bottom w:val="single" w:sz="8" w:space="0" w:color="000000"/>
-              <w:right w:val="single" w:sz="8" w:space="0" w:color="000000"/>
-            </w:tcBorders>
-            <w:vAlign w:val="center"/>
-          </w:tcPr>
-          <w:p>
-            <w:pPr>
-              <w:jc w:val="center"/>
-              <w:spacing w:before="0" w:after="0" w:line="240" w:lineRule="auto"/>
-            </w:pPr>
-            <w:r>
-              <w:rPr>
-                <w:rFonts w:ascii="Times New Roman" w:hAnsi="Times New Roman"/>
-                <w:sz w:val="28"/>
-              </w:rPr>
-              <w:t xml:space="preserve"/>
-            </w:r>
-          </w:p>
-        </w:tc>
-        <w:tc>
-          <w:tcPr>
-            <w:tcW w:w="730" w:type="dxa"/>
-            <w:tcBorders>
-              <w:top w:val="single" w:sz="8" w:space="0" w:color="000000"/>
-              <w:left w:val="single" w:sz="8" w:space="0" w:color="000000"/>
-              <w:bottom w:val="single" w:sz="8" w:space="0" w:color="000000"/>
-              <w:right w:val="single" w:sz="8" w:space="0" w:color="000000"/>
-            </w:tcBorders>
-            <w:vAlign w:val="center"/>
-          </w:tcPr>
-          <w:p>
-            <w:pPr>
-              <w:jc w:val="center"/>
-              <w:spacing w:before="0" w:after="0" w:line="240" w:lineRule="auto"/>
-            </w:pPr>
-            <w:r>
-              <w:rPr>
-                <w:rFonts w:ascii="Times New Roman" w:hAnsi="Times New Roman"/>
-                <w:sz w:val="28"/>
-              </w:rPr>
-              <w:t xml:space="preserve"/>
-            </w:r>
-          </w:p>
-        </w:tc>
-        <w:tc>
-          <w:tcPr>
-            <w:tcW w:w="730" w:type="dxa"/>
-            <w:tcBorders>
-              <w:top w:val="single" w:sz="8" w:space="0" w:color="000000"/>
-              <w:left w:val="single" w:sz="8" w:space="0" w:color="000000"/>
-              <w:bottom w:val="single" w:sz="8" w:space="0" w:color="000000"/>
-              <w:right w:val="single" w:sz="8" w:space="0" w:color="000000"/>
-            </w:tcBorders>
-            <w:vAlign w:val="center"/>
-          </w:tcPr>
-          <w:p>
-            <w:pPr>
-              <w:jc w:val="center"/>
-              <w:spacing w:before="0" w:after="0" w:line="240" w:lineRule="auto"/>
-            </w:pPr>
-            <w:r>
-              <w:rPr>
-                <w:rFonts w:ascii="Times New Roman" w:hAnsi="Times New Roman"/>
-                <w:sz w:val="28"/>
-              </w:rPr>
-              <w:t xml:space="preserve"/>
-            </w:r>
-          </w:p>
-        </w:tc>
-        <w:tc>
-          <w:tcPr>
-            <w:tcW w:w="730" w:type="dxa"/>
-            <w:tcBorders>
-              <w:top w:val="single" w:sz="8" w:space="0" w:color="000000"/>
-              <w:left w:val="single" w:sz="8" w:space="0" w:color="000000"/>
-              <w:bottom w:val="single" w:sz="8" w:space="0" w:color="000000"/>
-              <w:right w:val="single" w:sz="8" w:space="0" w:color="000000"/>
-            </w:tcBorders>
-            <w:vAlign w:val="center"/>
-          </w:tcPr>
-          <w:p>
-            <w:pPr>
-              <w:jc w:val="center"/>
-              <w:spacing w:before="0" w:after="0" w:line="240" w:lineRule="auto"/>
-            </w:pPr>
-            <w:r>
-              <w:rPr>
-                <w:rFonts w:ascii="Times New Roman" w:hAnsi="Times New Roman"/>
-                <w:sz w:val="28"/>
-              </w:rPr>
-              <w:t xml:space="preserve"/>
-            </w:r>
-          </w:p>
-        </w:tc>
-        <w:tc>
-          <w:tcPr>
-            <w:tcW w:w="730" w:type="dxa"/>
-            <w:tcBorders>
-              <w:top w:val="single" w:sz="8" w:space="0" w:color="000000"/>
-              <w:left w:val="single" w:sz="8" w:space="0" w:color="000000"/>
-              <w:bottom w:val="single" w:sz="8" w:space="0" w:color="000000"/>
-              <w:right w:val="single" w:sz="8" w:space="0" w:color="000000"/>
-            </w:tcBorders>
-            <w:vAlign w:val="center"/>
-          </w:tcPr>
-          <w:p>
-            <w:pPr>
-              <w:jc w:val="center"/>
-              <w:spacing w:before="0" w:after="0" w:line="240" w:lineRule="auto"/>
-            </w:pPr>
-            <w:r>
-              <w:rPr>
-                <w:rFonts w:ascii="Times New Roman" w:hAnsi="Times New Roman"/>
-                <w:sz w:val="28"/>
-              </w:rPr>
-              <w:t xml:space="preserve"/>
-            </w:r>
-          </w:p>
-        </w:tc>
-        <w:tc>
-          <w:tcPr>
-            <w:tcW w:w="730" w:type="dxa"/>
-            <w:tcBorders>
-              <w:top w:val="single" w:sz="8" w:space="0" w:color="000000"/>
-              <w:left w:val="single" w:sz="8" w:space="0" w:color="000000"/>
-              <w:bottom w:val="single" w:sz="8" w:space="0" w:color="000000"/>
-              <w:right w:val="single" w:sz="8" w:space="0" w:color="000000"/>
-            </w:tcBorders>
-            <w:vAlign w:val="center"/>
-          </w:tcPr>
-          <w:p>
-            <w:pPr>
-              <w:jc w:val="center"/>
-              <w:spacing w:before="0" w:after="0" w:line="240" w:lineRule="auto"/>
-            </w:pPr>
-            <w:r>
-              <w:rPr>
-                <w:rFonts w:ascii="Times New Roman" w:hAnsi="Times New Roman"/>
-                <w:sz w:val="28"/>
-              </w:rPr>
-              <w:t xml:space="preserve"/>
-            </w:r>
-          </w:p>
-        </w:tc>
-        <w:tc>
-          <w:tcPr>
-            <w:tcW w:w="730" w:type="dxa"/>
-            <w:tcBorders>
-              <w:top w:val="single" w:sz="8" w:space="0" w:color="000000"/>
-              <w:left w:val="single" w:sz="8" w:space="0" w:color="000000"/>
-              <w:bottom w:val="single" w:sz="8" w:space="0" w:color="000000"/>
-              <w:right w:val="single" w:sz="8" w:space="0" w:color="000000"/>
-            </w:tcBorders>
-            <w:vAlign w:val="center"/>
-          </w:tcPr>
-          <w:p>
-            <w:pPr>
-              <w:jc w:val="center"/>
-              <w:spacing w:before="0" w:after="0" w:line="240" w:lineRule="auto"/>
-            </w:pPr>
-            <w:r>
-              <w:rPr>
-                <w:rFonts w:ascii="Times New Roman" w:hAnsi="Times New Roman"/>
-                <w:sz w:val="28"/>
-              </w:rPr>
-              <w:t xml:space="preserve"/>
-            </w:r>
-          </w:p>
-        </w:tc>
-        <w:tc>
-          <w:tcPr>
-            <w:tcW w:w="730" w:type="dxa"/>
-            <w:tcBorders>
-              <w:top w:val="single" w:sz="8" w:space="0" w:color="000000"/>
-              <w:left w:val="single" w:sz="8" w:space="0" w:color="000000"/>
-              <w:bottom w:val="single" w:sz="8" w:space="0" w:color="000000"/>
-              <w:right w:val="single" w:sz="8" w:space="0" w:color="000000"/>
-            </w:tcBorders>
-            <w:vAlign w:val="center"/>
-          </w:tcPr>
-          <w:p>
-            <w:pPr>
-              <w:jc w:val="center"/>
-              <w:spacing w:before="0" w:after="0" w:line="240" w:lineRule="auto"/>
-            </w:pPr>
-            <w:r>
-              <w:rPr>
-                <w:rFonts w:ascii="Times New Roman" w:hAnsi="Times New Roman"/>
-                <w:sz w:val="28"/>
-              </w:rPr>
-              <w:t xml:space="preserve"/>
-            </w:r>
-          </w:p>
-        </w:tc>
-      </w:tr>
-      <w:tr>
-        <w:trPr>
-          <w:trHeight w:val="390" w:hRule="atLeast"/>
-        </w:trPr>
-        <w:tc>
-          <w:tcPr>
-            <w:tcW w:w="1700" w:type="dxa"/>
-            <w:tcBorders>
-              <w:top w:val="single" w:sz="8" w:space="0" w:color="000000"/>
-              <w:left w:val="single" w:sz="8" w:space="0" w:color="000000"/>
-              <w:bottom w:val="single" w:sz="8" w:space="0" w:color="000000"/>
-              <w:right w:val="single" w:sz="8" w:space="0" w:color="000000"/>
-            </w:tcBorders>
-            <w:vAlign w:val="center"/>
-          </w:tcPr>
-          <w:p>
-            <w:pPr>
-              <w:jc w:val="left"/>
-              <w:spacing w:before="0" w:after="0" w:line="240" w:lineRule="auto"/>
-            </w:pPr>
-            <w:r>
-              <w:rPr>
-                <w:rFonts w:ascii="Times New Roman" w:hAnsi="Times New Roman"/>
-                <w:sz w:val="20"/>
-              </w:rPr>
+          <w:tcPr/>
+          <w:p>
+            <w:pPr>
+              <w:pStyle w:val="Compact"/>
+            </w:pPr>
+          </w:p>
+        </w:tc>
+        <w:tc>
+          <w:tcPr/>
+          <w:p>
+            <w:pPr>
+              <w:pStyle w:val="Compact"/>
+            </w:pPr>
+          </w:p>
+        </w:tc>
+        <w:tc>
+          <w:tcPr/>
+          <w:p>
+            <w:pPr>
+              <w:pStyle w:val="Compact"/>
+            </w:pPr>
+          </w:p>
+        </w:tc>
+        <w:tc>
+          <w:tcPr/>
+          <w:p>
+            <w:pPr>
+              <w:pStyle w:val="Compact"/>
+            </w:pPr>
+          </w:p>
+        </w:tc>
+        <w:tc>
+          <w:tcPr/>
+          <w:p>
+            <w:pPr>
+              <w:pStyle w:val="Compact"/>
+            </w:pPr>
+          </w:p>
+        </w:tc>
+        <w:tc>
+          <w:tcPr/>
+          <w:p>
+            <w:pPr>
+              <w:pStyle w:val="Compact"/>
+            </w:pPr>
+          </w:p>
+        </w:tc>
+        <w:tc>
+          <w:tcPr/>
+          <w:p>
+            <w:pPr>
+              <w:pStyle w:val="Compact"/>
+            </w:pPr>
+          </w:p>
+        </w:tc>
+        <w:tc>
+          <w:tcPr/>
+          <w:p>
+            <w:pPr>
+              <w:pStyle w:val="Compact"/>
+            </w:pPr>
+          </w:p>
+        </w:tc>
+      </w:tr>
+      <w:tr>
+        <w:tc>
+          <w:tcPr/>
+          <w:p>
+            <w:pPr>
+              <w:pStyle w:val="Compact"/>
+            </w:pPr>
+            <w:r>
               <w:t xml:space="preserve">RNF-03</w:t>
             </w:r>
           </w:p>
         </w:tc>
         <w:tc>
-          <w:tcPr>
-            <w:tcW w:w="730" w:type="dxa"/>
-            <w:tcBorders>
-              <w:top w:val="single" w:sz="8" w:space="0" w:color="000000"/>
-              <w:left w:val="single" w:sz="8" w:space="0" w:color="000000"/>
-              <w:bottom w:val="single" w:sz="8" w:space="0" w:color="000000"/>
-              <w:right w:val="single" w:sz="8" w:space="0" w:color="000000"/>
-            </w:tcBorders>
-            <w:vAlign w:val="center"/>
-          </w:tcPr>
-          <w:p>
-            <w:pPr>
-              <w:jc w:val="center"/>
-              <w:spacing w:before="0" w:after="0" w:line="240" w:lineRule="auto"/>
-            </w:pPr>
-            <w:r>
-              <w:rPr>
-                <w:rFonts w:ascii="Times New Roman" w:hAnsi="Times New Roman"/>
-                <w:sz w:val="28"/>
-              </w:rPr>
+          <w:tcPr/>
+          <w:p>
+            <w:pPr>
+              <w:pStyle w:val="Compact"/>
+            </w:pPr>
+            <w:r>
               <w:t xml:space="preserve">●</w:t>
             </w:r>
           </w:p>
         </w:tc>
         <w:tc>
-          <w:tcPr>
-            <w:tcW w:w="730" w:type="dxa"/>
-            <w:tcBorders>
-              <w:top w:val="single" w:sz="8" w:space="0" w:color="000000"/>
-              <w:left w:val="single" w:sz="8" w:space="0" w:color="000000"/>
-              <w:bottom w:val="single" w:sz="8" w:space="0" w:color="000000"/>
-              <w:right w:val="single" w:sz="8" w:space="0" w:color="000000"/>
-            </w:tcBorders>
-            <w:vAlign w:val="center"/>
-          </w:tcPr>
-          <w:p>
-            <w:pPr>
-              <w:jc w:val="center"/>
-              <w:spacing w:before="0" w:after="0" w:line="240" w:lineRule="auto"/>
-            </w:pPr>
-            <w:r>
-              <w:rPr>
-                <w:rFonts w:ascii="Times New Roman" w:hAnsi="Times New Roman"/>
-                <w:sz w:val="28"/>
-              </w:rPr>
-              <w:t xml:space="preserve"/>
-            </w:r>
-          </w:p>
-        </w:tc>
-        <w:tc>
-          <w:tcPr>
-            <w:tcW w:w="730" w:type="dxa"/>
-            <w:tcBorders>
-              <w:top w:val="single" w:sz="8" w:space="0" w:color="000000"/>
-              <w:left w:val="single" w:sz="8" w:space="0" w:color="000000"/>
-              <w:bottom w:val="single" w:sz="8" w:space="0" w:color="000000"/>
-              <w:right w:val="single" w:sz="8" w:space="0" w:color="000000"/>
-            </w:tcBorders>
-            <w:vAlign w:val="center"/>
-          </w:tcPr>
-          <w:p>
-            <w:pPr>
-              <w:jc w:val="center"/>
-              <w:spacing w:before="0" w:after="0" w:line="240" w:lineRule="auto"/>
-            </w:pPr>
-            <w:r>
-              <w:rPr>
-                <w:rFonts w:ascii="Times New Roman" w:hAnsi="Times New Roman"/>
-                <w:sz w:val="28"/>
-              </w:rPr>
-              <w:t xml:space="preserve"/>
-            </w:r>
-          </w:p>
-        </w:tc>
-        <w:tc>
-          <w:tcPr>
-            <w:tcW w:w="730" w:type="dxa"/>
-            <w:tcBorders>
-              <w:top w:val="single" w:sz="8" w:space="0" w:color="000000"/>
-              <w:left w:val="single" w:sz="8" w:space="0" w:color="000000"/>
-              <w:bottom w:val="single" w:sz="8" w:space="0" w:color="000000"/>
-              <w:right w:val="single" w:sz="8" w:space="0" w:color="000000"/>
-            </w:tcBorders>
-            <w:vAlign w:val="center"/>
-          </w:tcPr>
-          <w:p>
-            <w:pPr>
-              <w:jc w:val="center"/>
-              <w:spacing w:before="0" w:after="0" w:line="240" w:lineRule="auto"/>
-            </w:pPr>
-            <w:r>
-              <w:rPr>
-                <w:rFonts w:ascii="Times New Roman" w:hAnsi="Times New Roman"/>
-                <w:sz w:val="28"/>
-              </w:rPr>
+          <w:tcPr/>
+          <w:p>
+            <w:pPr>
+              <w:pStyle w:val="Compact"/>
+            </w:pPr>
+          </w:p>
+        </w:tc>
+        <w:tc>
+          <w:tcPr/>
+          <w:p>
+            <w:pPr>
+              <w:pStyle w:val="Compact"/>
+            </w:pPr>
+          </w:p>
+        </w:tc>
+        <w:tc>
+          <w:tcPr/>
+          <w:p>
+            <w:pPr>
+              <w:pStyle w:val="Compact"/>
+            </w:pPr>
+            <w:r>
               <w:t xml:space="preserve">●</w:t>
             </w:r>
           </w:p>
         </w:tc>
         <w:tc>
-          <w:tcPr>
-            <w:tcW w:w="730" w:type="dxa"/>
-            <w:tcBorders>
-              <w:top w:val="single" w:sz="8" w:space="0" w:color="000000"/>
-              <w:left w:val="single" w:sz="8" w:space="0" w:color="000000"/>
-              <w:bottom w:val="single" w:sz="8" w:space="0" w:color="000000"/>
-              <w:right w:val="single" w:sz="8" w:space="0" w:color="000000"/>
-            </w:tcBorders>
-            <w:vAlign w:val="center"/>
-          </w:tcPr>
-          <w:p>
-            <w:pPr>
-              <w:jc w:val="center"/>
-              <w:spacing w:before="0" w:after="0" w:line="240" w:lineRule="auto"/>
-            </w:pPr>
-            <w:r>
-              <w:rPr>
-                <w:rFonts w:ascii="Times New Roman" w:hAnsi="Times New Roman"/>
-                <w:sz w:val="28"/>
-              </w:rPr>
+          <w:tcPr/>
+          <w:p>
+            <w:pPr>
+              <w:pStyle w:val="Compact"/>
+            </w:pPr>
+            <w:r>
               <w:t xml:space="preserve">●</w:t>
             </w:r>
           </w:p>
         </w:tc>
         <w:tc>
-          <w:tcPr>
-            <w:tcW w:w="730" w:type="dxa"/>
-            <w:tcBorders>
-              <w:top w:val="single" w:sz="8" w:space="0" w:color="000000"/>
-              <w:left w:val="single" w:sz="8" w:space="0" w:color="000000"/>
-              <w:bottom w:val="single" w:sz="8" w:space="0" w:color="000000"/>
-              <w:right w:val="single" w:sz="8" w:space="0" w:color="000000"/>
-            </w:tcBorders>
-            <w:vAlign w:val="center"/>
-          </w:tcPr>
-          <w:p>
-            <w:pPr>
-              <w:jc w:val="center"/>
-              <w:spacing w:before="0" w:after="0" w:line="240" w:lineRule="auto"/>
-            </w:pPr>
-            <w:r>
-              <w:rPr>
-                <w:rFonts w:ascii="Times New Roman" w:hAnsi="Times New Roman"/>
-                <w:sz w:val="28"/>
-              </w:rPr>
-              <w:t xml:space="preserve"/>
-            </w:r>
-          </w:p>
-        </w:tc>
-        <w:tc>
-          <w:tcPr>
-            <w:tcW w:w="730" w:type="dxa"/>
-            <w:tcBorders>
-              <w:top w:val="single" w:sz="8" w:space="0" w:color="000000"/>
-              <w:left w:val="single" w:sz="8" w:space="0" w:color="000000"/>
-              <w:bottom w:val="single" w:sz="8" w:space="0" w:color="000000"/>
-              <w:right w:val="single" w:sz="8" w:space="0" w:color="000000"/>
-            </w:tcBorders>
-            <w:vAlign w:val="center"/>
-          </w:tcPr>
-          <w:p>
-            <w:pPr>
-              <w:jc w:val="center"/>
-              <w:spacing w:before="0" w:after="0" w:line="240" w:lineRule="auto"/>
-            </w:pPr>
-            <w:r>
-              <w:rPr>
-                <w:rFonts w:ascii="Times New Roman" w:hAnsi="Times New Roman"/>
-                <w:sz w:val="28"/>
-              </w:rPr>
-              <w:t xml:space="preserve"/>
-            </w:r>
-          </w:p>
-        </w:tc>
-        <w:tc>
-          <w:tcPr>
-            <w:tcW w:w="730" w:type="dxa"/>
-            <w:tcBorders>
-              <w:top w:val="single" w:sz="8" w:space="0" w:color="000000"/>
-              <w:left w:val="single" w:sz="8" w:space="0" w:color="000000"/>
-              <w:bottom w:val="single" w:sz="8" w:space="0" w:color="000000"/>
-              <w:right w:val="single" w:sz="8" w:space="0" w:color="000000"/>
-            </w:tcBorders>
-            <w:vAlign w:val="center"/>
-          </w:tcPr>
-          <w:p>
-            <w:pPr>
-              <w:jc w:val="center"/>
-              <w:spacing w:before="0" w:after="0" w:line="240" w:lineRule="auto"/>
-            </w:pPr>
-            <w:r>
-              <w:rPr>
-                <w:rFonts w:ascii="Times New Roman" w:hAnsi="Times New Roman"/>
-                <w:sz w:val="28"/>
-              </w:rPr>
-              <w:t xml:space="preserve"/>
-            </w:r>
-          </w:p>
-        </w:tc>
-        <w:tc>
-          <w:tcPr>
-            <w:tcW w:w="730" w:type="dxa"/>
-            <w:tcBorders>
-              <w:top w:val="single" w:sz="8" w:space="0" w:color="000000"/>
-              <w:left w:val="single" w:sz="8" w:space="0" w:color="000000"/>
-              <w:bottom w:val="single" w:sz="8" w:space="0" w:color="000000"/>
-              <w:right w:val="single" w:sz="8" w:space="0" w:color="000000"/>
-            </w:tcBorders>
-            <w:vAlign w:val="center"/>
-          </w:tcPr>
-          <w:p>
-            <w:pPr>
-              <w:jc w:val="center"/>
-              <w:spacing w:before="0" w:after="0" w:line="240" w:lineRule="auto"/>
-            </w:pPr>
-            <w:r>
-              <w:rPr>
-                <w:rFonts w:ascii="Times New Roman" w:hAnsi="Times New Roman"/>
-                <w:sz w:val="28"/>
-              </w:rPr>
-              <w:t xml:space="preserve"/>
-            </w:r>
-          </w:p>
-        </w:tc>
-        <w:tc>
-          <w:tcPr>
-            <w:tcW w:w="730" w:type="dxa"/>
-            <w:tcBorders>
-              <w:top w:val="single" w:sz="8" w:space="0" w:color="000000"/>
-              <w:left w:val="single" w:sz="8" w:space="0" w:color="000000"/>
-              <w:bottom w:val="single" w:sz="8" w:space="0" w:color="000000"/>
-              <w:right w:val="single" w:sz="8" w:space="0" w:color="000000"/>
-            </w:tcBorders>
-            <w:vAlign w:val="center"/>
-          </w:tcPr>
-          <w:p>
-            <w:pPr>
-              <w:jc w:val="center"/>
-              <w:spacing w:before="0" w:after="0" w:line="240" w:lineRule="auto"/>
-            </w:pPr>
-            <w:r>
-              <w:rPr>
-                <w:rFonts w:ascii="Times New Roman" w:hAnsi="Times New Roman"/>
-                <w:sz w:val="28"/>
-              </w:rPr>
-              <w:t xml:space="preserve"/>
-            </w:r>
-          </w:p>
-        </w:tc>
-      </w:tr>
-      <w:tr>
-        <w:trPr>
-          <w:trHeight w:val="390" w:hRule="atLeast"/>
-        </w:trPr>
-        <w:tc>
-          <w:tcPr>
-            <w:tcW w:w="1700" w:type="dxa"/>
-            <w:tcBorders>
-              <w:top w:val="single" w:sz="8" w:space="0" w:color="000000"/>
-              <w:left w:val="single" w:sz="8" w:space="0" w:color="000000"/>
-              <w:bottom w:val="single" w:sz="8" w:space="0" w:color="000000"/>
-              <w:right w:val="single" w:sz="8" w:space="0" w:color="000000"/>
-            </w:tcBorders>
-            <w:vAlign w:val="center"/>
-          </w:tcPr>
-          <w:p>
-            <w:pPr>
-              <w:jc w:val="left"/>
-              <w:spacing w:before="0" w:after="0" w:line="240" w:lineRule="auto"/>
-            </w:pPr>
-            <w:r>
-              <w:rPr>
-                <w:rFonts w:ascii="Times New Roman" w:hAnsi="Times New Roman"/>
-                <w:sz w:val="20"/>
-              </w:rPr>
+          <w:tcPr/>
+          <w:p>
+            <w:pPr>
+              <w:pStyle w:val="Compact"/>
+            </w:pPr>
+          </w:p>
+        </w:tc>
+        <w:tc>
+          <w:tcPr/>
+          <w:p>
+            <w:pPr>
+              <w:pStyle w:val="Compact"/>
+            </w:pPr>
+          </w:p>
+        </w:tc>
+        <w:tc>
+          <w:tcPr/>
+          <w:p>
+            <w:pPr>
+              <w:pStyle w:val="Compact"/>
+            </w:pPr>
+          </w:p>
+        </w:tc>
+        <w:tc>
+          <w:tcPr/>
+          <w:p>
+            <w:pPr>
+              <w:pStyle w:val="Compact"/>
+            </w:pPr>
+          </w:p>
+        </w:tc>
+        <w:tc>
+          <w:tcPr/>
+          <w:p>
+            <w:pPr>
+              <w:pStyle w:val="Compact"/>
+            </w:pPr>
+          </w:p>
+        </w:tc>
+      </w:tr>
+      <w:tr>
+        <w:tc>
+          <w:tcPr/>
+          <w:p>
+            <w:pPr>
+              <w:pStyle w:val="Compact"/>
+            </w:pPr>
+            <w:r>
               <w:t xml:space="preserve">RNF-04</w:t>
             </w:r>
           </w:p>
         </w:tc>
         <w:tc>
-          <w:tcPr>
-            <w:tcW w:w="730" w:type="dxa"/>
-            <w:tcBorders>
-              <w:top w:val="single" w:sz="8" w:space="0" w:color="000000"/>
-              <w:left w:val="single" w:sz="8" w:space="0" w:color="000000"/>
-              <w:bottom w:val="single" w:sz="8" w:space="0" w:color="000000"/>
-              <w:right w:val="single" w:sz="8" w:space="0" w:color="000000"/>
-            </w:tcBorders>
-            <w:vAlign w:val="center"/>
-          </w:tcPr>
-          <w:p>
-            <w:pPr>
-              <w:jc w:val="center"/>
-              <w:spacing w:before="0" w:after="0" w:line="240" w:lineRule="auto"/>
-            </w:pPr>
-            <w:r>
-              <w:rPr>
-                <w:rFonts w:ascii="Times New Roman" w:hAnsi="Times New Roman"/>
-                <w:sz w:val="28"/>
-              </w:rPr>
-              <w:t xml:space="preserve"/>
-            </w:r>
-          </w:p>
-        </w:tc>
-        <w:tc>
-          <w:tcPr>
-            <w:tcW w:w="730" w:type="dxa"/>
-            <w:tcBorders>
-              <w:top w:val="single" w:sz="8" w:space="0" w:color="000000"/>
-              <w:left w:val="single" w:sz="8" w:space="0" w:color="000000"/>
-              <w:bottom w:val="single" w:sz="8" w:space="0" w:color="000000"/>
-              <w:right w:val="single" w:sz="8" w:space="0" w:color="000000"/>
-            </w:tcBorders>
-            <w:vAlign w:val="center"/>
-          </w:tcPr>
-          <w:p>
-            <w:pPr>
-              <w:jc w:val="center"/>
-              <w:spacing w:before="0" w:after="0" w:line="240" w:lineRule="auto"/>
-            </w:pPr>
-            <w:r>
-              <w:rPr>
-                <w:rFonts w:ascii="Times New Roman" w:hAnsi="Times New Roman"/>
-                <w:sz w:val="28"/>
-              </w:rPr>
+          <w:tcPr/>
+          <w:p>
+            <w:pPr>
+              <w:pStyle w:val="Compact"/>
+            </w:pPr>
+          </w:p>
+        </w:tc>
+        <w:tc>
+          <w:tcPr/>
+          <w:p>
+            <w:pPr>
+              <w:pStyle w:val="Compact"/>
+            </w:pPr>
+            <w:r>
               <w:t xml:space="preserve">●</w:t>
             </w:r>
           </w:p>
         </w:tc>
         <w:tc>
-          <w:tcPr>
-            <w:tcW w:w="730" w:type="dxa"/>
-            <w:tcBorders>
-              <w:top w:val="single" w:sz="8" w:space="0" w:color="000000"/>
-              <w:left w:val="single" w:sz="8" w:space="0" w:color="000000"/>
-              <w:bottom w:val="single" w:sz="8" w:space="0" w:color="000000"/>
-              <w:right w:val="single" w:sz="8" w:space="0" w:color="000000"/>
-            </w:tcBorders>
-            <w:vAlign w:val="center"/>
-          </w:tcPr>
-          <w:p>
-            <w:pPr>
-              <w:jc w:val="center"/>
-              <w:spacing w:before="0" w:after="0" w:line="240" w:lineRule="auto"/>
-            </w:pPr>
-            <w:r>
-              <w:rPr>
-                <w:rFonts w:ascii="Times New Roman" w:hAnsi="Times New Roman"/>
-                <w:sz w:val="28"/>
-              </w:rPr>
-              <w:t xml:space="preserve"/>
-            </w:r>
-          </w:p>
-        </w:tc>
-        <w:tc>
-          <w:tcPr>
-            <w:tcW w:w="730" w:type="dxa"/>
-            <w:tcBorders>
-              <w:top w:val="single" w:sz="8" w:space="0" w:color="000000"/>
-              <w:left w:val="single" w:sz="8" w:space="0" w:color="000000"/>
-              <w:bottom w:val="single" w:sz="8" w:space="0" w:color="000000"/>
-              <w:right w:val="single" w:sz="8" w:space="0" w:color="000000"/>
-            </w:tcBorders>
-            <w:vAlign w:val="center"/>
-          </w:tcPr>
-          <w:p>
-            <w:pPr>
-              <w:jc w:val="center"/>
-              <w:spacing w:before="0" w:after="0" w:line="240" w:lineRule="auto"/>
-            </w:pPr>
-            <w:r>
-              <w:rPr>
-                <w:rFonts w:ascii="Times New Roman" w:hAnsi="Times New Roman"/>
-                <w:sz w:val="28"/>
-              </w:rPr>
+          <w:tcPr/>
+          <w:p>
+            <w:pPr>
+              <w:pStyle w:val="Compact"/>
+            </w:pPr>
+          </w:p>
+        </w:tc>
+        <w:tc>
+          <w:tcPr/>
+          <w:p>
+            <w:pPr>
+              <w:pStyle w:val="Compact"/>
+            </w:pPr>
+            <w:r>
               <w:t xml:space="preserve">●</w:t>
             </w:r>
           </w:p>
         </w:tc>
         <w:tc>
-          <w:tcPr>
-            <w:tcW w:w="730" w:type="dxa"/>
-            <w:tcBorders>
-              <w:top w:val="single" w:sz="8" w:space="0" w:color="000000"/>
-              <w:left w:val="single" w:sz="8" w:space="0" w:color="000000"/>
-              <w:bottom w:val="single" w:sz="8" w:space="0" w:color="000000"/>
-              <w:right w:val="single" w:sz="8" w:space="0" w:color="000000"/>
-            </w:tcBorders>
-            <w:vAlign w:val="center"/>
-          </w:tcPr>
-          <w:p>
-            <w:pPr>
-              <w:jc w:val="center"/>
-              <w:spacing w:before="0" w:after="0" w:line="240" w:lineRule="auto"/>
-            </w:pPr>
-            <w:r>
-              <w:rPr>
-                <w:rFonts w:ascii="Times New Roman" w:hAnsi="Times New Roman"/>
-                <w:sz w:val="28"/>
-              </w:rPr>
-              <w:t xml:space="preserve"/>
-            </w:r>
-          </w:p>
-        </w:tc>
-        <w:tc>
-          <w:tcPr>
-            <w:tcW w:w="730" w:type="dxa"/>
-            <w:tcBorders>
-              <w:top w:val="single" w:sz="8" w:space="0" w:color="000000"/>
-              <w:left w:val="single" w:sz="8" w:space="0" w:color="000000"/>
-              <w:bottom w:val="single" w:sz="8" w:space="0" w:color="000000"/>
-              <w:right w:val="single" w:sz="8" w:space="0" w:color="000000"/>
-            </w:tcBorders>
-            <w:vAlign w:val="center"/>
-          </w:tcPr>
-          <w:p>
-            <w:pPr>
-              <w:jc w:val="center"/>
-              <w:spacing w:before="0" w:after="0" w:line="240" w:lineRule="auto"/>
-            </w:pPr>
-            <w:r>
-              <w:rPr>
-                <w:rFonts w:ascii="Times New Roman" w:hAnsi="Times New Roman"/>
-                <w:sz w:val="28"/>
-              </w:rPr>
+          <w:tcPr/>
+          <w:p>
+            <w:pPr>
+              <w:pStyle w:val="Compact"/>
+            </w:pPr>
+          </w:p>
+        </w:tc>
+        <w:tc>
+          <w:tcPr/>
+          <w:p>
+            <w:pPr>
+              <w:pStyle w:val="Compact"/>
+            </w:pPr>
+            <w:r>
               <w:t xml:space="preserve">●</w:t>
             </w:r>
           </w:p>
         </w:tc>
         <w:tc>
-          <w:tcPr>
-            <w:tcW w:w="730" w:type="dxa"/>
-            <w:tcBorders>
-              <w:top w:val="single" w:sz="8" w:space="0" w:color="000000"/>
-              <w:left w:val="single" w:sz="8" w:space="0" w:color="000000"/>
-              <w:bottom w:val="single" w:sz="8" w:space="0" w:color="000000"/>
-              <w:right w:val="single" w:sz="8" w:space="0" w:color="000000"/>
-            </w:tcBorders>
-            <w:vAlign w:val="center"/>
-          </w:tcPr>
-          <w:p>
-            <w:pPr>
-              <w:jc w:val="center"/>
-              <w:spacing w:before="0" w:after="0" w:line="240" w:lineRule="auto"/>
-            </w:pPr>
-            <w:r>
-              <w:rPr>
-                <w:rFonts w:ascii="Times New Roman" w:hAnsi="Times New Roman"/>
-                <w:sz w:val="28"/>
-              </w:rPr>
+          <w:tcPr/>
+          <w:p>
+            <w:pPr>
+              <w:pStyle w:val="Compact"/>
+            </w:pPr>
+            <w:r>
               <w:t xml:space="preserve">●</w:t>
             </w:r>
           </w:p>
         </w:tc>
         <w:tc>
-          <w:tcPr>
-            <w:tcW w:w="730" w:type="dxa"/>
-            <w:tcBorders>
-              <w:top w:val="single" w:sz="8" w:space="0" w:color="000000"/>
-              <w:left w:val="single" w:sz="8" w:space="0" w:color="000000"/>
-              <w:bottom w:val="single" w:sz="8" w:space="0" w:color="000000"/>
-              <w:right w:val="single" w:sz="8" w:space="0" w:color="000000"/>
-            </w:tcBorders>
-            <w:vAlign w:val="center"/>
-          </w:tcPr>
-          <w:p>
-            <w:pPr>
-              <w:jc w:val="center"/>
-              <w:spacing w:before="0" w:after="0" w:line="240" w:lineRule="auto"/>
-            </w:pPr>
-            <w:r>
-              <w:rPr>
-                <w:rFonts w:ascii="Times New Roman" w:hAnsi="Times New Roman"/>
-                <w:sz w:val="28"/>
-              </w:rPr>
+          <w:tcPr/>
+          <w:p>
+            <w:pPr>
+              <w:pStyle w:val="Compact"/>
+            </w:pPr>
+            <w:r>
               <w:t xml:space="preserve">●</w:t>
             </w:r>
           </w:p>
         </w:tc>
         <w:tc>
-          <w:tcPr>
-            <w:tcW w:w="730" w:type="dxa"/>
-            <w:tcBorders>
-              <w:top w:val="single" w:sz="8" w:space="0" w:color="000000"/>
-              <w:left w:val="single" w:sz="8" w:space="0" w:color="000000"/>
-              <w:bottom w:val="single" w:sz="8" w:space="0" w:color="000000"/>
-              <w:right w:val="single" w:sz="8" w:space="0" w:color="000000"/>
-            </w:tcBorders>
-            <w:vAlign w:val="center"/>
-          </w:tcPr>
-          <w:p>
-            <w:pPr>
-              <w:jc w:val="center"/>
-              <w:spacing w:before="0" w:after="0" w:line="240" w:lineRule="auto"/>
-            </w:pPr>
-            <w:r>
-              <w:rPr>
-                <w:rFonts w:ascii="Times New Roman" w:hAnsi="Times New Roman"/>
-                <w:sz w:val="28"/>
-              </w:rPr>
-              <w:t xml:space="preserve"/>
-            </w:r>
-          </w:p>
-        </w:tc>
-        <w:tc>
-          <w:tcPr>
-            <w:tcW w:w="730" w:type="dxa"/>
-            <w:tcBorders>
-              <w:top w:val="single" w:sz="8" w:space="0" w:color="000000"/>
-              <w:left w:val="single" w:sz="8" w:space="0" w:color="000000"/>
-              <w:bottom w:val="single" w:sz="8" w:space="0" w:color="000000"/>
-              <w:right w:val="single" w:sz="8" w:space="0" w:color="000000"/>
-            </w:tcBorders>
-            <w:vAlign w:val="center"/>
-          </w:tcPr>
-          <w:p>
-            <w:pPr>
-              <w:jc w:val="center"/>
-              <w:spacing w:before="0" w:after="0" w:line="240" w:lineRule="auto"/>
-            </w:pPr>
-            <w:r>
-              <w:rPr>
-                <w:rFonts w:ascii="Times New Roman" w:hAnsi="Times New Roman"/>
-                <w:sz w:val="28"/>
-              </w:rPr>
-              <w:t xml:space="preserve"/>
-            </w:r>
-          </w:p>
-        </w:tc>
-      </w:tr>
-      <w:tr>
-        <w:trPr>
-          <w:trHeight w:val="390" w:hRule="atLeast"/>
-        </w:trPr>
-        <w:tc>
-          <w:tcPr>
-            <w:tcW w:w="1700" w:type="dxa"/>
-            <w:tcBorders>
-              <w:top w:val="single" w:sz="8" w:space="0" w:color="000000"/>
-              <w:left w:val="single" w:sz="8" w:space="0" w:color="000000"/>
-              <w:bottom w:val="single" w:sz="8" w:space="0" w:color="000000"/>
-              <w:right w:val="single" w:sz="8" w:space="0" w:color="000000"/>
-            </w:tcBorders>
-            <w:vAlign w:val="center"/>
-          </w:tcPr>
-          <w:p>
-            <w:pPr>
-              <w:jc w:val="left"/>
-              <w:spacing w:before="0" w:after="0" w:line="240" w:lineRule="auto"/>
-            </w:pPr>
-            <w:r>
-              <w:rPr>
-                <w:rFonts w:ascii="Times New Roman" w:hAnsi="Times New Roman"/>
-                <w:sz w:val="20"/>
-              </w:rPr>
+          <w:tcPr/>
+          <w:p>
+            <w:pPr>
+              <w:pStyle w:val="Compact"/>
+            </w:pPr>
+          </w:p>
+        </w:tc>
+        <w:tc>
+          <w:tcPr/>
+          <w:p>
+            <w:pPr>
+              <w:pStyle w:val="Compact"/>
+            </w:pPr>
+          </w:p>
+        </w:tc>
+      </w:tr>
+      <w:tr>
+        <w:tc>
+          <w:tcPr/>
+          <w:p>
+            <w:pPr>
+              <w:pStyle w:val="Compact"/>
+            </w:pPr>
+            <w:r>
               <w:t xml:space="preserve">RNF-05</w:t>
             </w:r>
           </w:p>
         </w:tc>
         <w:tc>
-          <w:tcPr>
-            <w:tcW w:w="730" w:type="dxa"/>
-            <w:tcBorders>
-              <w:top w:val="single" w:sz="8" w:space="0" w:color="000000"/>
-              <w:left w:val="single" w:sz="8" w:space="0" w:color="000000"/>
-              <w:bottom w:val="single" w:sz="8" w:space="0" w:color="000000"/>
-              <w:right w:val="single" w:sz="8" w:space="0" w:color="000000"/>
-            </w:tcBorders>
-            <w:vAlign w:val="center"/>
-          </w:tcPr>
-          <w:p>
-            <w:pPr>
-              <w:jc w:val="center"/>
-              <w:spacing w:before="0" w:after="0" w:line="240" w:lineRule="auto"/>
-            </w:pPr>
-            <w:r>
-              <w:rPr>
-                <w:rFonts w:ascii="Times New Roman" w:hAnsi="Times New Roman"/>
-                <w:sz w:val="28"/>
-              </w:rPr>
-              <w:t xml:space="preserve"/>
-            </w:r>
-          </w:p>
-        </w:tc>
-        <w:tc>
-          <w:tcPr>
-            <w:tcW w:w="730" w:type="dxa"/>
-            <w:tcBorders>
-              <w:top w:val="single" w:sz="8" w:space="0" w:color="000000"/>
-              <w:left w:val="single" w:sz="8" w:space="0" w:color="000000"/>
-              <w:bottom w:val="single" w:sz="8" w:space="0" w:color="000000"/>
-              <w:right w:val="single" w:sz="8" w:space="0" w:color="000000"/>
-            </w:tcBorders>
-            <w:vAlign w:val="center"/>
-          </w:tcPr>
-          <w:p>
-            <w:pPr>
-              <w:jc w:val="center"/>
-              <w:spacing w:before="0" w:after="0" w:line="240" w:lineRule="auto"/>
-            </w:pPr>
-            <w:r>
-              <w:rPr>
-                <w:rFonts w:ascii="Times New Roman" w:hAnsi="Times New Roman"/>
-                <w:sz w:val="28"/>
-              </w:rPr>
-              <w:t xml:space="preserve"/>
-            </w:r>
-          </w:p>
-        </w:tc>
-        <w:tc>
-          <w:tcPr>
-            <w:tcW w:w="730" w:type="dxa"/>
-            <w:tcBorders>
-              <w:top w:val="single" w:sz="8" w:space="0" w:color="000000"/>
-              <w:left w:val="single" w:sz="8" w:space="0" w:color="000000"/>
-              <w:bottom w:val="single" w:sz="8" w:space="0" w:color="000000"/>
-              <w:right w:val="single" w:sz="8" w:space="0" w:color="000000"/>
-            </w:tcBorders>
-            <w:vAlign w:val="center"/>
-          </w:tcPr>
-          <w:p>
-            <w:pPr>
-              <w:jc w:val="center"/>
-              <w:spacing w:before="0" w:after="0" w:line="240" w:lineRule="auto"/>
-            </w:pPr>
-            <w:r>
-              <w:rPr>
-                <w:rFonts w:ascii="Times New Roman" w:hAnsi="Times New Roman"/>
-                <w:sz w:val="28"/>
-              </w:rPr>
-              <w:t xml:space="preserve"/>
-            </w:r>
-          </w:p>
-        </w:tc>
-        <w:tc>
-          <w:tcPr>
-            <w:tcW w:w="730" w:type="dxa"/>
-            <w:tcBorders>
-              <w:top w:val="single" w:sz="8" w:space="0" w:color="000000"/>
-              <w:left w:val="single" w:sz="8" w:space="0" w:color="000000"/>
-              <w:bottom w:val="single" w:sz="8" w:space="0" w:color="000000"/>
-              <w:right w:val="single" w:sz="8" w:space="0" w:color="000000"/>
-            </w:tcBorders>
-            <w:vAlign w:val="center"/>
-          </w:tcPr>
-          <w:p>
-            <w:pPr>
-              <w:jc w:val="center"/>
-              <w:spacing w:before="0" w:after="0" w:line="240" w:lineRule="auto"/>
-            </w:pPr>
-            <w:r>
-              <w:rPr>
-                <w:rFonts w:ascii="Times New Roman" w:hAnsi="Times New Roman"/>
-                <w:sz w:val="28"/>
-              </w:rPr>
-              <w:t xml:space="preserve"/>
-            </w:r>
-          </w:p>
-        </w:tc>
-        <w:tc>
-          <w:tcPr>
-            <w:tcW w:w="730" w:type="dxa"/>
-            <w:tcBorders>
-              <w:top w:val="single" w:sz="8" w:space="0" w:color="000000"/>
-              <w:left w:val="single" w:sz="8" w:space="0" w:color="000000"/>
-              <w:bottom w:val="single" w:sz="8" w:space="0" w:color="000000"/>
-              <w:right w:val="single" w:sz="8" w:space="0" w:color="000000"/>
-            </w:tcBorders>
-            <w:vAlign w:val="center"/>
-          </w:tcPr>
-          <w:p>
-            <w:pPr>
-              <w:jc w:val="center"/>
-              <w:spacing w:before="0" w:after="0" w:line="240" w:lineRule="auto"/>
-            </w:pPr>
-            <w:r>
-              <w:rPr>
-                <w:rFonts w:ascii="Times New Roman" w:hAnsi="Times New Roman"/>
-                <w:sz w:val="28"/>
-              </w:rPr>
-              <w:t xml:space="preserve"/>
-            </w:r>
-          </w:p>
-        </w:tc>
-        <w:tc>
-          <w:tcPr>
-            <w:tcW w:w="730" w:type="dxa"/>
-            <w:tcBorders>
-              <w:top w:val="single" w:sz="8" w:space="0" w:color="000000"/>
-              <w:left w:val="single" w:sz="8" w:space="0" w:color="000000"/>
-              <w:bottom w:val="single" w:sz="8" w:space="0" w:color="000000"/>
-              <w:right w:val="single" w:sz="8" w:space="0" w:color="000000"/>
-            </w:tcBorders>
-            <w:vAlign w:val="center"/>
-          </w:tcPr>
-          <w:p>
-            <w:pPr>
-              <w:jc w:val="center"/>
-              <w:spacing w:before="0" w:after="0" w:line="240" w:lineRule="auto"/>
-            </w:pPr>
-            <w:r>
-              <w:rPr>
-                <w:rFonts w:ascii="Times New Roman" w:hAnsi="Times New Roman"/>
-                <w:sz w:val="28"/>
-              </w:rPr>
-              <w:t xml:space="preserve"/>
-            </w:r>
-          </w:p>
-        </w:tc>
-        <w:tc>
-          <w:tcPr>
-            <w:tcW w:w="730" w:type="dxa"/>
-            <w:tcBorders>
-              <w:top w:val="single" w:sz="8" w:space="0" w:color="000000"/>
-              <w:left w:val="single" w:sz="8" w:space="0" w:color="000000"/>
-              <w:bottom w:val="single" w:sz="8" w:space="0" w:color="000000"/>
-              <w:right w:val="single" w:sz="8" w:space="0" w:color="000000"/>
-            </w:tcBorders>
-            <w:vAlign w:val="center"/>
-          </w:tcPr>
-          <w:p>
-            <w:pPr>
-              <w:jc w:val="center"/>
-              <w:spacing w:before="0" w:after="0" w:line="240" w:lineRule="auto"/>
-            </w:pPr>
-            <w:r>
-              <w:rPr>
-                <w:rFonts w:ascii="Times New Roman" w:hAnsi="Times New Roman"/>
-                <w:sz w:val="28"/>
-              </w:rPr>
-              <w:t xml:space="preserve"/>
-            </w:r>
-          </w:p>
-        </w:tc>
-        <w:tc>
-          <w:tcPr>
-            <w:tcW w:w="730" w:type="dxa"/>
-            <w:tcBorders>
-              <w:top w:val="single" w:sz="8" w:space="0" w:color="000000"/>
-              <w:left w:val="single" w:sz="8" w:space="0" w:color="000000"/>
-              <w:bottom w:val="single" w:sz="8" w:space="0" w:color="000000"/>
-              <w:right w:val="single" w:sz="8" w:space="0" w:color="000000"/>
-            </w:tcBorders>
-            <w:vAlign w:val="center"/>
-          </w:tcPr>
-          <w:p>
-            <w:pPr>
-              <w:jc w:val="center"/>
-              <w:spacing w:before="0" w:after="0" w:line="240" w:lineRule="auto"/>
-            </w:pPr>
-            <w:r>
-              <w:rPr>
-                <w:rFonts w:ascii="Times New Roman" w:hAnsi="Times New Roman"/>
-                <w:sz w:val="28"/>
-              </w:rPr>
+          <w:tcPr/>
+          <w:p>
+            <w:pPr>
+              <w:pStyle w:val="Compact"/>
+            </w:pPr>
+          </w:p>
+        </w:tc>
+        <w:tc>
+          <w:tcPr/>
+          <w:p>
+            <w:pPr>
+              <w:pStyle w:val="Compact"/>
+            </w:pPr>
+          </w:p>
+        </w:tc>
+        <w:tc>
+          <w:tcPr/>
+          <w:p>
+            <w:pPr>
+              <w:pStyle w:val="Compact"/>
+            </w:pPr>
+          </w:p>
+        </w:tc>
+        <w:tc>
+          <w:tcPr/>
+          <w:p>
+            <w:pPr>
+              <w:pStyle w:val="Compact"/>
+            </w:pPr>
+          </w:p>
+        </w:tc>
+        <w:tc>
+          <w:tcPr/>
+          <w:p>
+            <w:pPr>
+              <w:pStyle w:val="Compact"/>
+            </w:pPr>
+          </w:p>
+        </w:tc>
+        <w:tc>
+          <w:tcPr/>
+          <w:p>
+            <w:pPr>
+              <w:pStyle w:val="Compact"/>
+            </w:pPr>
+          </w:p>
+        </w:tc>
+        <w:tc>
+          <w:tcPr/>
+          <w:p>
+            <w:pPr>
+              <w:pStyle w:val="Compact"/>
+            </w:pPr>
+          </w:p>
+        </w:tc>
+        <w:tc>
+          <w:tcPr/>
+          <w:p>
+            <w:pPr>
+              <w:pStyle w:val="Compact"/>
+            </w:pPr>
+            <w:r>
               <w:t xml:space="preserve">●</w:t>
             </w:r>
           </w:p>
         </w:tc>
         <w:tc>
-          <w:tcPr>
-            <w:tcW w:w="730" w:type="dxa"/>
-            <w:tcBorders>
-              <w:top w:val="single" w:sz="8" w:space="0" w:color="000000"/>
-              <w:left w:val="single" w:sz="8" w:space="0" w:color="000000"/>
-              <w:bottom w:val="single" w:sz="8" w:space="0" w:color="000000"/>
-              <w:right w:val="single" w:sz="8" w:space="0" w:color="000000"/>
-            </w:tcBorders>
-            <w:vAlign w:val="center"/>
-          </w:tcPr>
-          <w:p>
-            <w:pPr>
-              <w:jc w:val="center"/>
-              <w:spacing w:before="0" w:after="0" w:line="240" w:lineRule="auto"/>
-            </w:pPr>
-            <w:r>
-              <w:rPr>
-                <w:rFonts w:ascii="Times New Roman" w:hAnsi="Times New Roman"/>
-                <w:sz w:val="28"/>
-              </w:rPr>
-              <w:t xml:space="preserve"/>
-            </w:r>
-          </w:p>
-        </w:tc>
-        <w:tc>
-          <w:tcPr>
-            <w:tcW w:w="730" w:type="dxa"/>
-            <w:tcBorders>
-              <w:top w:val="single" w:sz="8" w:space="0" w:color="000000"/>
-              <w:left w:val="single" w:sz="8" w:space="0" w:color="000000"/>
-              <w:bottom w:val="single" w:sz="8" w:space="0" w:color="000000"/>
-              <w:right w:val="single" w:sz="8" w:space="0" w:color="000000"/>
-            </w:tcBorders>
-            <w:vAlign w:val="center"/>
-          </w:tcPr>
-          <w:p>
-            <w:pPr>
-              <w:jc w:val="center"/>
-              <w:spacing w:before="0" w:after="0" w:line="240" w:lineRule="auto"/>
-            </w:pPr>
-            <w:r>
-              <w:rPr>
-                <w:rFonts w:ascii="Times New Roman" w:hAnsi="Times New Roman"/>
-                <w:sz w:val="28"/>
-              </w:rPr>
-              <w:t xml:space="preserve"/>
-            </w:r>
-          </w:p>
-        </w:tc>
-      </w:tr>
-      <w:tr>
-        <w:trPr>
-          <w:trHeight w:val="390" w:hRule="atLeast"/>
-        </w:trPr>
-        <w:tc>
-          <w:tcPr>
-            <w:tcW w:w="1700" w:type="dxa"/>
-            <w:tcBorders>
-              <w:top w:val="single" w:sz="8" w:space="0" w:color="000000"/>
-              <w:left w:val="single" w:sz="8" w:space="0" w:color="000000"/>
-              <w:bottom w:val="single" w:sz="8" w:space="0" w:color="000000"/>
-              <w:right w:val="single" w:sz="8" w:space="0" w:color="000000"/>
-            </w:tcBorders>
-            <w:vAlign w:val="center"/>
-          </w:tcPr>
-          <w:p>
-            <w:pPr>
-              <w:jc w:val="left"/>
-              <w:spacing w:before="0" w:after="0" w:line="240" w:lineRule="auto"/>
-            </w:pPr>
-            <w:r>
-              <w:rPr>
-                <w:rFonts w:ascii="Times New Roman" w:hAnsi="Times New Roman"/>
-                <w:sz w:val="20"/>
-              </w:rPr>
+          <w:tcPr/>
+          <w:p>
+            <w:pPr>
+              <w:pStyle w:val="Compact"/>
+            </w:pPr>
+          </w:p>
+        </w:tc>
+        <w:tc>
+          <w:tcPr/>
+          <w:p>
+            <w:pPr>
+              <w:pStyle w:val="Compact"/>
+            </w:pPr>
+          </w:p>
+        </w:tc>
+      </w:tr>
+      <w:tr>
+        <w:tc>
+          <w:tcPr/>
+          <w:p>
+            <w:pPr>
+              <w:pStyle w:val="Compact"/>
+            </w:pPr>
+            <w:r>
               <w:t xml:space="preserve">RNF-06</w:t>
             </w:r>
           </w:p>
         </w:tc>
         <w:tc>
-          <w:tcPr>
-            <w:tcW w:w="730" w:type="dxa"/>
-            <w:tcBorders>
-              <w:top w:val="single" w:sz="8" w:space="0" w:color="000000"/>
-              <w:left w:val="single" w:sz="8" w:space="0" w:color="000000"/>
-              <w:bottom w:val="single" w:sz="8" w:space="0" w:color="000000"/>
-              <w:right w:val="single" w:sz="8" w:space="0" w:color="000000"/>
-            </w:tcBorders>
-            <w:vAlign w:val="center"/>
-          </w:tcPr>
-          <w:p>
-            <w:pPr>
-              <w:jc w:val="center"/>
-              <w:spacing w:before="0" w:after="0" w:line="240" w:lineRule="auto"/>
-            </w:pPr>
-            <w:r>
-              <w:rPr>
-                <w:rFonts w:ascii="Times New Roman" w:hAnsi="Times New Roman"/>
-                <w:sz w:val="28"/>
-              </w:rPr>
-              <w:t xml:space="preserve"/>
-            </w:r>
-          </w:p>
-        </w:tc>
-        <w:tc>
-          <w:tcPr>
-            <w:tcW w:w="730" w:type="dxa"/>
-            <w:tcBorders>
-              <w:top w:val="single" w:sz="8" w:space="0" w:color="000000"/>
-              <w:left w:val="single" w:sz="8" w:space="0" w:color="000000"/>
-              <w:bottom w:val="single" w:sz="8" w:space="0" w:color="000000"/>
-              <w:right w:val="single" w:sz="8" w:space="0" w:color="000000"/>
-            </w:tcBorders>
-            <w:vAlign w:val="center"/>
-          </w:tcPr>
-          <w:p>
-            <w:pPr>
-              <w:jc w:val="center"/>
-              <w:spacing w:before="0" w:after="0" w:line="240" w:lineRule="auto"/>
-            </w:pPr>
-            <w:r>
-              <w:rPr>
-                <w:rFonts w:ascii="Times New Roman" w:hAnsi="Times New Roman"/>
-                <w:sz w:val="28"/>
-              </w:rPr>
-              <w:t xml:space="preserve"/>
-            </w:r>
-          </w:p>
-        </w:tc>
-        <w:tc>
-          <w:tcPr>
-            <w:tcW w:w="730" w:type="dxa"/>
-            <w:tcBorders>
-              <w:top w:val="single" w:sz="8" w:space="0" w:color="000000"/>
-              <w:left w:val="single" w:sz="8" w:space="0" w:color="000000"/>
-              <w:bottom w:val="single" w:sz="8" w:space="0" w:color="000000"/>
-              <w:right w:val="single" w:sz="8" w:space="0" w:color="000000"/>
-            </w:tcBorders>
-            <w:vAlign w:val="center"/>
-          </w:tcPr>
-          <w:p>
-            <w:pPr>
-              <w:jc w:val="center"/>
-              <w:spacing w:before="0" w:after="0" w:line="240" w:lineRule="auto"/>
-            </w:pPr>
-            <w:r>
-              <w:rPr>
-                <w:rFonts w:ascii="Times New Roman" w:hAnsi="Times New Roman"/>
-                <w:sz w:val="28"/>
-              </w:rPr>
+          <w:tcPr/>
+          <w:p>
+            <w:pPr>
+              <w:pStyle w:val="Compact"/>
+            </w:pPr>
+          </w:p>
+        </w:tc>
+        <w:tc>
+          <w:tcPr/>
+          <w:p>
+            <w:pPr>
+              <w:pStyle w:val="Compact"/>
+            </w:pPr>
+          </w:p>
+        </w:tc>
+        <w:tc>
+          <w:tcPr/>
+          <w:p>
+            <w:pPr>
+              <w:pStyle w:val="Compact"/>
+            </w:pPr>
+            <w:r>
               <w:t xml:space="preserve">●</w:t>
             </w:r>
           </w:p>
         </w:tc>
         <w:tc>
-          <w:tcPr>
-            <w:tcW w:w="730" w:type="dxa"/>
-            <w:tcBorders>
-              <w:top w:val="single" w:sz="8" w:space="0" w:color="000000"/>
-              <w:left w:val="single" w:sz="8" w:space="0" w:color="000000"/>
-              <w:bottom w:val="single" w:sz="8" w:space="0" w:color="000000"/>
-              <w:right w:val="single" w:sz="8" w:space="0" w:color="000000"/>
-            </w:tcBorders>
-            <w:vAlign w:val="center"/>
-          </w:tcPr>
-          <w:p>
-            <w:pPr>
-              <w:jc w:val="center"/>
-              <w:spacing w:before="0" w:after="0" w:line="240" w:lineRule="auto"/>
-            </w:pPr>
-            <w:r>
-              <w:rPr>
-                <w:rFonts w:ascii="Times New Roman" w:hAnsi="Times New Roman"/>
-                <w:sz w:val="28"/>
-              </w:rPr>
-              <w:t xml:space="preserve"/>
-            </w:r>
-          </w:p>
-        </w:tc>
-        <w:tc>
-          <w:tcPr>
-            <w:tcW w:w="730" w:type="dxa"/>
-            <w:tcBorders>
-              <w:top w:val="single" w:sz="8" w:space="0" w:color="000000"/>
-              <w:left w:val="single" w:sz="8" w:space="0" w:color="000000"/>
-              <w:bottom w:val="single" w:sz="8" w:space="0" w:color="000000"/>
-              <w:right w:val="single" w:sz="8" w:space="0" w:color="000000"/>
-            </w:tcBorders>
-            <w:vAlign w:val="center"/>
-          </w:tcPr>
-          <w:p>
-            <w:pPr>
-              <w:jc w:val="center"/>
-              <w:spacing w:before="0" w:after="0" w:line="240" w:lineRule="auto"/>
-            </w:pPr>
-            <w:r>
-              <w:rPr>
-                <w:rFonts w:ascii="Times New Roman" w:hAnsi="Times New Roman"/>
-                <w:sz w:val="28"/>
-              </w:rPr>
-              <w:t xml:space="preserve"/>
-            </w:r>
-          </w:p>
-        </w:tc>
-        <w:tc>
-          <w:tcPr>
-            <w:tcW w:w="730" w:type="dxa"/>
-            <w:tcBorders>
-              <w:top w:val="single" w:sz="8" w:space="0" w:color="000000"/>
-              <w:left w:val="single" w:sz="8" w:space="0" w:color="000000"/>
-              <w:bottom w:val="single" w:sz="8" w:space="0" w:color="000000"/>
-              <w:right w:val="single" w:sz="8" w:space="0" w:color="000000"/>
-            </w:tcBorders>
-            <w:vAlign w:val="center"/>
-          </w:tcPr>
-          <w:p>
-            <w:pPr>
-              <w:jc w:val="center"/>
-              <w:spacing w:before="0" w:after="0" w:line="240" w:lineRule="auto"/>
-            </w:pPr>
-            <w:r>
-              <w:rPr>
-                <w:rFonts w:ascii="Times New Roman" w:hAnsi="Times New Roman"/>
-                <w:sz w:val="28"/>
-              </w:rPr>
-              <w:t xml:space="preserve"/>
-            </w:r>
-          </w:p>
-        </w:tc>
-        <w:tc>
-          <w:tcPr>
-            <w:tcW w:w="730" w:type="dxa"/>
-            <w:tcBorders>
-              <w:top w:val="single" w:sz="8" w:space="0" w:color="000000"/>
-              <w:left w:val="single" w:sz="8" w:space="0" w:color="000000"/>
-              <w:bottom w:val="single" w:sz="8" w:space="0" w:color="000000"/>
-              <w:right w:val="single" w:sz="8" w:space="0" w:color="000000"/>
-            </w:tcBorders>
-            <w:vAlign w:val="center"/>
-          </w:tcPr>
-          <w:p>
-            <w:pPr>
-              <w:jc w:val="center"/>
-              <w:spacing w:before="0" w:after="0" w:line="240" w:lineRule="auto"/>
-            </w:pPr>
-            <w:r>
-              <w:rPr>
-                <w:rFonts w:ascii="Times New Roman" w:hAnsi="Times New Roman"/>
-                <w:sz w:val="28"/>
-              </w:rPr>
-              <w:t xml:space="preserve"/>
-            </w:r>
-          </w:p>
-        </w:tc>
-        <w:tc>
-          <w:tcPr>
-            <w:tcW w:w="730" w:type="dxa"/>
-            <w:tcBorders>
-              <w:top w:val="single" w:sz="8" w:space="0" w:color="000000"/>
-              <w:left w:val="single" w:sz="8" w:space="0" w:color="000000"/>
-              <w:bottom w:val="single" w:sz="8" w:space="0" w:color="000000"/>
-              <w:right w:val="single" w:sz="8" w:space="0" w:color="000000"/>
-            </w:tcBorders>
-            <w:vAlign w:val="center"/>
-          </w:tcPr>
-          <w:p>
-            <w:pPr>
-              <w:jc w:val="center"/>
-              <w:spacing w:before="0" w:after="0" w:line="240" w:lineRule="auto"/>
-            </w:pPr>
-            <w:r>
-              <w:rPr>
-                <w:rFonts w:ascii="Times New Roman" w:hAnsi="Times New Roman"/>
-                <w:sz w:val="28"/>
-              </w:rPr>
-              <w:t xml:space="preserve"/>
-            </w:r>
-          </w:p>
-        </w:tc>
-        <w:tc>
-          <w:tcPr>
-            <w:tcW w:w="730" w:type="dxa"/>
-            <w:tcBorders>
-              <w:top w:val="single" w:sz="8" w:space="0" w:color="000000"/>
-              <w:left w:val="single" w:sz="8" w:space="0" w:color="000000"/>
-              <w:bottom w:val="single" w:sz="8" w:space="0" w:color="000000"/>
-              <w:right w:val="single" w:sz="8" w:space="0" w:color="000000"/>
-            </w:tcBorders>
-            <w:vAlign w:val="center"/>
-          </w:tcPr>
-          <w:p>
-            <w:pPr>
-              <w:jc w:val="center"/>
-              <w:spacing w:before="0" w:after="0" w:line="240" w:lineRule="auto"/>
-            </w:pPr>
-            <w:r>
-              <w:rPr>
-                <w:rFonts w:ascii="Times New Roman" w:hAnsi="Times New Roman"/>
-                <w:sz w:val="28"/>
-              </w:rPr>
+          <w:tcPr/>
+          <w:p>
+            <w:pPr>
+              <w:pStyle w:val="Compact"/>
+            </w:pPr>
+          </w:p>
+        </w:tc>
+        <w:tc>
+          <w:tcPr/>
+          <w:p>
+            <w:pPr>
+              <w:pStyle w:val="Compact"/>
+            </w:pPr>
+          </w:p>
+        </w:tc>
+        <w:tc>
+          <w:tcPr/>
+          <w:p>
+            <w:pPr>
+              <w:pStyle w:val="Compact"/>
+            </w:pPr>
+          </w:p>
+        </w:tc>
+        <w:tc>
+          <w:tcPr/>
+          <w:p>
+            <w:pPr>
+              <w:pStyle w:val="Compact"/>
+            </w:pPr>
+          </w:p>
+        </w:tc>
+        <w:tc>
+          <w:tcPr/>
+          <w:p>
+            <w:pPr>
+              <w:pStyle w:val="Compact"/>
+            </w:pPr>
+          </w:p>
+        </w:tc>
+        <w:tc>
+          <w:tcPr/>
+          <w:p>
+            <w:pPr>
+              <w:pStyle w:val="Compact"/>
+            </w:pPr>
+            <w:r>
               <w:t xml:space="preserve">●</w:t>
             </w:r>
           </w:p>
         </w:tc>
         <w:tc>
-          <w:tcPr>
-            <w:tcW w:w="730" w:type="dxa"/>
-            <w:tcBorders>
-              <w:top w:val="single" w:sz="8" w:space="0" w:color="000000"/>
-              <w:left w:val="single" w:sz="8" w:space="0" w:color="000000"/>
-              <w:bottom w:val="single" w:sz="8" w:space="0" w:color="000000"/>
-              <w:right w:val="single" w:sz="8" w:space="0" w:color="000000"/>
-            </w:tcBorders>
-            <w:vAlign w:val="center"/>
-          </w:tcPr>
-          <w:p>
-            <w:pPr>
-              <w:jc w:val="center"/>
-              <w:spacing w:before="0" w:after="0" w:line="240" w:lineRule="auto"/>
-            </w:pPr>
-            <w:r>
-              <w:rPr>
-                <w:rFonts w:ascii="Times New Roman" w:hAnsi="Times New Roman"/>
-                <w:sz w:val="28"/>
-              </w:rPr>
+          <w:tcPr/>
+          <w:p>
+            <w:pPr>
+              <w:pStyle w:val="Compact"/>
+            </w:pPr>
+            <w:r>
               <w:t xml:space="preserve">●</w:t>
             </w:r>
           </w:p>
@@ -15083,7 +11628,7 @@
     <w:bookmarkEnd w:id="156"/>
     <w:bookmarkEnd w:id="157"/>
     <w:bookmarkEnd w:id="158"/>
-    <w:bookmarkStart w:id="174" w:name="modelo-de-diseño"/>
+    <w:bookmarkStart w:id="179" w:name="modelo-de-diseño"/>
     <w:p>
       <w:pPr>
         <w:pStyle w:val="Heading1"/>
@@ -15108,7 +11653,7 @@
       <w:r>
         <w:drawing>
           <ns1:inline>
-            <ns1:extent cx="5334000" cy="288888"/>
+            <ns1:extent cx="5334000" cy="7604288"/>
             <ns1:effectExtent b="0" l="0" r="0" t="0"/>
             <ns1:docPr descr="" title="" id="160" name="Picture"/>
             <ns2:graphic>
@@ -15138,7 +11683,7 @@
                   <ns3:spPr bwMode="auto">
                     <ns2:xfrm>
                       <ns2:off x="0" y="0"/>
-                      <ns2:ext cx="5334000" cy="288888"/>
+                      <ns2:ext cx="5334000" cy="7604288"/>
                     </ns2:xfrm>
                     <ns2:prstGeom prst="rect">
                       <ns2:avLst/>
@@ -15158,13 +11703,13 @@
       </w:r>
     </w:p>
     <w:bookmarkEnd w:id="163"/>
-    <w:bookmarkStart w:id="168" w:name="diagrama-de-clases-persistentes"/>
+    <w:bookmarkStart w:id="168" w:name="X308607a33b2500f3a0265ec2dccfcaffe66d25c"/>
     <w:p>
       <w:pPr>
         <w:pStyle w:val="Heading2"/>
       </w:pPr>
       <w:r>
-        <w:t xml:space="preserve">Diagrama de Clases Persistentes</w:t>
+        <w:t xml:space="preserve">Diagrama de Actividades del Proceso Inicial del TFG</w:t>
       </w:r>
     </w:p>
     <w:p>
@@ -15174,14 +11719,14 @@
       <w:r>
         <w:drawing>
           <ns1:inline>
-            <ns1:extent cx="5334000" cy="2701849"/>
+            <ns1:extent cx="5334000" cy="20127795"/>
             <ns1:effectExtent b="0" l="0" r="0" t="0"/>
             <ns1:docPr descr="" title="" id="165" name="Picture"/>
             <ns2:graphic>
               <ns2:graphicData uri="http://schemas.openxmlformats.org/drawingml/2006/picture">
                 <ns3:pic>
                   <ns3:nvPicPr>
-                    <ns3:cNvPr descr="diagramas/23-clases-persistentes.svg" id="166" name="Picture"/>
+                    <ns3:cNvPr descr="diagramas/25-actividades-proceso-inicial-tfg.svg" id="166" name="Picture"/>
                     <ns3:cNvPicPr>
                       <ns2:picLocks noChangeArrowheads="1" noChangeAspect="1"/>
                     </ns3:cNvPicPr>
@@ -15194,6 +11739,72 @@
                         </ns2:ext>
                         <ns2:ext uri="{96DAC541-7B7A-43D3-8B79-37D633B846F1}">
                           <ns6:svgBlip ns4:embed="rId164"/>
+                        </ns2:ext>
+                      </ns2:extLst>
+                    </ns2:blip>
+                    <ns2:stretch>
+                      <ns2:fillRect/>
+                    </ns2:stretch>
+                  </ns3:blipFill>
+                  <ns3:spPr bwMode="auto">
+                    <ns2:xfrm>
+                      <ns2:off x="0" y="0"/>
+                      <ns2:ext cx="5334000" cy="20127795"/>
+                    </ns2:xfrm>
+                    <ns2:prstGeom prst="rect">
+                      <ns2:avLst/>
+                    </ns2:prstGeom>
+                    <ns2:noFill/>
+                    <ns2:ln w="9525">
+                      <ns2:noFill/>
+                      <ns2:headEnd/>
+                      <ns2:tailEnd/>
+                    </ns2:ln>
+                  </ns3:spPr>
+                </ns3:pic>
+              </ns2:graphicData>
+            </ns2:graphic>
+          </ns1:inline>
+        </w:drawing>
+      </w:r>
+    </w:p>
+    <w:bookmarkEnd w:id="168"/>
+    <w:bookmarkStart w:id="173" w:name="diagrama-de-clases-persistentes"/>
+    <w:p>
+      <w:pPr>
+        <w:pStyle w:val="Heading2"/>
+      </w:pPr>
+      <w:r>
+        <w:t xml:space="preserve">Diagrama de Clases Persistentes</w:t>
+      </w:r>
+    </w:p>
+    <w:p>
+      <w:pPr>
+        <w:pStyle w:val="FirstParagraph"/>
+      </w:pPr>
+      <w:r>
+        <w:drawing>
+          <ns1:inline>
+            <ns1:extent cx="5334000" cy="2701849"/>
+            <ns1:effectExtent b="0" l="0" r="0" t="0"/>
+            <ns1:docPr descr="" title="" id="170" name="Picture"/>
+            <ns2:graphic>
+              <ns2:graphicData uri="http://schemas.openxmlformats.org/drawingml/2006/picture">
+                <ns3:pic>
+                  <ns3:nvPicPr>
+                    <ns3:cNvPr descr="diagramas/23-clases-persistentes.svg" id="171" name="Picture"/>
+                    <ns3:cNvPicPr>
+                      <ns2:picLocks noChangeArrowheads="1" noChangeAspect="1"/>
+                    </ns3:cNvPicPr>
+                  </ns3:nvPicPr>
+                  <ns3:blipFill>
+                    <ns2:blip ns4:embed="rId172">
+                      <ns2:extLst>
+                        <ns2:ext uri="{28A0092B-C50C-407E-A947-70E740481C1C}">
+                          <ns5:useLocalDpi val="0"/>
+                        </ns2:ext>
+                        <ns2:ext uri="{96DAC541-7B7A-43D3-8B79-37D633B846F1}">
+                          <ns6:svgBlip ns4:embed="rId169"/>
                         </ns2:ext>
                       </ns2:extLst>
                     </ns2:blip>
@@ -15223,8 +11834,8 @@
         </w:drawing>
       </w:r>
     </w:p>
-    <w:bookmarkEnd w:id="168"/>
-    <w:bookmarkStart w:id="173" w:name="diagrama-de-entidad-relación"/>
+    <w:bookmarkEnd w:id="173"/>
+    <w:bookmarkStart w:id="178" w:name="diagrama-de-entidad-relación"/>
     <w:p>
       <w:pPr>
         <w:pStyle w:val="Heading2"/>
@@ -15242,24 +11853,24 @@
           <ns1:inline>
             <ns1:extent cx="5334000" cy="3720594"/>
             <ns1:effectExtent b="0" l="0" r="0" t="0"/>
-            <ns1:docPr descr="" title="" id="170" name="Picture"/>
+            <ns1:docPr descr="" title="" id="175" name="Picture"/>
             <ns2:graphic>
               <ns2:graphicData uri="http://schemas.openxmlformats.org/drawingml/2006/picture">
                 <ns3:pic>
                   <ns3:nvPicPr>
-                    <ns3:cNvPr descr="diagramas/24-entidad-relacion.svg" id="171" name="Picture"/>
+                    <ns3:cNvPr descr="diagramas/24-entidad-relacion.svg" id="176" name="Picture"/>
                     <ns3:cNvPicPr>
                       <ns2:picLocks noChangeArrowheads="1" noChangeAspect="1"/>
                     </ns3:cNvPicPr>
                   </ns3:nvPicPr>
                   <ns3:blipFill>
-                    <ns2:blip ns4:embed="rId172">
+                    <ns2:blip ns4:embed="rId177">
                       <ns2:extLst>
                         <ns2:ext uri="{28A0092B-C50C-407E-A947-70E740481C1C}">
                           <ns5:useLocalDpi val="0"/>
                         </ns2:ext>
                         <ns2:ext uri="{96DAC541-7B7A-43D3-8B79-37D633B846F1}">
-                          <ns6:svgBlip ns4:embed="rId169"/>
+                          <ns6:svgBlip ns4:embed="rId174"/>
                         </ns2:ext>
                       </ns2:extLst>
                     </ns2:blip>
@@ -15289,9 +11900,9 @@
         </w:drawing>
       </w:r>
     </w:p>
-    <w:bookmarkEnd w:id="173"/>
-    <w:bookmarkEnd w:id="174"/>
-    <w:bookmarkStart w:id="175" w:name="referencias"/>
+    <w:bookmarkEnd w:id="178"/>
+    <w:bookmarkEnd w:id="179"/>
+    <w:bookmarkStart w:id="180" w:name="referencias"/>
     <w:p>
       <w:pPr>
         <w:pStyle w:val="Heading1"/>
@@ -15375,7 +11986,7 @@
         <w:t xml:space="preserve">.</w:t>
       </w:r>
     </w:p>
-    <w:bookmarkEnd w:id="175"/>
+    <w:bookmarkEnd w:id="180"/>
     <w:sectPr>
       <w:headerReference ns4:id="rId9" w:type="default"/>
       <w:headerReference ns4:id="rId10" w:type="first"/>

--- a/tpf/Sebas Rojas - Is1 TPF Documentación - G11 completo.docx
+++ b/tpf/Sebas Rojas - Is1 TPF Documentación - G11 completo.docx
@@ -153,171 +153,169 @@
       </w:r>
     </w:p>
     <w:p>
-      <w:pPr>
-        <w:pStyle w:val="BodyText"/>
-      </w:pPr>
-      <w:r>
-        <w:rPr>
-          <w:b/>
-          <w:bCs/>
-        </w:rPr>
-        <w:t xml:space="preserve">Contenido</w:t>
-      </w:r>
-    </w:p>
-    <w:p>
-      <w:pPr>
-        <w:pStyle w:val="Compact"/>
-        <w:numPr>
-          <w:ilvl w:val="0"/>
-          <w:numId w:val="1001"/>
-        </w:numPr>
-      </w:pPr>
-      <w:r>
-        <w:t xml:space="preserve">Modelo de Análisis</w:t>
-      </w:r>
-    </w:p>
-    <w:p>
-      <w:pPr>
-        <w:pStyle w:val="Compact"/>
-        <w:numPr>
-          <w:ilvl w:val="1"/>
-          <w:numId w:val="1002"/>
-        </w:numPr>
-      </w:pPr>
-      <w:r>
-        <w:t xml:space="preserve">Requerimientos</w:t>
-      </w:r>
-    </w:p>
-    <w:p>
-      <w:pPr>
-        <w:pStyle w:val="Compact"/>
-        <w:numPr>
-          <w:ilvl w:val="1"/>
-          <w:numId w:val="1002"/>
-        </w:numPr>
-      </w:pPr>
-      <w:r>
-        <w:t xml:space="preserve">Identificación de Actores</w:t>
-      </w:r>
-    </w:p>
-    <w:p>
-      <w:pPr>
-        <w:pStyle w:val="Compact"/>
-        <w:numPr>
-          <w:ilvl w:val="1"/>
-          <w:numId w:val="1002"/>
-        </w:numPr>
-      </w:pPr>
-      <w:r>
-        <w:t xml:space="preserve">Diagrama de Casos de Uso</w:t>
-      </w:r>
-    </w:p>
-    <w:p>
-      <w:pPr>
-        <w:pStyle w:val="Compact"/>
-        <w:numPr>
-          <w:ilvl w:val="1"/>
-          <w:numId w:val="1002"/>
-        </w:numPr>
-      </w:pPr>
-      <w:r>
-        <w:t xml:space="preserve">Casos de Uso</w:t>
-      </w:r>
-    </w:p>
-    <w:p>
-      <w:pPr>
-        <w:pStyle w:val="Compact"/>
-        <w:numPr>
-          <w:ilvl w:val="1"/>
-          <w:numId w:val="1002"/>
-        </w:numPr>
-      </w:pPr>
-      <w:r>
-        <w:t xml:space="preserve">Matriz de Requerimientos vs Casos de Uso</w:t>
-      </w:r>
-    </w:p>
-    <w:p>
-      <w:pPr>
-        <w:pStyle w:val="Compact"/>
-        <w:numPr>
-          <w:ilvl w:val="1"/>
-          <w:numId w:val="1002"/>
-        </w:numPr>
-      </w:pPr>
-      <w:r>
-        <w:t xml:space="preserve">Microestudio formativo</w:t>
-      </w:r>
-    </w:p>
-    <w:p>
-      <w:pPr>
-        <w:pStyle w:val="Compact"/>
-        <w:numPr>
-          <w:ilvl w:val="0"/>
-          <w:numId w:val="1001"/>
-        </w:numPr>
-      </w:pPr>
-      <w:r>
-        <w:t xml:space="preserve">Modelo de Diseño</w:t>
-      </w:r>
-    </w:p>
-    <w:p>
-      <w:pPr>
-        <w:pStyle w:val="Compact"/>
-        <w:numPr>
-          <w:ilvl w:val="1"/>
-          <w:numId w:val="1003"/>
-        </w:numPr>
-      </w:pPr>
-      <w:r>
-        <w:t xml:space="preserve">Diagrama de Estados</w:t>
-      </w:r>
-    </w:p>
-    <w:p>
-      <w:pPr>
-        <w:pStyle w:val="Compact"/>
-        <w:numPr>
-          <w:ilvl w:val="1"/>
-          <w:numId w:val="1003"/>
-        </w:numPr>
-      </w:pPr>
-      <w:r>
-        <w:t xml:space="preserve">Diagrama de Actividades</w:t>
-      </w:r>
-    </w:p>
-    <w:p>
-      <w:pPr>
-        <w:pStyle w:val="Compact"/>
-        <w:numPr>
-          <w:ilvl w:val="1"/>
-          <w:numId w:val="1003"/>
-        </w:numPr>
-      </w:pPr>
-      <w:r>
-        <w:t xml:space="preserve">Diagrama de Clases Persistentes</w:t>
-      </w:r>
-    </w:p>
-    <w:p>
-      <w:pPr>
-        <w:pStyle w:val="Compact"/>
-        <w:numPr>
-          <w:ilvl w:val="1"/>
-          <w:numId w:val="1003"/>
-        </w:numPr>
-      </w:pPr>
-      <w:r>
-        <w:t xml:space="preserve">Diagrama de Entidad Relación</w:t>
-      </w:r>
-    </w:p>
-    <w:p>
-      <w:pPr>
-        <w:pStyle w:val="Compact"/>
-        <w:numPr>
-          <w:ilvl w:val="0"/>
-          <w:numId w:val="1001"/>
-        </w:numPr>
-      </w:pPr>
-      <w:r>
-        <w:t xml:space="preserve">Referencias</w:t>
+      <w:r>
+        <w:t>Modelo de Análisis</w:t>
+        <w:tab/>
+        <w:t>3</w:t>
+      </w:r>
+    </w:p>
+    <w:p>
+      <w:r>
+        <w:t>Requerimientos</w:t>
+        <w:tab/>
+        <w:t>3</w:t>
+      </w:r>
+    </w:p>
+    <w:p>
+      <w:r>
+        <w:t>Requerimientos Funcionales</w:t>
+        <w:tab/>
+        <w:t>3</w:t>
+      </w:r>
+    </w:p>
+    <w:p>
+      <w:r>
+        <w:t>Requerimientos No Funcionales</w:t>
+        <w:tab/>
+        <w:t>4</w:t>
+      </w:r>
+    </w:p>
+    <w:p>
+      <w:r>
+        <w:t>Identificación de Actores</w:t>
+        <w:tab/>
+        <w:t>4</w:t>
+      </w:r>
+    </w:p>
+    <w:p>
+      <w:r>
+        <w:t>Diagrama de Casos de Uso</w:t>
+        <w:tab/>
+        <w:t>6</w:t>
+      </w:r>
+    </w:p>
+    <w:p>
+      <w:r>
+        <w:t>Sistema …</w:t>
+        <w:tab/>
+        <w:t>6</w:t>
+      </w:r>
+    </w:p>
+    <w:p>
+      <w:r>
+        <w:t>Caso de Uso &lt;nombre&gt;</w:t>
+        <w:tab/>
+        <w:t>7</w:t>
+      </w:r>
+    </w:p>
+    <w:p>
+      <w:r>
+        <w:t>Especificación Caso de Uso</w:t>
+        <w:tab/>
+        <w:t>7</w:t>
+      </w:r>
+    </w:p>
+    <w:p>
+      <w:r>
+        <w:t>Diagrama de Clases del Caso de Uso</w:t>
+        <w:tab/>
+        <w:t>8</w:t>
+      </w:r>
+    </w:p>
+    <w:p>
+      <w:r>
+        <w:t>Diagrama de Interacción del Caso de Uso</w:t>
+        <w:tab/>
+        <w:t>8</w:t>
+      </w:r>
+    </w:p>
+    <w:p>
+      <w:r>
+        <w:t>Caso de Uso &lt;nombre&gt;</w:t>
+        <w:tab/>
+        <w:t>9</w:t>
+      </w:r>
+    </w:p>
+    <w:p>
+      <w:r>
+        <w:t>Especificación Caso de Uso</w:t>
+        <w:tab/>
+        <w:t>9</w:t>
+      </w:r>
+    </w:p>
+    <w:p>
+      <w:r>
+        <w:t>Diagrama de Clases del Caso de Uso</w:t>
+        <w:tab/>
+        <w:t>10</w:t>
+      </w:r>
+    </w:p>
+    <w:p>
+      <w:r>
+        <w:t>Diagrama de Interacción del Caso de Uso</w:t>
+        <w:tab/>
+        <w:t>11</w:t>
+      </w:r>
+    </w:p>
+    <w:p>
+      <w:r>
+        <w:t>Caso de Uso &lt;nombre&gt;</w:t>
+        <w:tab/>
+        <w:t>12</w:t>
+      </w:r>
+    </w:p>
+    <w:p>
+      <w:r>
+        <w:t>Especificación Caso de Uso</w:t>
+        <w:tab/>
+        <w:t>12</w:t>
+      </w:r>
+    </w:p>
+    <w:p>
+      <w:r>
+        <w:t>Diagrama de Clases del Caso de Uso</w:t>
+        <w:tab/>
+        <w:t>12</w:t>
+      </w:r>
+    </w:p>
+    <w:p>
+      <w:r>
+        <w:t>Diagrama de Interacción del Caso de Uso</w:t>
+        <w:tab/>
+        <w:t>12</w:t>
+      </w:r>
+    </w:p>
+    <w:p>
+      <w:r>
+        <w:t>Matriz de Requerimientos vs Casos de Uso</w:t>
+        <w:tab/>
+        <w:t>13</w:t>
+      </w:r>
+    </w:p>
+    <w:p>
+      <w:r>
+        <w:t>Modelo de Diseño</w:t>
+        <w:tab/>
+        <w:t>15</w:t>
+      </w:r>
+    </w:p>
+    <w:p>
+      <w:r>
+        <w:t>Diagrama de Clases Persistentes</w:t>
+        <w:tab/>
+        <w:t>15</w:t>
+      </w:r>
+    </w:p>
+    <w:p>
+      <w:r>
+        <w:t>Diagrama de Entidad Relación</w:t>
+        <w:tab/>
+        <w:t>15</w:t>
+      </w:r>
+    </w:p>
+    <w:p>
+      <w:r>
+        <w:t>Referencias</w:t>
       </w:r>
     </w:p>
     <w:p>
@@ -2419,7 +2417,7 @@
         <w:pStyle w:val="Compact"/>
         <w:numPr>
           <w:ilvl w:val="0"/>
-          <w:numId w:val="1004"/>
+          <w:numId w:val="1001"/>
         </w:numPr>
       </w:pPr>
       <w:r>
@@ -3121,7 +3119,7 @@
         <w:pStyle w:val="Compact"/>
         <w:numPr>
           <w:ilvl w:val="0"/>
-          <w:numId w:val="1005"/>
+          <w:numId w:val="1002"/>
         </w:numPr>
       </w:pPr>
       <w:r>
@@ -3133,7 +3131,7 @@
         <w:pStyle w:val="Compact"/>
         <w:numPr>
           <w:ilvl w:val="0"/>
-          <w:numId w:val="1005"/>
+          <w:numId w:val="1002"/>
         </w:numPr>
       </w:pPr>
       <w:r>
@@ -3835,7 +3833,7 @@
         <w:pStyle w:val="Compact"/>
         <w:numPr>
           <w:ilvl w:val="0"/>
-          <w:numId w:val="1006"/>
+          <w:numId w:val="1003"/>
         </w:numPr>
       </w:pPr>
       <w:r>
@@ -4537,7 +4535,7 @@
         <w:pStyle w:val="Compact"/>
         <w:numPr>
           <w:ilvl w:val="0"/>
-          <w:numId w:val="1007"/>
+          <w:numId w:val="1004"/>
         </w:numPr>
       </w:pPr>
       <w:r>
@@ -4549,7 +4547,7 @@
         <w:pStyle w:val="Compact"/>
         <w:numPr>
           <w:ilvl w:val="0"/>
-          <w:numId w:val="1007"/>
+          <w:numId w:val="1004"/>
         </w:numPr>
       </w:pPr>
       <w:r>
@@ -5250,7 +5248,7 @@
         <w:pStyle w:val="Compact"/>
         <w:numPr>
           <w:ilvl w:val="0"/>
-          <w:numId w:val="1008"/>
+          <w:numId w:val="1005"/>
         </w:numPr>
       </w:pPr>
       <w:r>
@@ -5952,7 +5950,7 @@
         <w:pStyle w:val="Compact"/>
         <w:numPr>
           <w:ilvl w:val="0"/>
-          <w:numId w:val="1009"/>
+          <w:numId w:val="1006"/>
         </w:numPr>
       </w:pPr>
       <w:r>
@@ -6654,7 +6652,7 @@
         <w:pStyle w:val="Compact"/>
         <w:numPr>
           <w:ilvl w:val="0"/>
-          <w:numId w:val="1010"/>
+          <w:numId w:val="1007"/>
         </w:numPr>
       </w:pPr>
       <w:r>
@@ -7356,7 +7354,7 @@
         <w:pStyle w:val="Compact"/>
         <w:numPr>
           <w:ilvl w:val="0"/>
-          <w:numId w:val="1011"/>
+          <w:numId w:val="1008"/>
         </w:numPr>
       </w:pPr>
       <w:r>
@@ -8026,7 +8024,7 @@
         <w:pStyle w:val="Compact"/>
         <w:numPr>
           <w:ilvl w:val="0"/>
-          <w:numId w:val="1012"/>
+          <w:numId w:val="1009"/>
         </w:numPr>
       </w:pPr>
       <w:r>
@@ -8728,7 +8726,7 @@
         <w:pStyle w:val="Compact"/>
         <w:numPr>
           <w:ilvl w:val="0"/>
-          <w:numId w:val="1013"/>
+          <w:numId w:val="1010"/>
         </w:numPr>
       </w:pPr>
       <w:r>
@@ -11916,7 +11914,7 @@
         <w:pStyle w:val="Compact"/>
         <w:numPr>
           <w:ilvl w:val="0"/>
-          <w:numId w:val="1014"/>
+          <w:numId w:val="1011"/>
         </w:numPr>
       </w:pPr>
       <w:r>
@@ -11941,7 +11939,7 @@
         <w:pStyle w:val="Compact"/>
         <w:numPr>
           <w:ilvl w:val="0"/>
-          <w:numId w:val="1014"/>
+          <w:numId w:val="1011"/>
         </w:numPr>
       </w:pPr>
       <w:r>
@@ -11966,7 +11964,7 @@
         <w:pStyle w:val="Compact"/>
         <w:numPr>
           <w:ilvl w:val="0"/>
-          <w:numId w:val="1014"/>
+          <w:numId w:val="1011"/>
         </w:numPr>
       </w:pPr>
       <w:r>
@@ -12667,15 +12665,6 @@
     <w:abstractNumId w:val="991"/>
   </w:num>
   <w:num w:numId="1011">
-    <w:abstractNumId w:val="991"/>
-  </w:num>
-  <w:num w:numId="1012">
-    <w:abstractNumId w:val="991"/>
-  </w:num>
-  <w:num w:numId="1013">
-    <w:abstractNumId w:val="991"/>
-  </w:num>
-  <w:num w:numId="1014">
     <w:abstractNumId w:val="991"/>
   </w:num>
 </w:numbering>
